--- a/00-首页/题组Word/初赛模拟卷/初赛模拟卷VII（非有机·答案版）.docx
+++ b/00-首页/题组Word/初赛模拟卷/初赛模拟卷VII（非有机·答案版）.docx
@@ -55,6 +55,7 @@
     <w:p>
       <w:pPr>
         <w:pStyle w:val="BlockText"/>
+        <w:ind w:firstLine="420"/>
       </w:pPr>
       <w:r>
         <w:rPr>
@@ -893,6 +894,7 @@
     <w:p>
       <w:pPr>
         <w:pStyle w:val="BlockText"/>
+        <w:ind w:firstLine="420"/>
       </w:pPr>
       <w:r>
         <w:rPr>
@@ -994,6 +996,7 @@
     <w:p>
       <w:pPr>
         <w:pStyle w:val="FirstParagraph"/>
+        <w:ind w:firstLine="420"/>
       </w:pPr>
       <w:r>
         <w:rPr>
@@ -1169,6 +1172,7 @@
     <w:p>
       <w:pPr>
         <w:pStyle w:val="BodyText"/>
+        <w:ind w:firstLine="420"/>
       </w:pPr>
       <w:r>
         <w:rPr>
@@ -1348,6 +1352,7 @@
     <w:p>
       <w:pPr>
         <w:pStyle w:val="BodyText"/>
+        <w:ind w:firstLine="420"/>
       </w:pPr>
       <w:r>
         <w:rPr>
@@ -1377,6 +1382,7 @@
     <w:p>
       <w:pPr>
         <w:pStyle w:val="BodyText"/>
+        <w:ind w:firstLine="420"/>
       </w:pPr>
       <w:r>
         <w:rPr>
@@ -1444,6 +1450,7 @@
     <w:p>
       <w:pPr>
         <w:pStyle w:val="BodyText"/>
+        <w:ind w:firstLine="420"/>
       </w:pPr>
       <w:r>
         <w:rPr>
@@ -1514,6 +1521,7 @@
           <w:ilvl w:val="0"/>
           <w:numId w:val="1001"/>
         </w:numPr>
+        <w:ind w:firstLine="420"/>
       </w:pPr>
       <w:r>
         <w:rPr>
@@ -1535,6 +1543,7 @@
           <w:numId w:val="1001"/>
         </w:numPr>
         <w:spacing w:after="80"/>
+        <w:ind w:firstLine="420"/>
       </w:pPr>
       <w:r>
         <w:rPr>
@@ -1578,6 +1587,15 @@
         <w:tblStyle w:val="Table"/>
         <w:tblW w:type="auto" w:w="0"/>
         <w:tblLook w:firstRow="1" w:lastRow="0" w:firstColumn="0" w:lastColumn="0" w:noHBand="0" w:noVBand="0" w:val="0020"/>
+        <w:jc w:val="center"/>
+        <w:tblBorders>
+          <w:top w:val="single" w:sz="12" w:space="0" w:color="333333"/>
+          <w:bottom w:val="single" w:sz="12" w:space="0" w:color="333333"/>
+          <w:left w:val="none"/>
+          <w:right w:val="none"/>
+          <w:insideH w:val="none"/>
+          <w:insideV w:val="none"/>
+        </w:tblBorders>
       </w:tblPr>
       <w:tblGrid>
         <w:gridCol w:w="2640"/>
@@ -1589,7 +1607,11 @@
           <w:tblHeader w:val="on"/>
         </w:trPr>
         <w:tc>
-          <w:tcPr/>
+          <w:tcPr>
+            <w:tcBorders>
+              <w:bottom w:val="single" w:sz="6" w:space="0" w:color="333333"/>
+            </w:tcBorders>
+          </w:tcPr>
           <w:p>
             <w:pPr>
               <w:pStyle w:val="Compact"/>
@@ -1605,7 +1627,11 @@
           </w:p>
         </w:tc>
         <w:tc>
-          <w:tcPr/>
+          <w:tcPr>
+            <w:tcBorders>
+              <w:bottom w:val="single" w:sz="6" w:space="0" w:color="333333"/>
+            </w:tcBorders>
+          </w:tcPr>
           <w:p>
             <w:pPr>
               <w:pStyle w:val="Compact"/>
@@ -1621,7 +1647,11 @@
           </w:p>
         </w:tc>
         <w:tc>
-          <w:tcPr/>
+          <w:tcPr>
+            <w:tcBorders>
+              <w:bottom w:val="single" w:sz="6" w:space="0" w:color="333333"/>
+            </w:tcBorders>
+          </w:tcPr>
           <w:p>
             <w:pPr>
               <w:pStyle w:val="Compact"/>
@@ -2095,6 +2125,7 @@
       <w:pPr>
         <w:pStyle w:val="BodyText"/>
         <w:spacing w:before="120"/>
+        <w:ind w:firstLine="420"/>
       </w:pPr>
       <w:r>
         <w:rPr>
@@ -2162,6 +2193,7 @@
     <w:p>
       <w:pPr>
         <w:pStyle w:val="BodyText"/>
+        <w:ind w:firstLine="420"/>
       </w:pPr>
       <w:r>
         <w:rPr>
@@ -2636,6 +2668,7 @@
     <w:p>
       <w:pPr>
         <w:pStyle w:val="BodyText"/>
+        <w:ind w:firstLine="420"/>
       </w:pPr>
       <w:r>
         <w:rPr>
@@ -2773,6 +2806,7 @@
           <w:ilvl w:val="0"/>
           <w:numId w:val="1002"/>
         </w:numPr>
+        <w:ind w:firstLine="420"/>
       </w:pPr>
       <w:r>
         <w:rPr>
@@ -2830,6 +2864,7 @@
           <w:ilvl w:val="0"/>
           <w:numId w:val="1002"/>
         </w:numPr>
+        <w:ind w:firstLine="420"/>
       </w:pPr>
       <w:r>
         <w:rPr>
@@ -2908,6 +2943,7 @@
     <w:p>
       <w:pPr>
         <w:pStyle w:val="FirstParagraph"/>
+        <w:ind w:firstLine="420"/>
       </w:pPr>
       <w:r>
         <w:rPr>
@@ -3060,6 +3096,7 @@
     <w:p>
       <w:pPr>
         <w:pStyle w:val="BodyText"/>
+        <w:ind w:firstLine="420"/>
       </w:pPr>
       <w:r>
         <w:rPr>
@@ -3081,6 +3118,7 @@
           <w:ilvl w:val="0"/>
           <w:numId w:val="1003"/>
         </w:numPr>
+        <w:ind w:firstLine="420"/>
       </w:pPr>
       <w:r>
         <w:rPr>
@@ -3640,6 +3678,7 @@
     <w:p>
       <w:pPr>
         <w:pStyle w:val="FirstParagraph"/>
+        <w:ind w:firstLine="420"/>
       </w:pPr>
       <w:r>
         <w:rPr>
@@ -3742,6 +3781,7 @@
           <w:ilvl w:val="0"/>
           <w:numId w:val="1004"/>
         </w:numPr>
+        <w:ind w:firstLine="420"/>
       </w:pPr>
       <w:r>
         <w:rPr>
@@ -3934,6 +3974,7 @@
           <w:ilvl w:val="0"/>
           <w:numId w:val="1004"/>
         </w:numPr>
+        <w:ind w:firstLine="420"/>
       </w:pPr>
       <w:r>
         <w:rPr>
@@ -4075,6 +4116,7 @@
     <w:p>
       <w:pPr>
         <w:pStyle w:val="FirstParagraph"/>
+        <w:ind w:firstLine="420"/>
       </w:pPr>
       <w:r>
         <w:rPr>
@@ -4234,6 +4276,7 @@
           <w:ilvl w:val="0"/>
           <w:numId w:val="1005"/>
         </w:numPr>
+        <w:ind w:firstLine="420"/>
       </w:pPr>
       <w:r>
         <w:rPr>
@@ -4791,6 +4834,7 @@
     <w:p>
       <w:pPr>
         <w:pStyle w:val="FirstParagraph"/>
+        <w:ind w:firstLine="420"/>
       </w:pPr>
       <w:r>
         <w:rPr>
@@ -4862,6 +4906,7 @@
     <w:p>
       <w:pPr>
         <w:pStyle w:val="BodyText"/>
+        <w:ind w:firstLine="420"/>
       </w:pPr>
       <w:r>
         <w:rPr>
@@ -5092,6 +5137,7 @@
     <w:p>
       <w:pPr>
         <w:pStyle w:val="FirstParagraph"/>
+        <w:ind w:firstLine="420"/>
       </w:pPr>
       <w:r>
         <w:rPr>
@@ -5283,6 +5329,7 @@
     <w:p>
       <w:pPr>
         <w:pStyle w:val="BodyText"/>
+        <w:ind w:firstLine="420"/>
       </w:pPr>
       <w:r>
         <w:rPr>
@@ -5429,6 +5476,7 @@
     <w:p>
       <w:pPr>
         <w:pStyle w:val="BodyText"/>
+        <w:ind w:firstLine="420"/>
       </w:pPr>
       <w:r>
         <w:rPr>
@@ -5912,6 +5960,7 @@
     <w:p>
       <w:pPr>
         <w:pStyle w:val="BodyText"/>
+        <w:ind w:firstLine="420"/>
       </w:pPr>
       <w:r>
         <w:rPr>
@@ -6270,6 +6319,7 @@
     <w:p>
       <w:pPr>
         <w:pStyle w:val="FirstParagraph"/>
+        <w:ind w:firstLine="420"/>
       </w:pPr>
       <w:r>
         <w:rPr>
@@ -6340,6 +6390,7 @@
           <w:ilvl w:val="0"/>
           <w:numId w:val="1006"/>
         </w:numPr>
+        <w:ind w:firstLine="420"/>
       </w:pPr>
       <w:r>
         <w:rPr>
@@ -6596,6 +6647,7 @@
     <w:p>
       <w:pPr>
         <w:pStyle w:val="FirstParagraph"/>
+        <w:ind w:firstLine="420"/>
       </w:pPr>
       <w:r>
         <w:rPr>
@@ -6704,6 +6756,7 @@
     <w:p>
       <w:pPr>
         <w:pStyle w:val="BlockText"/>
+        <w:ind w:firstLine="420"/>
       </w:pPr>
       <w:r>
         <w:rPr>
@@ -6806,6 +6859,7 @@
       <w:pPr>
         <w:pStyle w:val="FirstParagraph"/>
         <w:spacing w:after="80"/>
+        <w:ind w:firstLine="420"/>
       </w:pPr>
       <w:r>
         <w:rPr>
@@ -6843,6 +6897,15 @@
         <w:tblStyle w:val="Table"/>
         <w:tblW w:type="auto" w:w="0"/>
         <w:tblLook w:firstRow="1" w:lastRow="0" w:firstColumn="0" w:lastColumn="0" w:noHBand="0" w:noVBand="0" w:val="0020"/>
+        <w:jc w:val="center"/>
+        <w:tblBorders>
+          <w:top w:val="single" w:sz="12" w:space="0" w:color="333333"/>
+          <w:bottom w:val="single" w:sz="12" w:space="0" w:color="333333"/>
+          <w:left w:val="none"/>
+          <w:right w:val="none"/>
+          <w:insideH w:val="none"/>
+          <w:insideV w:val="none"/>
+        </w:tblBorders>
       </w:tblPr>
       <w:tblGrid>
         <w:gridCol w:w="1584"/>
@@ -6856,7 +6919,11 @@
           <w:tblHeader w:val="on"/>
         </w:trPr>
         <w:tc>
-          <w:tcPr/>
+          <w:tcPr>
+            <w:tcBorders>
+              <w:bottom w:val="single" w:sz="6" w:space="0" w:color="333333"/>
+            </w:tcBorders>
+          </w:tcPr>
           <w:p>
             <w:pPr>
               <w:pStyle w:val="Compact"/>
@@ -6865,7 +6932,11 @@
           </w:p>
         </w:tc>
         <w:tc>
-          <w:tcPr/>
+          <w:tcPr>
+            <w:tcBorders>
+              <w:bottom w:val="single" w:sz="6" w:space="0" w:color="333333"/>
+            </w:tcBorders>
+          </w:tcPr>
           <w:p>
             <w:pPr>
               <w:pStyle w:val="Compact"/>
@@ -6889,7 +6960,11 @@
           </w:p>
         </w:tc>
         <w:tc>
-          <w:tcPr/>
+          <w:tcPr>
+            <w:tcBorders>
+              <w:bottom w:val="single" w:sz="6" w:space="0" w:color="333333"/>
+            </w:tcBorders>
+          </w:tcPr>
           <w:p>
             <w:pPr>
               <w:pStyle w:val="Compact"/>
@@ -6913,7 +6988,11 @@
           </w:p>
         </w:tc>
         <w:tc>
-          <w:tcPr/>
+          <w:tcPr>
+            <w:tcBorders>
+              <w:bottom w:val="single" w:sz="6" w:space="0" w:color="333333"/>
+            </w:tcBorders>
+          </w:tcPr>
           <w:p>
             <w:pPr>
               <w:pStyle w:val="Compact"/>
@@ -6929,7 +7008,11 @@
           </w:p>
         </w:tc>
         <w:tc>
-          <w:tcPr/>
+          <w:tcPr>
+            <w:tcBorders>
+              <w:bottom w:val="single" w:sz="6" w:space="0" w:color="333333"/>
+            </w:tcBorders>
+          </w:tcPr>
           <w:p>
             <w:pPr>
               <w:pStyle w:val="Compact"/>
@@ -7104,6 +7187,7 @@
       <w:pPr>
         <w:pStyle w:val="BodyText"/>
         <w:spacing w:before="120"/>
+        <w:ind w:firstLine="420"/>
       </w:pPr>
       <w:r>
         <w:rPr>
@@ -7377,6 +7461,7 @@
     <w:p>
       <w:pPr>
         <w:pStyle w:val="FirstParagraph"/>
+        <w:ind w:firstLine="420"/>
       </w:pPr>
       <w:r>
         <w:rPr>
@@ -7509,6 +7594,7 @@
     <w:p>
       <w:pPr>
         <w:pStyle w:val="BlockText"/>
+        <w:ind w:firstLine="420"/>
       </w:pPr>
       <w:r>
         <w:rPr>
@@ -7586,6 +7672,7 @@
     <w:p>
       <w:pPr>
         <w:pStyle w:val="FirstParagraph"/>
+        <w:ind w:firstLine="420"/>
       </w:pPr>
       <w:r>
         <w:rPr>
@@ -7717,6 +7804,7 @@
     <w:p>
       <w:pPr>
         <w:pStyle w:val="BodyText"/>
+        <w:ind w:firstLine="420"/>
       </w:pPr>
       <w:r>
         <w:rPr>
@@ -7752,6 +7840,7 @@
     <w:p>
       <w:pPr>
         <w:pStyle w:val="BodyText"/>
+        <w:ind w:firstLine="420"/>
       </w:pPr>
       <w:r>
         <w:rPr>
@@ -7787,6 +7876,7 @@
     <w:p>
       <w:pPr>
         <w:pStyle w:val="BodyText"/>
+        <w:ind w:firstLine="420"/>
       </w:pPr>
       <w:r>
         <w:rPr>
@@ -7916,6 +8006,7 @@
     <w:p>
       <w:pPr>
         <w:pStyle w:val="BodyText"/>
+        <w:ind w:firstLine="420"/>
       </w:pPr>
       <w:r>
         <w:rPr>
@@ -7945,6 +8036,7 @@
     <w:p>
       <w:pPr>
         <w:pStyle w:val="BodyText"/>
+        <w:ind w:firstLine="420"/>
       </w:pPr>
       <w:r>
         <w:rPr>
@@ -7980,6 +8072,7 @@
     <w:p>
       <w:pPr>
         <w:pStyle w:val="BodyText"/>
+        <w:ind w:firstLine="420"/>
       </w:pPr>
       <w:r>
         <w:rPr>
@@ -8027,6 +8120,7 @@
     <w:p>
       <w:pPr>
         <w:pStyle w:val="BodyText"/>
+        <w:ind w:firstLine="420"/>
       </w:pPr>
       <w:r>
         <w:rPr>
@@ -8117,6 +8211,7 @@
     <w:p>
       <w:pPr>
         <w:pStyle w:val="BodyText"/>
+        <w:ind w:firstLine="420"/>
       </w:pPr>
       <w:r>
         <w:rPr>
@@ -8447,6 +8542,7 @@
     <w:p>
       <w:pPr>
         <w:pStyle w:val="BodyText"/>
+        <w:ind w:firstLine="420"/>
       </w:pPr>
       <w:r>
         <w:rPr>
@@ -8488,6 +8584,7 @@
     <w:p>
       <w:pPr>
         <w:pStyle w:val="BodyText"/>
+        <w:ind w:firstLine="420"/>
       </w:pPr>
       <w:r>
         <w:rPr>
@@ -8664,6 +8761,7 @@
           <w:ilvl w:val="0"/>
           <w:numId w:val="1007"/>
         </w:numPr>
+        <w:ind w:firstLine="420"/>
       </w:pPr>
       <w:r>
         <w:rPr>
@@ -8696,6 +8794,7 @@
           <w:ilvl w:val="0"/>
           <w:numId w:val="1007"/>
         </w:numPr>
+        <w:ind w:firstLine="420"/>
       </w:pPr>
       <w:r>
         <w:rPr>
@@ -8939,6 +9038,7 @@
     <w:p>
       <w:pPr>
         <w:pStyle w:val="BodyText"/>
+        <w:ind w:firstLine="420"/>
       </w:pPr>
       <w:r>
         <w:rPr>
@@ -9050,6 +9150,7 @@
     <w:p>
       <w:pPr>
         <w:pStyle w:val="BodyText"/>
+        <w:ind w:firstLine="420"/>
       </w:pPr>
       <w:r>
         <w:rPr>
@@ -9173,6 +9274,7 @@
     <w:p>
       <w:pPr>
         <w:pStyle w:val="BodyText"/>
+        <w:ind w:firstLine="420"/>
       </w:pPr>
       <w:r>
         <w:rPr>
@@ -9208,6 +9310,7 @@
     <w:p>
       <w:pPr>
         <w:pStyle w:val="BodyText"/>
+        <w:ind w:firstLine="420"/>
       </w:pPr>
       <w:r>
         <w:rPr>
@@ -9404,6 +9507,7 @@
     <w:p>
       <w:pPr>
         <w:pStyle w:val="BodyText"/>
+        <w:ind w:firstLine="420"/>
       </w:pPr>
       <m:oMath>
         <m:oMathPr>
@@ -9690,6 +9794,7 @@
     <w:p>
       <w:pPr>
         <w:pStyle w:val="BodyText"/>
+        <w:ind w:firstLine="420"/>
       </w:pPr>
       <w:r>
         <w:rPr>
@@ -9969,6 +10074,7 @@
     <w:p>
       <w:pPr>
         <w:pStyle w:val="BodyText"/>
+        <w:ind w:firstLine="420"/>
       </w:pPr>
       <w:r>
         <w:rPr>
@@ -10241,6 +10347,7 @@
     <w:p>
       <w:pPr>
         <w:pStyle w:val="FirstParagraph"/>
+        <w:ind w:firstLine="420"/>
       </w:pPr>
       <m:oMath>
         <m:oMathPr>
@@ -10403,6 +10510,7 @@
     <w:p>
       <w:pPr>
         <w:pStyle w:val="BodyText"/>
+        <w:ind w:firstLine="420"/>
       </w:pPr>
       <w:r>
         <w:rPr>
@@ -10544,6 +10652,7 @@
     <w:p>
       <w:pPr>
         <w:pStyle w:val="BodyText"/>
+        <w:ind w:firstLine="420"/>
       </w:pPr>
       <w:r>
         <w:rPr>
@@ -10961,6 +11070,7 @@
     <w:p>
       <w:pPr>
         <w:pStyle w:val="BlockText"/>
+        <w:ind w:firstLine="420"/>
       </w:pPr>
       <w:r>
         <w:rPr>
@@ -11044,6 +11154,7 @@
     <w:p>
       <w:pPr>
         <w:pStyle w:val="FirstParagraph"/>
+        <w:ind w:firstLine="420"/>
       </w:pPr>
       <w:r>
         <w:rPr>
@@ -11342,6 +11453,7 @@
           <w:ilvl w:val="0"/>
           <w:numId w:val="1008"/>
         </w:numPr>
+        <w:ind w:firstLine="420"/>
       </w:pPr>
       <w:r>
         <w:rPr>
@@ -11374,6 +11486,7 @@
           <w:ilvl w:val="0"/>
           <w:numId w:val="1008"/>
         </w:numPr>
+        <w:ind w:firstLine="420"/>
       </w:pPr>
       <w:r>
         <w:rPr>
@@ -11412,6 +11525,7 @@
           <w:ilvl w:val="0"/>
           <w:numId w:val="1008"/>
         </w:numPr>
+        <w:ind w:firstLine="420"/>
       </w:pPr>
       <w:r>
         <w:rPr>
@@ -11528,6 +11642,7 @@
           <w:ilvl w:val="0"/>
           <w:numId w:val="1008"/>
         </w:numPr>
+        <w:ind w:firstLine="420"/>
       </w:pPr>
       <w:r>
         <w:rPr>
@@ -11674,6 +11789,7 @@
           <w:ilvl w:val="0"/>
           <w:numId w:val="1008"/>
         </w:numPr>
+        <w:ind w:firstLine="420"/>
       </w:pPr>
       <w:r>
         <w:rPr>
@@ -12098,6 +12214,7 @@
           <w:ilvl w:val="0"/>
           <w:numId w:val="1009"/>
         </w:numPr>
+        <w:ind w:firstLine="420"/>
       </w:pPr>
       <w:r>
         <w:rPr>
@@ -12169,6 +12286,7 @@
     <w:p>
       <w:pPr>
         <w:pStyle w:val="FirstParagraph"/>
+        <w:ind w:firstLine="420"/>
       </w:pPr>
       <w:r>
         <w:rPr>
@@ -13084,6 +13202,7 @@
           <w:ilvl w:val="0"/>
           <w:numId w:val="1012"/>
         </w:numPr>
+        <w:ind w:firstLine="420"/>
       </w:pPr>
       <w:r>
         <w:rPr>
@@ -13277,6 +13396,7 @@
     <w:p>
       <w:pPr>
         <w:pStyle w:val="FirstParagraph"/>
+        <w:ind w:firstLine="420"/>
       </w:pPr>
       <m:oMath>
         <m:r>
@@ -13386,6 +13506,7 @@
     <w:p>
       <w:pPr>
         <w:pStyle w:val="BodyText"/>
+        <w:ind w:firstLine="420"/>
       </w:pPr>
       <m:oMath>
         <m:oMathPr>
@@ -13549,6 +13670,7 @@
     <w:p>
       <w:pPr>
         <w:pStyle w:val="BodyText"/>
+        <w:ind w:firstLine="420"/>
       </w:pPr>
       <w:r>
         <w:rPr>
@@ -13869,6 +13991,7 @@
     <w:p>
       <w:pPr>
         <w:pStyle w:val="BlockText"/>
+        <w:ind w:firstLine="420"/>
       </w:pPr>
       <w:r>
         <w:rPr>
@@ -13946,6 +14069,7 @@
     <w:p>
       <w:pPr>
         <w:pStyle w:val="FirstParagraph"/>
+        <w:ind w:firstLine="420"/>
       </w:pPr>
       <w:r>
         <w:rPr>
@@ -14492,6 +14616,7 @@
           <w:ilvl w:val="0"/>
           <w:numId w:val="1013"/>
         </w:numPr>
+        <w:ind w:firstLine="420"/>
       </w:pPr>
       <w:r>
         <w:rPr>
@@ -14548,6 +14673,7 @@
           <w:ilvl w:val="0"/>
           <w:numId w:val="1013"/>
         </w:numPr>
+        <w:ind w:firstLine="420"/>
       </w:pPr>
       <w:r>
         <w:rPr>
@@ -14578,6 +14704,7 @@
     <w:p>
       <w:pPr>
         <w:pStyle w:val="FirstParagraph"/>
+        <w:ind w:firstLine="420"/>
       </w:pPr>
       <w:r>
         <w:rPr>
@@ -14719,6 +14846,7 @@
     <w:p>
       <w:pPr>
         <w:pStyle w:val="BodyText"/>
+        <w:ind w:firstLine="420"/>
       </w:pPr>
       <w:r>
         <w:rPr>
@@ -15677,6 +15805,7 @@
     <w:p>
       <w:pPr>
         <w:pStyle w:val="BodyText"/>
+        <w:ind w:firstLine="420"/>
       </w:pPr>
       <w:r>
         <w:rPr>
@@ -15803,6 +15932,7 @@
     <w:p>
       <w:pPr>
         <w:pStyle w:val="BlockText"/>
+        <w:ind w:firstLine="420"/>
       </w:pPr>
       <w:r>
         <w:rPr>
@@ -15904,6 +16034,7 @@
     <w:p>
       <w:pPr>
         <w:pStyle w:val="FirstParagraph"/>
+        <w:ind w:firstLine="420"/>
       </w:pPr>
       <w:r>
         <w:rPr>
@@ -16301,6 +16432,7 @@
     <w:p>
       <w:pPr>
         <w:pStyle w:val="BodyText"/>
+        <w:ind w:firstLine="420"/>
       </w:pPr>
       <w:r>
         <w:rPr>
@@ -17134,6 +17266,7 @@
     <w:p>
       <w:pPr>
         <w:pStyle w:val="BodyText"/>
+        <w:ind w:firstLine="420"/>
       </w:pPr>
       <w:r>
         <w:rPr>
@@ -17247,6 +17380,7 @@
     <w:p>
       <w:pPr>
         <w:pStyle w:val="BodyText"/>
+        <w:ind w:firstLine="420"/>
       </w:pPr>
       <w:r>
         <w:rPr>
@@ -17264,6 +17398,7 @@
     <w:p>
       <w:pPr>
         <w:pStyle w:val="BodyText"/>
+        <w:ind w:firstLine="420"/>
       </w:pPr>
       <w:r>
         <w:rPr>
@@ -17311,6 +17446,7 @@
     <w:p>
       <w:pPr>
         <w:pStyle w:val="BodyText"/>
+        <w:ind w:firstLine="420"/>
       </w:pPr>
       <w:r>
         <w:rPr>
@@ -17460,6 +17596,7 @@
     <w:p>
       <w:pPr>
         <w:pStyle w:val="BodyText"/>
+        <w:ind w:firstLine="420"/>
       </w:pPr>
       <w:r>
         <w:rPr>
@@ -17507,6 +17644,7 @@
     <w:p>
       <w:pPr>
         <w:pStyle w:val="BodyText"/>
+        <w:ind w:firstLine="420"/>
       </w:pPr>
       <w:r>
         <w:rPr>
@@ -17680,6 +17818,7 @@
     <w:p>
       <w:pPr>
         <w:pStyle w:val="BodyText"/>
+        <w:ind w:firstLine="420"/>
       </w:pPr>
       <w:r>
         <w:rPr>
@@ -17715,6 +17854,7 @@
     <w:p>
       <w:pPr>
         <w:pStyle w:val="BodyText"/>
+        <w:ind w:firstLine="420"/>
       </w:pPr>
       <w:r>
         <w:rPr>
@@ -17800,6 +17940,7 @@
     <w:p>
       <w:pPr>
         <w:pStyle w:val="BodyText"/>
+        <w:ind w:firstLine="420"/>
       </w:pPr>
       <w:r>
         <w:rPr>
@@ -17847,6 +17988,7 @@
     <w:p>
       <w:pPr>
         <w:pStyle w:val="BodyText"/>
+        <w:ind w:firstLine="420"/>
       </w:pPr>
       <w:r>
         <w:rPr>
@@ -17915,6 +18057,7 @@
     <w:p>
       <w:pPr>
         <w:pStyle w:val="FirstParagraph"/>
+        <w:ind w:firstLine="420"/>
       </w:pPr>
       <w:r>
         <w:rPr>
@@ -18067,6 +18210,7 @@
     <w:p>
       <w:pPr>
         <w:pStyle w:val="BodyText"/>
+        <w:ind w:firstLine="420"/>
       </w:pPr>
       <w:r>
         <w:rPr>
@@ -18243,6 +18387,7 @@
     <w:p>
       <w:pPr>
         <w:pStyle w:val="BodyText"/>
+        <w:ind w:firstLine="420"/>
       </w:pPr>
       <w:r>
         <w:rPr>
@@ -18400,6 +18545,7 @@
           <w:ilvl w:val="0"/>
           <w:numId w:val="1014"/>
         </w:numPr>
+        <w:ind w:firstLine="420"/>
       </w:pPr>
       <w:r>
         <w:rPr>
@@ -18717,6 +18863,7 @@
           <w:ilvl w:val="0"/>
           <w:numId w:val="1014"/>
         </w:numPr>
+        <w:ind w:firstLine="420"/>
       </w:pPr>
       <w:r>
         <w:rPr>
@@ -18942,6 +19089,7 @@
           <w:ilvl w:val="0"/>
           <w:numId w:val="1014"/>
         </w:numPr>
+        <w:ind w:firstLine="420"/>
       </w:pPr>
       <w:r>
         <w:rPr>
@@ -19119,6 +19267,7 @@
     <w:p>
       <w:pPr>
         <w:pStyle w:val="FirstParagraph"/>
+        <w:ind w:firstLine="420"/>
       </w:pPr>
       <w:r>
         <w:rPr>
@@ -19831,6 +19980,7 @@
     <w:p>
       <w:pPr>
         <w:pStyle w:val="BodyText"/>
+        <w:ind w:firstLine="420"/>
       </w:pPr>
       <m:oMath>
         <m:oMathPr>
@@ -20050,6 +20200,7 @@
     <w:p>
       <w:pPr>
         <w:pStyle w:val="BodyText"/>
+        <w:ind w:firstLine="420"/>
       </w:pPr>
       <w:r>
         <w:rPr>
@@ -20076,6 +20227,466 @@
           <w:rFonts w:hint="eastAsia" w:ascii="Times New Roman" w:hAnsi="Times New Roman" w:eastAsia="Times New Roman" w:cs="Times New Roman"/>
         </w:rPr>
         <w:t>：</w:t>
+      </w:r>
+    </w:p>
+    <w:p>
+      <w:pPr>
+        <w:pStyle w:val="BodyText"/>
+        <w:ind w:firstLine="420"/>
+      </w:pPr>
+      <m:oMath>
+        <m:oMathPr>
+          <m:ctrlPr>
+            <w:rPr>
+              <w:sz w:val="28"/>
+              <w:szCs w:val="28"/>
+            </w:rPr>
+          </m:ctrlPr>
+        </m:oMathPr>
+        <m:r>
+          <m:rPr>
+            <m:sty m:val="p"/>
+          </m:rPr>
+          <m:t>B</m:t>
+        </m:r>
+        <m:r>
+          <m:rPr>
+            <m:sty m:val="p"/>
+          </m:rPr>
+          <m:t>i</m:t>
+        </m:r>
+        <m:r>
+          <m:rPr>
+            <m:sty m:val="p"/>
+          </m:rPr>
+          <m:t>C</m:t>
+        </m:r>
+        <m:sSub>
+          <m:e>
+            <m:r>
+              <m:rPr>
+                <m:sty m:val="p"/>
+              </m:rPr>
+              <m:t>l</m:t>
+            </m:r>
+          </m:e>
+          <m:sub>
+            <m:r>
+              <m:rPr>
+                <m:sty m:val="p"/>
+              </m:rPr>
+              <m:t>3</m:t>
+            </m:r>
+          </m:sub>
+        </m:sSub>
+        <m:r>
+          <m:rPr>
+            <m:sty m:val="p"/>
+          </m:rPr>
+          <m:t>+</m:t>
+        </m:r>
+        <m:r>
+          <m:rPr>
+            <m:sty m:val="p"/>
+          </m:rPr>
+          <m:t>K</m:t>
+        </m:r>
+        <m:r>
+          <m:rPr>
+            <m:sty m:val="p"/>
+          </m:rPr>
+          <m:t>C</m:t>
+        </m:r>
+        <m:r>
+          <m:rPr>
+            <m:sty m:val="p"/>
+          </m:rPr>
+          <m:t>l</m:t>
+        </m:r>
+        <m:r>
+          <m:rPr>
+            <m:sty m:val="p"/>
+          </m:rPr>
+          <m:t>→</m:t>
+        </m:r>
+        <m:r>
+          <m:rPr>
+            <m:sty m:val="p"/>
+          </m:rPr>
+          <m:t>K</m:t>
+        </m:r>
+        <m:r>
+          <m:rPr>
+            <m:sty m:val="p"/>
+          </m:rPr>
+          <m:t>B</m:t>
+        </m:r>
+        <m:r>
+          <m:rPr>
+            <m:sty m:val="p"/>
+          </m:rPr>
+          <m:t>i</m:t>
+        </m:r>
+        <m:r>
+          <m:rPr>
+            <m:sty m:val="p"/>
+          </m:rPr>
+          <m:t>C</m:t>
+        </m:r>
+        <m:sSub>
+          <m:e>
+            <m:r>
+              <m:rPr>
+                <m:sty m:val="p"/>
+              </m:rPr>
+              <m:t>l</m:t>
+            </m:r>
+          </m:e>
+          <m:sub>
+            <m:r>
+              <m:rPr>
+                <m:sty m:val="p"/>
+              </m:rPr>
+              <m:t>4</m:t>
+            </m:r>
+          </m:sub>
+        </m:sSub>
+      </m:oMath>
+      <w:r>
+        <w:rPr>
+          <w:rFonts w:hint="eastAsia" w:ascii="Times New Roman" w:hAnsi="Times New Roman" w:eastAsia="Times New Roman" w:cs="Times New Roman"/>
+        </w:rPr>
+        <w:t>（</w:t>
+      </w:r>
+      <w:r>
+        <w:rPr>
+          <w:rFonts w:hint="eastAsia" w:ascii="Times New Roman" w:hAnsi="Times New Roman" w:eastAsia="FangSong" w:cs="Times New Roman"/>
+        </w:rPr>
+        <w:t>即</w:t>
+      </w:r>
+      <w:r>
+        <w:rPr>
+          <w:rFonts w:ascii="Times New Roman" w:hAnsi="Times New Roman" w:eastAsia="Times New Roman" w:cs="Times New Roman"/>
+        </w:rPr>
+        <w:t xml:space="preserve"> </w:t>
+      </w:r>
+      <m:oMath>
+        <m:oMathPr>
+          <m:ctrlPr>
+            <w:rPr>
+              <w:sz w:val="28"/>
+              <w:szCs w:val="28"/>
+            </w:rPr>
+          </m:ctrlPr>
+        </m:oMathPr>
+        <m:r>
+          <m:rPr>
+            <m:sty m:val="p"/>
+          </m:rPr>
+          <m:t>[</m:t>
+        </m:r>
+        <m:r>
+          <m:rPr>
+            <m:sty m:val="p"/>
+          </m:rPr>
+          <m:t>B</m:t>
+        </m:r>
+        <m:r>
+          <m:rPr>
+            <m:sty m:val="p"/>
+          </m:rPr>
+          <m:t>i</m:t>
+        </m:r>
+        <m:r>
+          <m:rPr>
+            <m:sty m:val="p"/>
+          </m:rPr>
+          <m:t>C</m:t>
+        </m:r>
+        <m:sSub>
+          <m:e>
+            <m:r>
+              <m:rPr>
+                <m:sty m:val="p"/>
+              </m:rPr>
+              <m:t>l</m:t>
+            </m:r>
+          </m:e>
+          <m:sub>
+            <m:r>
+              <m:rPr>
+                <m:sty m:val="p"/>
+              </m:rPr>
+              <m:t>4</m:t>
+            </m:r>
+          </m:sub>
+        </m:sSub>
+        <m:sSup>
+          <m:e>
+            <m:r>
+              <m:rPr>
+                <m:sty m:val="p"/>
+              </m:rPr>
+              <m:t>]</m:t>
+            </m:r>
+          </m:e>
+          <m:sup>
+            <m:r>
+              <m:rPr>
+                <m:sty m:val="p"/>
+              </m:rPr>
+              <m:t>−</m:t>
+            </m:r>
+          </m:sup>
+        </m:sSup>
+      </m:oMath>
+      <w:r>
+        <w:rPr>
+          <w:rFonts w:hint="eastAsia" w:ascii="Times New Roman" w:hAnsi="Times New Roman" w:eastAsia="Times New Roman" w:cs="Times New Roman"/>
+        </w:rPr>
+        <w:t xml:space="preserve">）</w:t>
+      </w:r>
+    </w:p>
+    <w:p>
+      <w:pPr>
+        <w:pStyle w:val="BodyText"/>
+        <w:ind w:firstLine="420"/>
+      </w:pPr>
+      <m:oMath>
+        <m:oMathPr>
+          <m:ctrlPr>
+            <w:rPr>
+              <w:sz w:val="28"/>
+              <w:szCs w:val="28"/>
+            </w:rPr>
+          </m:ctrlPr>
+        </m:oMathPr>
+        <m:r>
+          <m:rPr>
+            <m:sty m:val="p"/>
+          </m:rPr>
+          <m:t>B</m:t>
+        </m:r>
+        <m:r>
+          <m:rPr>
+            <m:sty m:val="p"/>
+          </m:rPr>
+          <m:t>i</m:t>
+        </m:r>
+        <m:r>
+          <m:rPr>
+            <m:sty m:val="p"/>
+          </m:rPr>
+          <m:t>C</m:t>
+        </m:r>
+        <m:sSub>
+          <m:e>
+            <m:r>
+              <m:rPr>
+                <m:sty m:val="p"/>
+              </m:rPr>
+              <m:t>l</m:t>
+            </m:r>
+          </m:e>
+          <m:sub>
+            <m:r>
+              <m:rPr>
+                <m:sty m:val="p"/>
+              </m:rPr>
+              <m:t>3</m:t>
+            </m:r>
+          </m:sub>
+        </m:sSub>
+        <m:r>
+          <m:rPr>
+            <m:sty m:val="p"/>
+          </m:rPr>
+          <m:t>+</m:t>
+        </m:r>
+        <m:r>
+          <m:rPr>
+            <m:sty m:val="p"/>
+          </m:rPr>
+          <m:t>2</m:t>
+        </m:r>
+        <m:r>
+          <m:rPr>
+            <m:sty m:val="p"/>
+          </m:rPr>
+          <m:t>K</m:t>
+        </m:r>
+        <m:r>
+          <m:rPr>
+            <m:sty m:val="p"/>
+          </m:rPr>
+          <m:t>C</m:t>
+        </m:r>
+        <m:r>
+          <m:rPr>
+            <m:sty m:val="p"/>
+          </m:rPr>
+          <m:t>l</m:t>
+        </m:r>
+        <m:r>
+          <m:rPr>
+            <m:sty m:val="p"/>
+          </m:rPr>
+          <m:t>→</m:t>
+        </m:r>
+        <m:sSub>
+          <m:e>
+            <m:r>
+              <m:rPr>
+                <m:sty m:val="p"/>
+              </m:rPr>
+              <m:t>K</m:t>
+            </m:r>
+          </m:e>
+          <m:sub>
+            <m:r>
+              <m:rPr>
+                <m:sty m:val="p"/>
+              </m:rPr>
+              <m:t>2</m:t>
+            </m:r>
+          </m:sub>
+        </m:sSub>
+        <m:r>
+          <m:rPr>
+            <m:sty m:val="p"/>
+          </m:rPr>
+          <m:t>B</m:t>
+        </m:r>
+        <m:r>
+          <m:rPr>
+            <m:sty m:val="p"/>
+          </m:rPr>
+          <m:t>i</m:t>
+        </m:r>
+        <m:r>
+          <m:rPr>
+            <m:sty m:val="p"/>
+          </m:rPr>
+          <m:t>C</m:t>
+        </m:r>
+        <m:sSub>
+          <m:e>
+            <m:r>
+              <m:rPr>
+                <m:sty m:val="p"/>
+              </m:rPr>
+              <m:t>l</m:t>
+            </m:r>
+          </m:e>
+          <m:sub>
+            <m:r>
+              <m:rPr>
+                <m:sty m:val="p"/>
+              </m:rPr>
+              <m:t>5</m:t>
+            </m:r>
+          </m:sub>
+        </m:sSub>
+      </m:oMath>
+      <w:r>
+        <w:rPr>
+          <w:rFonts w:hint="eastAsia" w:ascii="Times New Roman" w:hAnsi="Times New Roman" w:eastAsia="Times New Roman" w:cs="Times New Roman"/>
+        </w:rPr>
+        <w:t>（</w:t>
+      </w:r>
+      <w:r>
+        <w:rPr>
+          <w:rFonts w:hint="eastAsia" w:ascii="Times New Roman" w:hAnsi="Times New Roman" w:eastAsia="FangSong" w:cs="Times New Roman"/>
+        </w:rPr>
+        <w:t>即</w:t>
+      </w:r>
+      <w:r>
+        <w:rPr>
+          <w:rFonts w:ascii="Times New Roman" w:hAnsi="Times New Roman" w:eastAsia="Times New Roman" w:cs="Times New Roman"/>
+        </w:rPr>
+        <w:t xml:space="preserve"> </w:t>
+      </w:r>
+      <m:oMath>
+        <m:oMathPr>
+          <m:ctrlPr>
+            <w:rPr>
+              <w:sz w:val="28"/>
+              <w:szCs w:val="28"/>
+            </w:rPr>
+          </m:ctrlPr>
+        </m:oMathPr>
+        <m:r>
+          <m:rPr>
+            <m:sty m:val="p"/>
+          </m:rPr>
+          <m:t>[</m:t>
+        </m:r>
+        <m:r>
+          <m:rPr>
+            <m:sty m:val="p"/>
+          </m:rPr>
+          <m:t>B</m:t>
+        </m:r>
+        <m:r>
+          <m:rPr>
+            <m:sty m:val="p"/>
+          </m:rPr>
+          <m:t>i</m:t>
+        </m:r>
+        <m:r>
+          <m:rPr>
+            <m:sty m:val="p"/>
+          </m:rPr>
+          <m:t>C</m:t>
+        </m:r>
+        <m:sSub>
+          <m:e>
+            <m:r>
+              <m:rPr>
+                <m:sty m:val="p"/>
+              </m:rPr>
+              <m:t>l</m:t>
+            </m:r>
+          </m:e>
+          <m:sub>
+            <m:r>
+              <m:rPr>
+                <m:sty m:val="p"/>
+              </m:rPr>
+              <m:t>5</m:t>
+            </m:r>
+          </m:sub>
+        </m:sSub>
+        <m:sSup>
+          <m:e>
+            <m:r>
+              <m:rPr>
+                <m:sty m:val="p"/>
+              </m:rPr>
+              <m:t>]</m:t>
+            </m:r>
+          </m:e>
+          <m:sup>
+            <m:r>
+              <m:rPr>
+                <m:sty m:val="p"/>
+              </m:rPr>
+              <m:t>2</m:t>
+            </m:r>
+            <m:r>
+              <m:rPr>
+                <m:sty m:val="p"/>
+              </m:rPr>
+              <m:t>−</m:t>
+            </m:r>
+          </m:sup>
+        </m:sSup>
+      </m:oMath>
+      <w:r>
+        <w:rPr>
+          <w:rFonts w:hint="eastAsia" w:ascii="Times New Roman" w:hAnsi="Times New Roman" w:eastAsia="Times New Roman" w:cs="Times New Roman"/>
+        </w:rPr>
+        <w:t xml:space="preserve">）</w:t>
       </w:r>
     </w:p>
     <w:p>
@@ -20097,25 +20708,13 @@
           </m:rPr>
           <m:t>B</m:t>
         </m:r>
-        <m:r>
-          <m:rPr>
-            <m:sty m:val="p"/>
-          </m:rPr>
-          <m:t>i</m:t>
-        </m:r>
-        <m:r>
-          <m:rPr>
-            <m:sty m:val="p"/>
-          </m:rPr>
-          <m:t>C</m:t>
-        </m:r>
         <m:sSub>
           <m:e>
             <m:r>
               <m:rPr>
                 <m:sty m:val="p"/>
               </m:rPr>
-              <m:t>l</m:t>
+              <m:t>i</m:t>
             </m:r>
           </m:e>
           <m:sub>
@@ -20123,7 +20722,7 @@
               <m:rPr>
                 <m:sty m:val="p"/>
               </m:rPr>
-              <m:t>3</m:t>
+              <m:t>2</m:t>
             </m:r>
           </m:sub>
         </m:sSub>
@@ -20131,55 +20730,13 @@
           <m:rPr>
             <m:sty m:val="p"/>
           </m:rPr>
-          <m:t>+</m:t>
-        </m:r>
-        <m:r>
-          <m:rPr>
-            <m:sty m:val="p"/>
-          </m:rPr>
-          <m:t>K</m:t>
-        </m:r>
-        <m:r>
-          <m:rPr>
-            <m:sty m:val="p"/>
-          </m:rPr>
-          <m:t>C</m:t>
-        </m:r>
-        <m:r>
-          <m:rPr>
-            <m:sty m:val="p"/>
-          </m:rPr>
-          <m:t>l</m:t>
-        </m:r>
-        <m:r>
-          <m:rPr>
-            <m:sty m:val="p"/>
-          </m:rPr>
-          <m:t>→</m:t>
-        </m:r>
-        <m:r>
-          <m:rPr>
-            <m:sty m:val="p"/>
-          </m:rPr>
-          <m:t>K</m:t>
-        </m:r>
-        <m:r>
-          <m:rPr>
-            <m:sty m:val="p"/>
-          </m:rPr>
-          <m:t>B</m:t>
-        </m:r>
-        <m:r>
-          <m:rPr>
-            <m:sty m:val="p"/>
-          </m:rPr>
-          <m:t>i</m:t>
-        </m:r>
-        <m:r>
-          <m:rPr>
-            <m:sty m:val="p"/>
-          </m:rPr>
-          <m:t>C</m:t>
+          <m:t>(</m:t>
+        </m:r>
+        <m:r>
+          <m:rPr>
+            <m:sty m:val="p"/>
+          </m:rPr>
+          <m:t>S</m:t>
         </m:r>
         <m:sSub>
           <m:e>
@@ -20187,7 +20744,7 @@
               <m:rPr>
                 <m:sty m:val="p"/>
               </m:rPr>
-              <m:t>l</m:t>
+              <m:t>O</m:t>
             </m:r>
           </m:e>
           <m:sub>
@@ -20196,28 +20753,166 @@
                 <m:sty m:val="p"/>
               </m:rPr>
               <m:t>4</m:t>
+            </m:r>
+          </m:sub>
+        </m:sSub>
+        <m:sSub>
+          <m:e>
+            <m:r>
+              <m:rPr>
+                <m:sty m:val="p"/>
+              </m:rPr>
+              <m:t>)</m:t>
+            </m:r>
+          </m:e>
+          <m:sub>
+            <m:r>
+              <m:rPr>
+                <m:sty m:val="p"/>
+              </m:rPr>
+              <m:t>3</m:t>
+            </m:r>
+          </m:sub>
+        </m:sSub>
+        <m:r>
+          <m:rPr>
+            <m:sty m:val="p"/>
+          </m:rPr>
+          <m:t>+</m:t>
+        </m:r>
+        <m:sSub>
+          <m:e>
+            <m:r>
+              <m:rPr>
+                <m:sty m:val="p"/>
+              </m:rPr>
+              <m:t>K</m:t>
+            </m:r>
+          </m:e>
+          <m:sub>
+            <m:r>
+              <m:rPr>
+                <m:sty m:val="p"/>
+              </m:rPr>
+              <m:t>2</m:t>
+            </m:r>
+          </m:sub>
+        </m:sSub>
+        <m:r>
+          <m:rPr>
+            <m:sty m:val="p"/>
+          </m:rPr>
+          <m:t>S</m:t>
+        </m:r>
+        <m:sSub>
+          <m:e>
+            <m:r>
+              <m:rPr>
+                <m:sty m:val="p"/>
+              </m:rPr>
+              <m:t>O</m:t>
+            </m:r>
+          </m:e>
+          <m:sub>
+            <m:r>
+              <m:rPr>
+                <m:sty m:val="p"/>
+              </m:rPr>
+              <m:t>4</m:t>
+            </m:r>
+          </m:sub>
+        </m:sSub>
+        <m:r>
+          <m:rPr>
+            <m:sty m:val="p"/>
+          </m:rPr>
+          <m:t>→</m:t>
+        </m:r>
+        <m:r>
+          <m:rPr>
+            <m:sty m:val="p"/>
+          </m:rPr>
+          <m:t>2</m:t>
+        </m:r>
+        <m:r>
+          <m:rPr>
+            <m:sty m:val="p"/>
+          </m:rPr>
+          <m:t>K</m:t>
+        </m:r>
+        <m:r>
+          <m:rPr>
+            <m:sty m:val="p"/>
+          </m:rPr>
+          <m:t>B</m:t>
+        </m:r>
+        <m:r>
+          <m:rPr>
+            <m:sty m:val="p"/>
+          </m:rPr>
+          <m:t>i</m:t>
+        </m:r>
+        <m:r>
+          <m:rPr>
+            <m:sty m:val="p"/>
+          </m:rPr>
+          <m:t>(</m:t>
+        </m:r>
+        <m:r>
+          <m:rPr>
+            <m:sty m:val="p"/>
+          </m:rPr>
+          <m:t>S</m:t>
+        </m:r>
+        <m:sSub>
+          <m:e>
+            <m:r>
+              <m:rPr>
+                <m:sty m:val="p"/>
+              </m:rPr>
+              <m:t>O</m:t>
+            </m:r>
+          </m:e>
+          <m:sub>
+            <m:r>
+              <m:rPr>
+                <m:sty m:val="p"/>
+              </m:rPr>
+              <m:t>4</m:t>
+            </m:r>
+          </m:sub>
+        </m:sSub>
+        <m:sSub>
+          <m:e>
+            <m:r>
+              <m:rPr>
+                <m:sty m:val="p"/>
+              </m:rPr>
+              <m:t>)</m:t>
+            </m:r>
+          </m:e>
+          <m:sub>
+            <m:r>
+              <m:rPr>
+                <m:sty m:val="p"/>
+              </m:rPr>
+              <m:t>2</m:t>
             </m:r>
           </m:sub>
         </m:sSub>
       </m:oMath>
       <w:r>
         <w:rPr>
-          <w:rFonts w:hint="eastAsia" w:ascii="Times New Roman" w:hAnsi="Times New Roman" w:eastAsia="Times New Roman" w:cs="Times New Roman"/>
-        </w:rPr>
-        <w:t>（</w:t>
-      </w:r>
-      <w:r>
-        <w:rPr>
-          <w:rFonts w:hint="eastAsia" w:ascii="Times New Roman" w:hAnsi="Times New Roman" w:eastAsia="FangSong" w:cs="Times New Roman"/>
-        </w:rPr>
-        <w:t>即</w:t>
-      </w:r>
-      <w:r>
-        <w:rPr>
-          <w:rFonts w:ascii="Times New Roman" w:hAnsi="Times New Roman" w:eastAsia="Times New Roman" w:cs="Times New Roman"/>
-        </w:rPr>
-        <w:t xml:space="preserve"> </w:t>
-      </w:r>
+          <w:rFonts w:ascii="Times New Roman" w:hAnsi="Times New Roman" w:eastAsia="Times New Roman" w:cs="Times New Roman"/>
+        </w:rPr>
+        <w:t xml:space="preserve">​</w:t>
+      </w:r>
+    </w:p>
+    <w:p>
+      <w:pPr>
+        <w:pStyle w:val="BodyText"/>
+        <w:ind w:firstLine="420"/>
+      </w:pPr>
       <m:oMath>
         <m:oMathPr>
           <m:ctrlPr>
@@ -20265,7 +20960,7 @@
               <m:rPr>
                 <m:sty m:val="p"/>
               </m:rPr>
-              <m:t>4</m:t>
+              <m:t>6</m:t>
             </m:r>
           </m:sub>
         </m:sSub>
@@ -20283,6 +20978,12 @@
               <m:rPr>
                 <m:sty m:val="p"/>
               </m:rPr>
+              <m:t>3</m:t>
+            </m:r>
+            <m:r>
+              <m:rPr>
+                <m:sty m:val="p"/>
+              </m:rPr>
               <m:t>−</m:t>
             </m:r>
           </m:sup>
@@ -20290,9 +20991,133 @@
       </m:oMath>
       <w:r>
         <w:rPr>
-          <w:rFonts w:hint="eastAsia" w:ascii="Times New Roman" w:hAnsi="Times New Roman" w:eastAsia="Times New Roman" w:cs="Times New Roman"/>
-        </w:rPr>
-        <w:t xml:space="preserve">）</w:t>
+          <w:rFonts w:ascii="Times New Roman" w:hAnsi="Times New Roman" w:eastAsia="Times New Roman" w:cs="Times New Roman"/>
+        </w:rPr>
+        <w:t xml:space="preserve"> </w:t>
+      </w:r>
+      <w:r>
+        <w:rPr>
+          <w:rFonts w:hint="eastAsia" w:ascii="Times New Roman" w:hAnsi="Times New Roman" w:eastAsia="FangSong" w:cs="Times New Roman"/>
+        </w:rPr>
+        <w:t>为正八面体构型</w:t>
+      </w:r>
+      <w:r>
+        <w:rPr>
+          <w:rFonts w:hint="eastAsia" w:ascii="Times New Roman" w:hAnsi="Times New Roman" w:eastAsia="Times New Roman" w:cs="Times New Roman"/>
+        </w:rPr>
+        <w:t>，Bi</w:t>
+      </w:r>
+      <w:r>
+        <w:rPr>
+          <w:rFonts w:ascii="Times New Roman" w:hAnsi="Times New Roman" w:eastAsia="Times New Roman" w:cs="Times New Roman"/>
+        </w:rPr>
+        <w:t xml:space="preserve"> </w:t>
+      </w:r>
+      <w:r>
+        <w:rPr>
+          <w:rFonts w:hint="eastAsia" w:ascii="Times New Roman" w:hAnsi="Times New Roman" w:eastAsia="FangSong" w:cs="Times New Roman"/>
+        </w:rPr>
+        <w:t xml:space="preserve">采用</w:t>
+      </w:r>
+      <w:r>
+        <w:rPr>
+          <w:rFonts w:ascii="Times New Roman" w:hAnsi="Times New Roman" w:eastAsia="Times New Roman" w:cs="Times New Roman"/>
+        </w:rPr>
+        <w:t xml:space="preserve"> </w:t>
+      </w:r>
+      <m:oMath>
+        <m:r>
+          <m:rPr>
+            <m:sty m:val="p"/>
+          </m:rPr>
+          <m:t>s</m:t>
+        </m:r>
+        <m:sSup>
+          <m:e>
+            <m:r>
+              <m:rPr>
+                <m:sty m:val="p"/>
+              </m:rPr>
+              <m:t>p</m:t>
+            </m:r>
+          </m:e>
+          <m:sup>
+            <m:r>
+              <m:rPr>
+                <m:sty m:val="p"/>
+              </m:rPr>
+              <m:t>3</m:t>
+            </m:r>
+          </m:sup>
+        </m:sSup>
+        <m:sSup>
+          <m:e>
+            <m:r>
+              <m:rPr>
+                <m:sty m:val="p"/>
+              </m:rPr>
+              <m:t>d</m:t>
+            </m:r>
+          </m:e>
+          <m:sup>
+            <m:r>
+              <m:rPr>
+                <m:sty m:val="p"/>
+              </m:rPr>
+              <m:t>2</m:t>
+            </m:r>
+          </m:sup>
+        </m:sSup>
+      </m:oMath>
+      <w:r>
+        <w:rPr>
+          <w:rFonts w:ascii="Times New Roman" w:hAnsi="Times New Roman" w:eastAsia="Times New Roman" w:cs="Times New Roman"/>
+        </w:rPr>
+        <w:t xml:space="preserve"> </w:t>
+      </w:r>
+      <w:r>
+        <w:rPr>
+          <w:rFonts w:hint="eastAsia" w:ascii="Times New Roman" w:hAnsi="Times New Roman" w:eastAsia="FangSong" w:cs="Times New Roman"/>
+        </w:rPr>
+        <w:t>杂化轨道成键</w:t>
+      </w:r>
+      <w:r>
+        <w:rPr>
+          <w:rFonts w:hint="eastAsia" w:ascii="Times New Roman" w:hAnsi="Times New Roman" w:eastAsia="Times New Roman" w:cs="Times New Roman"/>
+        </w:rPr>
+        <w:t>。</w:t>
+      </w:r>
+    </w:p>
+    <w:p>
+      <w:pPr>
+        <w:pStyle w:val="BodyText"/>
+        <w:ind w:firstLine="420"/>
+      </w:pPr>
+      <w:r>
+        <w:rPr>
+          <w:rFonts w:ascii="Times New Roman" w:hAnsi="Times New Roman" w:eastAsia="Times New Roman" w:cs="Times New Roman"/>
+          <w:b/>
+          <w:bCs/>
+        </w:rPr>
+        <w:t xml:space="preserve">6-5</w:t>
+      </w:r>
+      <w:r>
+        <w:rPr>
+          <w:rFonts w:ascii="Times New Roman" w:hAnsi="Times New Roman" w:eastAsia="Times New Roman" w:cs="Times New Roman"/>
+        </w:rPr>
+        <w:t xml:space="preserve"> </w:t>
+      </w:r>
+      <w:r>
+        <w:rPr>
+          <w:rFonts w:hint="eastAsia" w:ascii="Times New Roman" w:hAnsi="Times New Roman" w:eastAsia="FangSong" w:cs="Times New Roman"/>
+        </w:rPr>
+        <w:t>水解反应</w:t>
+      </w:r>
+      <w:r>
+        <w:rPr>
+          <w:rFonts w:hint="eastAsia" w:ascii="Times New Roman" w:hAnsi="Times New Roman" w:eastAsia="Times New Roman" w:cs="Times New Roman"/>
+        </w:rPr>
+        <w:t>：</w:t>
       </w:r>
     </w:p>
     <w:p>
@@ -20324,7 +21149,13 @@
           <m:rPr>
             <m:sty m:val="p"/>
           </m:rPr>
-          <m:t>C</m:t>
+          <m:t>(</m:t>
+        </m:r>
+        <m:r>
+          <m:rPr>
+            <m:sty m:val="p"/>
+          </m:rPr>
+          <m:t>N</m:t>
         </m:r>
         <m:sSub>
           <m:e>
@@ -20332,7 +21163,7 @@
               <m:rPr>
                 <m:sty m:val="p"/>
               </m:rPr>
-              <m:t>l</m:t>
+              <m:t>O</m:t>
             </m:r>
           </m:e>
           <m:sub>
@@ -20344,49 +21175,13 @@
             </m:r>
           </m:sub>
         </m:sSub>
-        <m:r>
-          <m:rPr>
-            <m:sty m:val="p"/>
-          </m:rPr>
-          <m:t>+</m:t>
-        </m:r>
-        <m:r>
-          <m:rPr>
-            <m:sty m:val="p"/>
-          </m:rPr>
-          <m:t>2</m:t>
-        </m:r>
-        <m:r>
-          <m:rPr>
-            <m:sty m:val="p"/>
-          </m:rPr>
-          <m:t>K</m:t>
-        </m:r>
-        <m:r>
-          <m:rPr>
-            <m:sty m:val="p"/>
-          </m:rPr>
-          <m:t>C</m:t>
-        </m:r>
-        <m:r>
-          <m:rPr>
-            <m:sty m:val="p"/>
-          </m:rPr>
-          <m:t>l</m:t>
-        </m:r>
-        <m:r>
-          <m:rPr>
-            <m:sty m:val="p"/>
-          </m:rPr>
-          <m:t>→</m:t>
-        </m:r>
         <m:sSub>
           <m:e>
             <m:r>
               <m:rPr>
                 <m:sty m:val="p"/>
               </m:rPr>
-              <m:t>K</m:t>
+              <m:t>)</m:t>
             </m:r>
           </m:e>
           <m:sub>
@@ -20394,7 +21189,7 @@
               <m:rPr>
                 <m:sty m:val="p"/>
               </m:rPr>
-              <m:t>2</m:t>
+              <m:t>3</m:t>
             </m:r>
           </m:sub>
         </m:sSub>
@@ -20402,19 +21197,7 @@
           <m:rPr>
             <m:sty m:val="p"/>
           </m:rPr>
-          <m:t>B</m:t>
-        </m:r>
-        <m:r>
-          <m:rPr>
-            <m:sty m:val="p"/>
-          </m:rPr>
-          <m:t>i</m:t>
-        </m:r>
-        <m:r>
-          <m:rPr>
-            <m:sty m:val="p"/>
-          </m:rPr>
-          <m:t>C</m:t>
+          <m:t>+</m:t>
         </m:r>
         <m:sSub>
           <m:e>
@@ -20422,7 +21205,7 @@
               <m:rPr>
                 <m:sty m:val="p"/>
               </m:rPr>
-              <m:t>l</m:t>
+              <m:t>H</m:t>
             </m:r>
           </m:e>
           <m:sub>
@@ -20430,110 +21213,118 @@
               <m:rPr>
                 <m:sty m:val="p"/>
               </m:rPr>
-              <m:t>5</m:t>
+              <m:t>2</m:t>
+            </m:r>
+          </m:sub>
+        </m:sSub>
+        <m:r>
+          <m:rPr>
+            <m:sty m:val="p"/>
+          </m:rPr>
+          <m:t>O</m:t>
+        </m:r>
+        <m:r>
+          <m:rPr>
+            <m:sty m:val="p"/>
+          </m:rPr>
+          <m:t>→</m:t>
+        </m:r>
+        <m:r>
+          <m:rPr>
+            <m:sty m:val="p"/>
+          </m:rPr>
+          <m:t>B</m:t>
+        </m:r>
+        <m:r>
+          <m:rPr>
+            <m:sty m:val="p"/>
+          </m:rPr>
+          <m:t>i</m:t>
+        </m:r>
+        <m:r>
+          <m:rPr>
+            <m:sty m:val="p"/>
+          </m:rPr>
+          <m:t>O</m:t>
+        </m:r>
+        <m:r>
+          <m:rPr>
+            <m:sty m:val="p"/>
+          </m:rPr>
+          <m:t>N</m:t>
+        </m:r>
+        <m:sSub>
+          <m:e>
+            <m:r>
+              <m:rPr>
+                <m:sty m:val="p"/>
+              </m:rPr>
+              <m:t>O</m:t>
+            </m:r>
+          </m:e>
+          <m:sub>
+            <m:r>
+              <m:rPr>
+                <m:sty m:val="p"/>
+              </m:rPr>
+              <m:t>3</m:t>
+            </m:r>
+          </m:sub>
+        </m:sSub>
+        <m:r>
+          <m:rPr>
+            <m:sty m:val="p"/>
+          </m:rPr>
+          <m:t>↓</m:t>
+        </m:r>
+        <m:r>
+          <m:rPr>
+            <m:sty m:val="p"/>
+          </m:rPr>
+          <m:t>+</m:t>
+        </m:r>
+        <m:r>
+          <m:rPr>
+            <m:sty m:val="p"/>
+          </m:rPr>
+          <m:t>2</m:t>
+        </m:r>
+        <m:r>
+          <m:rPr>
+            <m:sty m:val="p"/>
+          </m:rPr>
+          <m:t>H</m:t>
+        </m:r>
+        <m:r>
+          <m:rPr>
+            <m:sty m:val="p"/>
+          </m:rPr>
+          <m:t>N</m:t>
+        </m:r>
+        <m:sSub>
+          <m:e>
+            <m:r>
+              <m:rPr>
+                <m:sty m:val="p"/>
+              </m:rPr>
+              <m:t>O</m:t>
+            </m:r>
+          </m:e>
+          <m:sub>
+            <m:r>
+              <m:rPr>
+                <m:sty m:val="p"/>
+              </m:rPr>
+              <m:t>3</m:t>
             </m:r>
           </m:sub>
         </m:sSub>
       </m:oMath>
       <w:r>
         <w:rPr>
-          <w:rFonts w:hint="eastAsia" w:ascii="Times New Roman" w:hAnsi="Times New Roman" w:eastAsia="Times New Roman" w:cs="Times New Roman"/>
-        </w:rPr>
-        <w:t>（</w:t>
-      </w:r>
-      <w:r>
-        <w:rPr>
-          <w:rFonts w:hint="eastAsia" w:ascii="Times New Roman" w:hAnsi="Times New Roman" w:eastAsia="FangSong" w:cs="Times New Roman"/>
-        </w:rPr>
-        <w:t>即</w:t>
-      </w:r>
-      <w:r>
-        <w:rPr>
-          <w:rFonts w:ascii="Times New Roman" w:hAnsi="Times New Roman" w:eastAsia="Times New Roman" w:cs="Times New Roman"/>
-        </w:rPr>
-        <w:t xml:space="preserve"> </w:t>
-      </w:r>
-      <m:oMath>
-        <m:oMathPr>
-          <m:ctrlPr>
-            <w:rPr>
-              <w:sz w:val="28"/>
-              <w:szCs w:val="28"/>
-            </w:rPr>
-          </m:ctrlPr>
-        </m:oMathPr>
-        <m:r>
-          <m:rPr>
-            <m:sty m:val="p"/>
-          </m:rPr>
-          <m:t>[</m:t>
-        </m:r>
-        <m:r>
-          <m:rPr>
-            <m:sty m:val="p"/>
-          </m:rPr>
-          <m:t>B</m:t>
-        </m:r>
-        <m:r>
-          <m:rPr>
-            <m:sty m:val="p"/>
-          </m:rPr>
-          <m:t>i</m:t>
-        </m:r>
-        <m:r>
-          <m:rPr>
-            <m:sty m:val="p"/>
-          </m:rPr>
-          <m:t>C</m:t>
-        </m:r>
-        <m:sSub>
-          <m:e>
-            <m:r>
-              <m:rPr>
-                <m:sty m:val="p"/>
-              </m:rPr>
-              <m:t>l</m:t>
-            </m:r>
-          </m:e>
-          <m:sub>
-            <m:r>
-              <m:rPr>
-                <m:sty m:val="p"/>
-              </m:rPr>
-              <m:t>5</m:t>
-            </m:r>
-          </m:sub>
-        </m:sSub>
-        <m:sSup>
-          <m:e>
-            <m:r>
-              <m:rPr>
-                <m:sty m:val="p"/>
-              </m:rPr>
-              <m:t>]</m:t>
-            </m:r>
-          </m:e>
-          <m:sup>
-            <m:r>
-              <m:rPr>
-                <m:sty m:val="p"/>
-              </m:rPr>
-              <m:t>2</m:t>
-            </m:r>
-            <m:r>
-              <m:rPr>
-                <m:sty m:val="p"/>
-              </m:rPr>
-              <m:t>−</m:t>
-            </m:r>
-          </m:sup>
-        </m:sSup>
-      </m:oMath>
-      <w:r>
-        <w:rPr>
-          <w:rFonts w:hint="eastAsia" w:ascii="Times New Roman" w:hAnsi="Times New Roman" w:eastAsia="Times New Roman" w:cs="Times New Roman"/>
-        </w:rPr>
-        <w:t xml:space="preserve">）</w:t>
+          <w:rFonts w:ascii="Times New Roman" w:hAnsi="Times New Roman" w:eastAsia="Times New Roman" w:cs="Times New Roman"/>
+        </w:rPr>
+        <w:t xml:space="preserve">​</w:t>
       </w:r>
     </w:p>
     <w:p>
@@ -20555,13 +21346,25 @@
           </m:rPr>
           <m:t>B</m:t>
         </m:r>
+        <m:r>
+          <m:rPr>
+            <m:sty m:val="p"/>
+          </m:rPr>
+          <m:t>i</m:t>
+        </m:r>
+        <m:r>
+          <m:rPr>
+            <m:sty m:val="p"/>
+          </m:rPr>
+          <m:t>C</m:t>
+        </m:r>
         <m:sSub>
           <m:e>
             <m:r>
               <m:rPr>
                 <m:sty m:val="p"/>
               </m:rPr>
-              <m:t>i</m:t>
+              <m:t>l</m:t>
             </m:r>
           </m:e>
           <m:sub>
@@ -20569,7 +21372,7 @@
               <m:rPr>
                 <m:sty m:val="p"/>
               </m:rPr>
-              <m:t>2</m:t>
+              <m:t>3</m:t>
             </m:r>
           </m:sub>
         </m:sSub>
@@ -20577,13 +21380,7 @@
           <m:rPr>
             <m:sty m:val="p"/>
           </m:rPr>
-          <m:t>(</m:t>
-        </m:r>
-        <m:r>
-          <m:rPr>
-            <m:sty m:val="p"/>
-          </m:rPr>
-          <m:t>S</m:t>
+          <m:t>+</m:t>
         </m:r>
         <m:sSub>
           <m:e>
@@ -20591,7 +21388,7 @@
               <m:rPr>
                 <m:sty m:val="p"/>
               </m:rPr>
-              <m:t>O</m:t>
+              <m:t>H</m:t>
             </m:r>
           </m:e>
           <m:sub>
@@ -20599,82 +21396,64 @@
               <m:rPr>
                 <m:sty m:val="p"/>
               </m:rPr>
-              <m:t>4</m:t>
+              <m:t>2</m:t>
             </m:r>
           </m:sub>
         </m:sSub>
-        <m:sSub>
-          <m:e>
-            <m:r>
-              <m:rPr>
-                <m:sty m:val="p"/>
-              </m:rPr>
-              <m:t>)</m:t>
-            </m:r>
-          </m:e>
-          <m:sub>
-            <m:r>
-              <m:rPr>
-                <m:sty m:val="p"/>
-              </m:rPr>
-              <m:t>3</m:t>
-            </m:r>
-          </m:sub>
-        </m:sSub>
+        <m:r>
+          <m:rPr>
+            <m:sty m:val="p"/>
+          </m:rPr>
+          <m:t>O</m:t>
+        </m:r>
+        <m:r>
+          <m:rPr>
+            <m:sty m:val="p"/>
+          </m:rPr>
+          <m:t>→</m:t>
+        </m:r>
+        <m:r>
+          <m:rPr>
+            <m:sty m:val="p"/>
+          </m:rPr>
+          <m:t>B</m:t>
+        </m:r>
+        <m:r>
+          <m:rPr>
+            <m:sty m:val="p"/>
+          </m:rPr>
+          <m:t>i</m:t>
+        </m:r>
+        <m:r>
+          <m:rPr>
+            <m:sty m:val="p"/>
+          </m:rPr>
+          <m:t>O</m:t>
+        </m:r>
+        <m:r>
+          <m:rPr>
+            <m:sty m:val="p"/>
+          </m:rPr>
+          <m:t>C</m:t>
+        </m:r>
+        <m:r>
+          <m:rPr>
+            <m:sty m:val="p"/>
+          </m:rPr>
+          <m:t>l</m:t>
+        </m:r>
+        <m:r>
+          <m:rPr>
+            <m:sty m:val="p"/>
+          </m:rPr>
+          <m:t>↓</m:t>
+        </m:r>
         <m:r>
           <m:rPr>
             <m:sty m:val="p"/>
           </m:rPr>
           <m:t>+</m:t>
         </m:r>
-        <m:sSub>
-          <m:e>
-            <m:r>
-              <m:rPr>
-                <m:sty m:val="p"/>
-              </m:rPr>
-              <m:t>K</m:t>
-            </m:r>
-          </m:e>
-          <m:sub>
-            <m:r>
-              <m:rPr>
-                <m:sty m:val="p"/>
-              </m:rPr>
-              <m:t>2</m:t>
-            </m:r>
-          </m:sub>
-        </m:sSub>
-        <m:r>
-          <m:rPr>
-            <m:sty m:val="p"/>
-          </m:rPr>
-          <m:t>S</m:t>
-        </m:r>
-        <m:sSub>
-          <m:e>
-            <m:r>
-              <m:rPr>
-                <m:sty m:val="p"/>
-              </m:rPr>
-              <m:t>O</m:t>
-            </m:r>
-          </m:e>
-          <m:sub>
-            <m:r>
-              <m:rPr>
-                <m:sty m:val="p"/>
-              </m:rPr>
-              <m:t>4</m:t>
-            </m:r>
-          </m:sub>
-        </m:sSub>
-        <m:r>
-          <m:rPr>
-            <m:sty m:val="p"/>
-          </m:rPr>
-          <m:t>→</m:t>
-        </m:r>
         <m:r>
           <m:rPr>
             <m:sty m:val="p"/>
@@ -20685,68 +21464,20 @@
           <m:rPr>
             <m:sty m:val="p"/>
           </m:rPr>
-          <m:t>K</m:t>
-        </m:r>
-        <m:r>
-          <m:rPr>
-            <m:sty m:val="p"/>
-          </m:rPr>
-          <m:t>B</m:t>
-        </m:r>
-        <m:r>
-          <m:rPr>
-            <m:sty m:val="p"/>
-          </m:rPr>
-          <m:t>i</m:t>
-        </m:r>
-        <m:r>
-          <m:rPr>
-            <m:sty m:val="p"/>
-          </m:rPr>
-          <m:t>(</m:t>
-        </m:r>
-        <m:r>
-          <m:rPr>
-            <m:sty m:val="p"/>
-          </m:rPr>
-          <m:t>S</m:t>
-        </m:r>
-        <m:sSub>
-          <m:e>
-            <m:r>
-              <m:rPr>
-                <m:sty m:val="p"/>
-              </m:rPr>
-              <m:t>O</m:t>
-            </m:r>
-          </m:e>
-          <m:sub>
-            <m:r>
-              <m:rPr>
-                <m:sty m:val="p"/>
-              </m:rPr>
-              <m:t>4</m:t>
-            </m:r>
-          </m:sub>
-        </m:sSub>
-        <m:sSub>
-          <m:e>
-            <m:r>
-              <m:rPr>
-                <m:sty m:val="p"/>
-              </m:rPr>
-              <m:t>)</m:t>
-            </m:r>
-          </m:e>
-          <m:sub>
-            <m:r>
-              <m:rPr>
-                <m:sty m:val="p"/>
-              </m:rPr>
-              <m:t>2</m:t>
-            </m:r>
-          </m:sub>
-        </m:sSub>
+          <m:t>H</m:t>
+        </m:r>
+        <m:r>
+          <m:rPr>
+            <m:sty m:val="p"/>
+          </m:rPr>
+          <m:t>C</m:t>
+        </m:r>
+        <m:r>
+          <m:rPr>
+            <m:sty m:val="p"/>
+          </m:rPr>
+          <m:t>l</m:t>
+        </m:r>
       </m:oMath>
       <w:r>
         <w:rPr>
@@ -20759,6 +21490,20 @@
       <w:pPr>
         <w:pStyle w:val="BodyText"/>
       </w:pPr>
+      <w:r>
+        <w:rPr>
+          <w:rFonts w:ascii="Times New Roman" w:hAnsi="Times New Roman" w:eastAsia="Times New Roman" w:cs="Times New Roman"/>
+          <w:b/>
+          <w:bCs/>
+        </w:rPr>
+        <w:t xml:space="preserve">6-6</w:t>
+      </w:r>
+      <w:r>
+        <w:rPr>
+          <w:rFonts w:ascii="Times New Roman" w:hAnsi="Times New Roman" w:eastAsia="Times New Roman" w:cs="Times New Roman"/>
+        </w:rPr>
+        <w:t xml:space="preserve"> </w:t>
+      </w:r>
       <m:oMath>
         <m:oMathPr>
           <m:ctrlPr>
@@ -20769,10 +21514,19 @@
           </m:ctrlPr>
         </m:oMathPr>
         <m:r>
-          <m:rPr>
-            <m:sty m:val="p"/>
-          </m:rPr>
-          <m:t>[</m:t>
+          <m:t>5</m:t>
+        </m:r>
+        <m:r>
+          <m:rPr>
+            <m:sty m:val="p"/>
+          </m:rPr>
+          <m:t>N</m:t>
+        </m:r>
+        <m:r>
+          <m:rPr>
+            <m:sty m:val="p"/>
+          </m:rPr>
+          <m:t>a</m:t>
         </m:r>
         <m:r>
           <m:rPr>
@@ -20785,12 +21539,6 @@
             <m:sty m:val="p"/>
           </m:rPr>
           <m:t>i</m:t>
-        </m:r>
-        <m:r>
-          <m:rPr>
-            <m:sty m:val="p"/>
-          </m:rPr>
-          <m:t>C</m:t>
         </m:r>
         <m:sSub>
           <m:e>
@@ -20798,7 +21546,7 @@
               <m:rPr>
                 <m:sty m:val="p"/>
               </m:rPr>
-              <m:t>l</m:t>
+              <m:t>O</m:t>
             </m:r>
           </m:e>
           <m:sub>
@@ -20806,17 +21554,35 @@
               <m:rPr>
                 <m:sty m:val="p"/>
               </m:rPr>
-              <m:t>6</m:t>
+              <m:t>3</m:t>
             </m:r>
           </m:sub>
         </m:sSub>
+        <m:r>
+          <m:rPr>
+            <m:sty m:val="p"/>
+          </m:rPr>
+          <m:t>+</m:t>
+        </m:r>
+        <m:r>
+          <m:rPr>
+            <m:sty m:val="p"/>
+          </m:rPr>
+          <m:t>2</m:t>
+        </m:r>
+        <m:r>
+          <m:rPr>
+            <m:sty m:val="p"/>
+          </m:rPr>
+          <m:t>M</m:t>
+        </m:r>
         <m:sSup>
           <m:e>
             <m:r>
               <m:rPr>
                 <m:sty m:val="p"/>
               </m:rPr>
-              <m:t>]</m:t>
+              <m:t>n</m:t>
             </m:r>
           </m:e>
           <m:sup>
@@ -20824,59 +21590,27 @@
               <m:rPr>
                 <m:sty m:val="p"/>
               </m:rPr>
-              <m:t>3</m:t>
-            </m:r>
-            <m:r>
-              <m:rPr>
-                <m:sty m:val="p"/>
-              </m:rPr>
-              <m:t>−</m:t>
+              <m:t>2</m:t>
+            </m:r>
+            <m:r>
+              <m:rPr>
+                <m:sty m:val="p"/>
+              </m:rPr>
+              <m:t>+</m:t>
             </m:r>
           </m:sup>
         </m:sSup>
-      </m:oMath>
-      <w:r>
-        <w:rPr>
-          <w:rFonts w:ascii="Times New Roman" w:hAnsi="Times New Roman" w:eastAsia="Times New Roman" w:cs="Times New Roman"/>
-        </w:rPr>
-        <w:t xml:space="preserve"> </w:t>
-      </w:r>
-      <w:r>
-        <w:rPr>
-          <w:rFonts w:hint="eastAsia" w:ascii="Times New Roman" w:hAnsi="Times New Roman" w:eastAsia="FangSong" w:cs="Times New Roman"/>
-        </w:rPr>
-        <w:t>为正八面体构型</w:t>
-      </w:r>
-      <w:r>
-        <w:rPr>
-          <w:rFonts w:hint="eastAsia" w:ascii="Times New Roman" w:hAnsi="Times New Roman" w:eastAsia="Times New Roman" w:cs="Times New Roman"/>
-        </w:rPr>
-        <w:t>，Bi</w:t>
-      </w:r>
-      <w:r>
-        <w:rPr>
-          <w:rFonts w:ascii="Times New Roman" w:hAnsi="Times New Roman" w:eastAsia="Times New Roman" w:cs="Times New Roman"/>
-        </w:rPr>
-        <w:t xml:space="preserve"> </w:t>
-      </w:r>
-      <w:r>
-        <w:rPr>
-          <w:rFonts w:hint="eastAsia" w:ascii="Times New Roman" w:hAnsi="Times New Roman" w:eastAsia="FangSong" w:cs="Times New Roman"/>
-        </w:rPr>
-        <w:t xml:space="preserve">采用</w:t>
-      </w:r>
-      <w:r>
-        <w:rPr>
-          <w:rFonts w:ascii="Times New Roman" w:hAnsi="Times New Roman" w:eastAsia="Times New Roman" w:cs="Times New Roman"/>
-        </w:rPr>
-        <w:t xml:space="preserve"> </w:t>
-      </w:r>
-      <m:oMath>
-        <m:r>
-          <m:rPr>
-            <m:sty m:val="p"/>
-          </m:rPr>
-          <m:t>s</m:t>
+        <m:r>
+          <m:rPr>
+            <m:sty m:val="p"/>
+          </m:rPr>
+          <m:t>+</m:t>
+        </m:r>
+        <m:r>
+          <m:rPr>
+            <m:sty m:val="p"/>
+          </m:rPr>
+          <m:t>14</m:t>
         </m:r>
         <m:sSup>
           <m:e>
@@ -20884,7 +21618,7 @@
               <m:rPr>
                 <m:sty m:val="p"/>
               </m:rPr>
-              <m:t>p</m:t>
+              <m:t>H</m:t>
             </m:r>
           </m:e>
           <m:sup>
@@ -20892,17 +21626,85 @@
               <m:rPr>
                 <m:sty m:val="p"/>
               </m:rPr>
-              <m:t>3</m:t>
+              <m:t>+</m:t>
             </m:r>
           </m:sup>
         </m:sSup>
+        <m:r>
+          <m:rPr>
+            <m:sty m:val="p"/>
+          </m:rPr>
+          <m:t>→</m:t>
+        </m:r>
+        <m:r>
+          <m:rPr>
+            <m:sty m:val="p"/>
+          </m:rPr>
+          <m:t>2</m:t>
+        </m:r>
+        <m:r>
+          <m:rPr>
+            <m:sty m:val="p"/>
+          </m:rPr>
+          <m:t>M</m:t>
+        </m:r>
+        <m:r>
+          <m:rPr>
+            <m:sty m:val="p"/>
+          </m:rPr>
+          <m:t>n</m:t>
+        </m:r>
+        <m:sSubSup>
+          <m:e>
+            <m:r>
+              <m:rPr>
+                <m:sty m:val="p"/>
+              </m:rPr>
+              <m:t>O</m:t>
+            </m:r>
+          </m:e>
+          <m:sub>
+            <m:r>
+              <m:rPr>
+                <m:sty m:val="p"/>
+              </m:rPr>
+              <m:t>4</m:t>
+            </m:r>
+          </m:sub>
+          <m:sup>
+            <m:r>
+              <m:rPr>
+                <m:sty m:val="p"/>
+              </m:rPr>
+              <m:t>−</m:t>
+            </m:r>
+          </m:sup>
+        </m:sSubSup>
+        <m:r>
+          <m:rPr>
+            <m:sty m:val="p"/>
+          </m:rPr>
+          <m:t>+</m:t>
+        </m:r>
+        <m:r>
+          <m:rPr>
+            <m:sty m:val="p"/>
+          </m:rPr>
+          <m:t>5</m:t>
+        </m:r>
+        <m:r>
+          <m:rPr>
+            <m:sty m:val="p"/>
+          </m:rPr>
+          <m:t>B</m:t>
+        </m:r>
         <m:sSup>
           <m:e>
             <m:r>
               <m:rPr>
                 <m:sty m:val="p"/>
               </m:rPr>
-              <m:t>d</m:t>
+              <m:t>i</m:t>
             </m:r>
           </m:e>
           <m:sup>
@@ -20910,28 +21712,229 @@
               <m:rPr>
                 <m:sty m:val="p"/>
               </m:rPr>
-              <m:t>2</m:t>
+              <m:t>3</m:t>
+            </m:r>
+            <m:r>
+              <m:rPr>
+                <m:sty m:val="p"/>
+              </m:rPr>
+              <m:t>+</m:t>
             </m:r>
           </m:sup>
         </m:sSup>
+        <m:r>
+          <m:rPr>
+            <m:sty m:val="p"/>
+          </m:rPr>
+          <m:t>+</m:t>
+        </m:r>
+        <m:r>
+          <m:rPr>
+            <m:sty m:val="p"/>
+          </m:rPr>
+          <m:t>5</m:t>
+        </m:r>
+        <m:r>
+          <m:rPr>
+            <m:sty m:val="p"/>
+          </m:rPr>
+          <m:t>N</m:t>
+        </m:r>
+        <m:sSup>
+          <m:e>
+            <m:r>
+              <m:rPr>
+                <m:sty m:val="p"/>
+              </m:rPr>
+              <m:t>a</m:t>
+            </m:r>
+          </m:e>
+          <m:sup>
+            <m:r>
+              <m:rPr>
+                <m:sty m:val="p"/>
+              </m:rPr>
+              <m:t>+</m:t>
+            </m:r>
+          </m:sup>
+        </m:sSup>
+        <m:r>
+          <m:rPr>
+            <m:sty m:val="p"/>
+          </m:rPr>
+          <m:t>+</m:t>
+        </m:r>
+        <m:r>
+          <m:rPr>
+            <m:sty m:val="p"/>
+          </m:rPr>
+          <m:t>7</m:t>
+        </m:r>
+        <m:sSub>
+          <m:e>
+            <m:r>
+              <m:rPr>
+                <m:sty m:val="p"/>
+              </m:rPr>
+              <m:t>H</m:t>
+            </m:r>
+          </m:e>
+          <m:sub>
+            <m:r>
+              <m:rPr>
+                <m:sty m:val="p"/>
+              </m:rPr>
+              <m:t>2</m:t>
+            </m:r>
+          </m:sub>
+        </m:sSub>
+        <m:r>
+          <m:rPr>
+            <m:sty m:val="p"/>
+          </m:rPr>
+          <m:t>O</m:t>
+        </m:r>
       </m:oMath>
-      <w:r>
-        <w:rPr>
-          <w:rFonts w:ascii="Times New Roman" w:hAnsi="Times New Roman" w:eastAsia="Times New Roman" w:cs="Times New Roman"/>
-        </w:rPr>
-        <w:t xml:space="preserve"> </w:t>
-      </w:r>
-      <w:r>
-        <w:rPr>
-          <w:rFonts w:hint="eastAsia" w:ascii="Times New Roman" w:hAnsi="Times New Roman" w:eastAsia="FangSong" w:cs="Times New Roman"/>
-        </w:rPr>
-        <w:t>杂化轨道成键</w:t>
-      </w:r>
-      <w:r>
-        <w:rPr>
-          <w:rFonts w:hint="eastAsia" w:ascii="Times New Roman" w:hAnsi="Times New Roman" w:eastAsia="Times New Roman" w:cs="Times New Roman"/>
-        </w:rPr>
-        <w:t>。</w:t>
+    </w:p>
+    <w:p>
+      <w:pPr>
+        <w:pStyle w:val="BodyText"/>
+        <w:ind w:firstLine="420"/>
+      </w:pPr>
+      <w:r>
+        <w:rPr>
+          <w:rFonts w:hint="eastAsia" w:ascii="Times New Roman" w:hAnsi="Times New Roman" w:eastAsia="Times New Roman" w:cs="Times New Roman"/>
+        </w:rPr>
+        <w:t xml:space="preserve">（Bi(V)</w:t>
+      </w:r>
+      <w:r>
+        <w:rPr>
+          <w:rFonts w:ascii="Times New Roman" w:hAnsi="Times New Roman" w:eastAsia="Times New Roman" w:cs="Times New Roman"/>
+        </w:rPr>
+        <w:t xml:space="preserve"> </w:t>
+      </w:r>
+      <w:r>
+        <w:rPr>
+          <w:rFonts w:hint="eastAsia" w:ascii="Times New Roman" w:hAnsi="Times New Roman" w:eastAsia="FangSong" w:cs="Times New Roman"/>
+        </w:rPr>
+        <w:t xml:space="preserve">强氧化性将</w:t>
+      </w:r>
+      <w:r>
+        <w:rPr>
+          <w:rFonts w:ascii="Times New Roman" w:hAnsi="Times New Roman" w:eastAsia="Times New Roman" w:cs="Times New Roman"/>
+        </w:rPr>
+        <w:t xml:space="preserve"> Mn</w:t>
+      </w:r>
+      <w:r>
+        <w:rPr>
+          <w:rFonts w:ascii="Times New Roman" w:hAnsi="Times New Roman" w:eastAsia="Times New Roman" w:cs="Times New Roman"/>
+          <w:vertAlign w:val="superscript"/>
+        </w:rPr>
+        <w:t>2+</w:t>
+      </w:r>
+      <w:r>
+        <w:rPr>
+          <w:rFonts w:ascii="Times New Roman" w:hAnsi="Times New Roman" w:eastAsia="Times New Roman" w:cs="Times New Roman"/>
+        </w:rPr>
+        <w:t xml:space="preserve"> </w:t>
+      </w:r>
+      <w:r>
+        <w:rPr>
+          <w:rFonts w:hint="eastAsia" w:ascii="Times New Roman" w:hAnsi="Times New Roman" w:eastAsia="FangSong" w:cs="Times New Roman"/>
+        </w:rPr>
+        <w:t xml:space="preserve">氧化为</w:t>
+      </w:r>
+      <w:r>
+        <w:rPr>
+          <w:rFonts w:ascii="Times New Roman" w:hAnsi="Times New Roman" w:eastAsia="Times New Roman" w:cs="Times New Roman"/>
+        </w:rPr>
+        <w:t xml:space="preserve"> </w:t>
+      </w:r>
+      <w:r>
+        <w:rPr>
+          <w:rFonts w:hint="eastAsia" w:ascii="Times New Roman" w:hAnsi="Times New Roman" w:eastAsia="Times New Roman" w:cs="Times New Roman"/>
+        </w:rPr>
+        <w:t>MnO</w:t>
+      </w:r>
+      <w:r>
+        <w:rPr>
+          <w:rFonts w:hint="eastAsia" w:ascii="Times New Roman" w:hAnsi="Times New Roman" w:eastAsia="Times New Roman" w:cs="Times New Roman"/>
+          <w:vertAlign w:val="subscript"/>
+        </w:rPr>
+        <w:t>4</w:t>
+      </w:r>
+      <w:r>
+        <w:rPr>
+          <w:rFonts w:hint="eastAsia" w:ascii="Times New Roman" w:hAnsi="Times New Roman" w:eastAsia="Times New Roman" w:cs="Times New Roman"/>
+          <w:vertAlign w:val="superscript"/>
+        </w:rPr>
+        <w:t>-</w:t>
+      </w:r>
+      <w:r>
+        <w:rPr>
+          <w:rFonts w:hint="eastAsia" w:ascii="Times New Roman" w:hAnsi="Times New Roman" w:eastAsia="Times New Roman" w:cs="Times New Roman"/>
+        </w:rPr>
+        <w:t>；</w:t>
+      </w:r>
+      <w:r>
+        <w:rPr>
+          <w:rFonts w:hint="eastAsia" w:ascii="Times New Roman" w:hAnsi="Times New Roman" w:eastAsia="FangSong" w:cs="Times New Roman"/>
+        </w:rPr>
+        <w:t>电子守恒</w:t>
+      </w:r>
+      <w:r>
+        <w:rPr>
+          <w:rFonts w:hint="eastAsia" w:ascii="Times New Roman" w:hAnsi="Times New Roman" w:eastAsia="Times New Roman" w:cs="Times New Roman"/>
+        </w:rPr>
+        <w:t>：Mn+2→+7</w:t>
+      </w:r>
+      <w:r>
+        <w:rPr>
+          <w:rFonts w:ascii="Times New Roman" w:hAnsi="Times New Roman" w:eastAsia="Times New Roman" w:cs="Times New Roman"/>
+        </w:rPr>
+        <w:t xml:space="preserve"> </w:t>
+      </w:r>
+      <w:r>
+        <w:rPr>
+          <w:rFonts w:hint="eastAsia" w:ascii="Times New Roman" w:hAnsi="Times New Roman" w:eastAsia="FangSong" w:cs="Times New Roman"/>
+        </w:rPr>
+        <w:t xml:space="preserve">失</w:t>
+      </w:r>
+      <w:r>
+        <w:rPr>
+          <w:rFonts w:ascii="Times New Roman" w:hAnsi="Times New Roman" w:eastAsia="Times New Roman" w:cs="Times New Roman"/>
+        </w:rPr>
+        <w:t xml:space="preserve"> </w:t>
+      </w:r>
+      <w:r>
+        <w:rPr>
+          <w:rFonts w:hint="eastAsia" w:ascii="Times New Roman" w:hAnsi="Times New Roman" w:eastAsia="Times New Roman" w:cs="Times New Roman"/>
+        </w:rPr>
+        <w:t xml:space="preserve">5e×2=10e，Bi+5→+3</w:t>
+      </w:r>
+      <w:r>
+        <w:rPr>
+          <w:rFonts w:ascii="Times New Roman" w:hAnsi="Times New Roman" w:eastAsia="Times New Roman" w:cs="Times New Roman"/>
+        </w:rPr>
+        <w:t xml:space="preserve"> </w:t>
+      </w:r>
+      <w:r>
+        <w:rPr>
+          <w:rFonts w:hint="eastAsia" w:ascii="Times New Roman" w:hAnsi="Times New Roman" w:eastAsia="FangSong" w:cs="Times New Roman"/>
+        </w:rPr>
+        <w:t xml:space="preserve">得</w:t>
+      </w:r>
+      <w:r>
+        <w:rPr>
+          <w:rFonts w:ascii="Times New Roman" w:hAnsi="Times New Roman" w:eastAsia="Times New Roman" w:cs="Times New Roman"/>
+        </w:rPr>
+        <w:t xml:space="preserve"> 2e×5=10e </w:t>
+      </w:r>
+      <w:r>
+        <w:rPr>
+          <w:rFonts w:hint="eastAsia" w:ascii="Times New Roman" w:hAnsi="Times New Roman" w:eastAsia="Times New Roman" w:cs="Times New Roman"/>
+        </w:rPr>
+        <w:t xml:space="preserve">✓）</w:t>
       </w:r>
     </w:p>
     <w:p>
@@ -20944,31 +21947,14 @@
           <w:b/>
           <w:bCs/>
         </w:rPr>
-        <w:t xml:space="preserve">6-5</w:t>
-      </w:r>
-      <w:r>
-        <w:rPr>
-          <w:rFonts w:ascii="Times New Roman" w:hAnsi="Times New Roman" w:eastAsia="Times New Roman" w:cs="Times New Roman"/>
-        </w:rPr>
-        <w:t xml:space="preserve"> </w:t>
-      </w:r>
-      <w:r>
-        <w:rPr>
-          <w:rFonts w:hint="eastAsia" w:ascii="Times New Roman" w:hAnsi="Times New Roman" w:eastAsia="FangSong" w:cs="Times New Roman"/>
-        </w:rPr>
-        <w:t>水解反应</w:t>
-      </w:r>
-      <w:r>
-        <w:rPr>
-          <w:rFonts w:hint="eastAsia" w:ascii="Times New Roman" w:hAnsi="Times New Roman" w:eastAsia="Times New Roman" w:cs="Times New Roman"/>
-        </w:rPr>
-        <w:t>：</w:t>
-      </w:r>
-    </w:p>
-    <w:p>
-      <w:pPr>
-        <w:pStyle w:val="BodyText"/>
-      </w:pPr>
+        <w:t xml:space="preserve">6-7</w:t>
+      </w:r>
+      <w:r>
+        <w:rPr>
+          <w:rFonts w:ascii="Times New Roman" w:hAnsi="Times New Roman" w:eastAsia="Times New Roman" w:cs="Times New Roman"/>
+        </w:rPr>
+        <w:t xml:space="preserve"> </w:t>
+      </w:r>
       <m:oMath>
         <m:oMathPr>
           <m:ctrlPr>
@@ -20979,11 +21965,148 @@
           </m:ctrlPr>
         </m:oMathPr>
         <m:r>
+          <m:t>2</m:t>
+        </m:r>
+        <m:r>
           <m:rPr>
             <m:sty m:val="p"/>
           </m:rPr>
           <m:t>B</m:t>
         </m:r>
+        <m:sSup>
+          <m:e>
+            <m:r>
+              <m:rPr>
+                <m:sty m:val="p"/>
+              </m:rPr>
+              <m:t>i</m:t>
+            </m:r>
+          </m:e>
+          <m:sup>
+            <m:r>
+              <m:rPr>
+                <m:sty m:val="p"/>
+              </m:rPr>
+              <m:t>3</m:t>
+            </m:r>
+            <m:r>
+              <m:rPr>
+                <m:sty m:val="p"/>
+              </m:rPr>
+              <m:t>+</m:t>
+            </m:r>
+          </m:sup>
+        </m:sSup>
+        <m:r>
+          <m:rPr>
+            <m:sty m:val="p"/>
+          </m:rPr>
+          <m:t>+</m:t>
+        </m:r>
+        <m:r>
+          <m:rPr>
+            <m:sty m:val="p"/>
+          </m:rPr>
+          <m:t>3</m:t>
+        </m:r>
+        <m:r>
+          <m:rPr>
+            <m:sty m:val="p"/>
+          </m:rPr>
+          <m:t>H</m:t>
+        </m:r>
+        <m:r>
+          <m:rPr>
+            <m:sty m:val="p"/>
+          </m:rPr>
+          <m:t>S</m:t>
+        </m:r>
+        <m:r>
+          <m:rPr>
+            <m:sty m:val="p"/>
+          </m:rPr>
+          <m:t>n</m:t>
+        </m:r>
+        <m:sSubSup>
+          <m:e>
+            <m:r>
+              <m:rPr>
+                <m:sty m:val="p"/>
+              </m:rPr>
+              <m:t>O</m:t>
+            </m:r>
+          </m:e>
+          <m:sub>
+            <m:r>
+              <m:rPr>
+                <m:sty m:val="p"/>
+              </m:rPr>
+              <m:t>2</m:t>
+            </m:r>
+          </m:sub>
+          <m:sup>
+            <m:r>
+              <m:rPr>
+                <m:sty m:val="p"/>
+              </m:rPr>
+              <m:t>−</m:t>
+            </m:r>
+          </m:sup>
+        </m:sSubSup>
+        <m:r>
+          <m:rPr>
+            <m:sty m:val="p"/>
+          </m:rPr>
+          <m:t>+</m:t>
+        </m:r>
+        <m:r>
+          <m:rPr>
+            <m:sty m:val="p"/>
+          </m:rPr>
+          <m:t>6</m:t>
+        </m:r>
+        <m:r>
+          <m:rPr>
+            <m:sty m:val="p"/>
+          </m:rPr>
+          <m:t>O</m:t>
+        </m:r>
+        <m:sSup>
+          <m:e>
+            <m:r>
+              <m:rPr>
+                <m:sty m:val="p"/>
+              </m:rPr>
+              <m:t>H</m:t>
+            </m:r>
+          </m:e>
+          <m:sup>
+            <m:r>
+              <m:rPr>
+                <m:sty m:val="p"/>
+              </m:rPr>
+              <m:t>−</m:t>
+            </m:r>
+          </m:sup>
+        </m:sSup>
+        <m:r>
+          <m:rPr>
+            <m:sty m:val="p"/>
+          </m:rPr>
+          <m:t>→</m:t>
+        </m:r>
+        <m:r>
+          <m:rPr>
+            <m:sty m:val="p"/>
+          </m:rPr>
+          <m:t>2</m:t>
+        </m:r>
+        <m:r>
+          <m:rPr>
+            <m:sty m:val="p"/>
+          </m:rPr>
+          <m:t>B</m:t>
+        </m:r>
         <m:r>
           <m:rPr>
             <m:sty m:val="p"/>
@@ -20994,13 +22117,75 @@
           <m:rPr>
             <m:sty m:val="p"/>
           </m:rPr>
-          <m:t>(</m:t>
-        </m:r>
-        <m:r>
-          <m:rPr>
-            <m:sty m:val="p"/>
-          </m:rPr>
-          <m:t>N</m:t>
+          <m:t>↓</m:t>
+        </m:r>
+        <m:r>
+          <m:rPr>
+            <m:sty m:val="p"/>
+          </m:rPr>
+          <m:t>+</m:t>
+        </m:r>
+        <m:r>
+          <m:rPr>
+            <m:sty m:val="p"/>
+          </m:rPr>
+          <m:t>3</m:t>
+        </m:r>
+        <m:r>
+          <m:rPr>
+            <m:sty m:val="p"/>
+          </m:rPr>
+          <m:t>H</m:t>
+        </m:r>
+        <m:r>
+          <m:rPr>
+            <m:sty m:val="p"/>
+          </m:rPr>
+          <m:t>S</m:t>
+        </m:r>
+        <m:r>
+          <m:rPr>
+            <m:sty m:val="p"/>
+          </m:rPr>
+          <m:t>n</m:t>
+        </m:r>
+        <m:sSubSup>
+          <m:e>
+            <m:r>
+              <m:rPr>
+                <m:sty m:val="p"/>
+              </m:rPr>
+              <m:t>O</m:t>
+            </m:r>
+          </m:e>
+          <m:sub>
+            <m:r>
+              <m:rPr>
+                <m:sty m:val="p"/>
+              </m:rPr>
+              <m:t>3</m:t>
+            </m:r>
+          </m:sub>
+          <m:sup>
+            <m:r>
+              <m:rPr>
+                <m:sty m:val="p"/>
+              </m:rPr>
+              <m:t>−</m:t>
+            </m:r>
+          </m:sup>
+        </m:sSubSup>
+        <m:r>
+          <m:rPr>
+            <m:sty m:val="p"/>
+          </m:rPr>
+          <m:t>+</m:t>
+        </m:r>
+        <m:r>
+          <m:rPr>
+            <m:sty m:val="p"/>
+          </m:rPr>
+          <m:t>3</m:t>
         </m:r>
         <m:sSub>
           <m:e>
@@ -21008,7 +22193,7 @@
               <m:rPr>
                 <m:sty m:val="p"/>
               </m:rPr>
-              <m:t>O</m:t>
+              <m:t>H</m:t>
             </m:r>
           </m:e>
           <m:sub>
@@ -21016,166 +22201,47 @@
               <m:rPr>
                 <m:sty m:val="p"/>
               </m:rPr>
-              <m:t>3</m:t>
+              <m:t>2</m:t>
             </m:r>
           </m:sub>
         </m:sSub>
-        <m:sSub>
-          <m:e>
-            <m:r>
-              <m:rPr>
-                <m:sty m:val="p"/>
-              </m:rPr>
-              <m:t>)</m:t>
-            </m:r>
-          </m:e>
-          <m:sub>
-            <m:r>
-              <m:rPr>
-                <m:sty m:val="p"/>
-              </m:rPr>
-              <m:t>3</m:t>
-            </m:r>
-          </m:sub>
-        </m:sSub>
-        <m:r>
-          <m:rPr>
-            <m:sty m:val="p"/>
-          </m:rPr>
-          <m:t>+</m:t>
-        </m:r>
-        <m:sSub>
-          <m:e>
-            <m:r>
-              <m:rPr>
-                <m:sty m:val="p"/>
-              </m:rPr>
-              <m:t>H</m:t>
-            </m:r>
-          </m:e>
-          <m:sub>
-            <m:r>
-              <m:rPr>
-                <m:sty m:val="p"/>
-              </m:rPr>
-              <m:t>2</m:t>
-            </m:r>
-          </m:sub>
-        </m:sSub>
         <m:r>
           <m:rPr>
             <m:sty m:val="p"/>
           </m:rPr>
           <m:t>O</m:t>
         </m:r>
-        <m:r>
-          <m:rPr>
-            <m:sty m:val="p"/>
-          </m:rPr>
-          <m:t>→</m:t>
-        </m:r>
-        <m:r>
-          <m:rPr>
-            <m:sty m:val="p"/>
-          </m:rPr>
-          <m:t>B</m:t>
-        </m:r>
-        <m:r>
-          <m:rPr>
-            <m:sty m:val="p"/>
-          </m:rPr>
-          <m:t>i</m:t>
-        </m:r>
-        <m:r>
-          <m:rPr>
-            <m:sty m:val="p"/>
-          </m:rPr>
-          <m:t>O</m:t>
-        </m:r>
-        <m:r>
-          <m:rPr>
-            <m:sty m:val="p"/>
-          </m:rPr>
-          <m:t>N</m:t>
-        </m:r>
-        <m:sSub>
-          <m:e>
-            <m:r>
-              <m:rPr>
-                <m:sty m:val="p"/>
-              </m:rPr>
-              <m:t>O</m:t>
-            </m:r>
-          </m:e>
-          <m:sub>
-            <m:r>
-              <m:rPr>
-                <m:sty m:val="p"/>
-              </m:rPr>
-              <m:t>3</m:t>
-            </m:r>
-          </m:sub>
-        </m:sSub>
-        <m:r>
-          <m:rPr>
-            <m:sty m:val="p"/>
-          </m:rPr>
-          <m:t>↓</m:t>
-        </m:r>
-        <m:r>
-          <m:rPr>
-            <m:sty m:val="p"/>
-          </m:rPr>
-          <m:t>+</m:t>
-        </m:r>
-        <m:r>
-          <m:rPr>
-            <m:sty m:val="p"/>
-          </m:rPr>
-          <m:t>2</m:t>
-        </m:r>
-        <m:r>
-          <m:rPr>
-            <m:sty m:val="p"/>
-          </m:rPr>
-          <m:t>H</m:t>
-        </m:r>
-        <m:r>
-          <m:rPr>
-            <m:sty m:val="p"/>
-          </m:rPr>
-          <m:t>N</m:t>
-        </m:r>
-        <m:sSub>
-          <m:e>
-            <m:r>
-              <m:rPr>
-                <m:sty m:val="p"/>
-              </m:rPr>
-              <m:t>O</m:t>
-            </m:r>
-          </m:e>
-          <m:sub>
-            <m:r>
-              <m:rPr>
-                <m:sty m:val="p"/>
-              </m:rPr>
-              <m:t>3</m:t>
-            </m:r>
-          </m:sub>
-        </m:sSub>
       </m:oMath>
-      <w:r>
-        <w:rPr>
-          <w:rFonts w:ascii="Times New Roman" w:hAnsi="Times New Roman" w:eastAsia="Times New Roman" w:cs="Times New Roman"/>
-        </w:rPr>
-        <w:t xml:space="preserve">​</w:t>
-      </w:r>
     </w:p>
     <w:p>
       <w:pPr>
         <w:pStyle w:val="BodyText"/>
+        <w:ind w:firstLine="420"/>
       </w:pPr>
+      <w:r>
+        <w:rPr>
+          <w:rFonts w:hint="eastAsia" w:ascii="Times New Roman" w:hAnsi="Times New Roman" w:eastAsia="FangSong" w:cs="Times New Roman"/>
+        </w:rPr>
+        <w:t>必须在较低温度下进行</w:t>
+      </w:r>
+      <w:r>
+        <w:rPr>
+          <w:rFonts w:hint="eastAsia" w:ascii="Times New Roman" w:hAnsi="Times New Roman" w:eastAsia="Times New Roman" w:cs="Times New Roman"/>
+        </w:rPr>
+        <w:t>：</w:t>
+      </w:r>
+      <w:r>
+        <w:rPr>
+          <w:rFonts w:hint="eastAsia" w:ascii="Times New Roman" w:hAnsi="Times New Roman" w:eastAsia="FangSong" w:cs="Times New Roman"/>
+        </w:rPr>
+        <w:t>温度高时</w:t>
+      </w:r>
+      <w:r>
+        <w:rPr>
+          <w:rFonts w:ascii="Times New Roman" w:hAnsi="Times New Roman" w:eastAsia="Times New Roman" w:cs="Times New Roman"/>
+        </w:rPr>
+        <w:t xml:space="preserve"> </w:t>
+      </w:r>
       <m:oMath>
         <m:oMathPr>
           <m:ctrlPr>
@@ -21189,27 +22255,27 @@
           <m:rPr>
             <m:sty m:val="p"/>
           </m:rPr>
-          <m:t>B</m:t>
-        </m:r>
-        <m:r>
-          <m:rPr>
-            <m:sty m:val="p"/>
-          </m:rPr>
-          <m:t>i</m:t>
-        </m:r>
-        <m:r>
-          <m:rPr>
-            <m:sty m:val="p"/>
-          </m:rPr>
-          <m:t>C</m:t>
-        </m:r>
-        <m:sSub>
+          <m:t>H</m:t>
+        </m:r>
+        <m:r>
+          <m:rPr>
+            <m:sty m:val="p"/>
+          </m:rPr>
+          <m:t>S</m:t>
+        </m:r>
+        <m:r>
+          <m:rPr>
+            <m:sty m:val="p"/>
+          </m:rPr>
+          <m:t>n</m:t>
+        </m:r>
+        <m:sSubSup>
           <m:e>
             <m:r>
               <m:rPr>
                 <m:sty m:val="p"/>
               </m:rPr>
-              <m:t>l</m:t>
+              <m:t>O</m:t>
             </m:r>
           </m:e>
           <m:sub>
@@ -21217,123 +22283,84 @@
               <m:rPr>
                 <m:sty m:val="p"/>
               </m:rPr>
-              <m:t>3</m:t>
+              <m:t>2</m:t>
             </m:r>
           </m:sub>
-        </m:sSub>
-        <m:r>
-          <m:rPr>
-            <m:sty m:val="p"/>
-          </m:rPr>
-          <m:t>+</m:t>
-        </m:r>
-        <m:sSub>
-          <m:e>
-            <m:r>
-              <m:rPr>
-                <m:sty m:val="p"/>
-              </m:rPr>
-              <m:t>H</m:t>
-            </m:r>
-          </m:e>
-          <m:sub>
-            <m:r>
-              <m:rPr>
-                <m:sty m:val="p"/>
-              </m:rPr>
-              <m:t>2</m:t>
-            </m:r>
-          </m:sub>
-        </m:sSub>
-        <m:r>
-          <m:rPr>
-            <m:sty m:val="p"/>
-          </m:rPr>
-          <m:t>O</m:t>
-        </m:r>
-        <m:r>
-          <m:rPr>
-            <m:sty m:val="p"/>
-          </m:rPr>
-          <m:t>→</m:t>
-        </m:r>
-        <m:r>
-          <m:rPr>
-            <m:sty m:val="p"/>
-          </m:rPr>
-          <m:t>B</m:t>
-        </m:r>
-        <m:r>
-          <m:rPr>
-            <m:sty m:val="p"/>
-          </m:rPr>
-          <m:t>i</m:t>
-        </m:r>
-        <m:r>
-          <m:rPr>
-            <m:sty m:val="p"/>
-          </m:rPr>
-          <m:t>O</m:t>
-        </m:r>
-        <m:r>
-          <m:rPr>
-            <m:sty m:val="p"/>
-          </m:rPr>
-          <m:t>C</m:t>
-        </m:r>
-        <m:r>
-          <m:rPr>
-            <m:sty m:val="p"/>
-          </m:rPr>
-          <m:t>l</m:t>
-        </m:r>
-        <m:r>
-          <m:rPr>
-            <m:sty m:val="p"/>
-          </m:rPr>
-          <m:t>↓</m:t>
-        </m:r>
-        <m:r>
-          <m:rPr>
-            <m:sty m:val="p"/>
-          </m:rPr>
-          <m:t>+</m:t>
-        </m:r>
-        <m:r>
-          <m:rPr>
-            <m:sty m:val="p"/>
-          </m:rPr>
-          <m:t>2</m:t>
-        </m:r>
-        <m:r>
-          <m:rPr>
-            <m:sty m:val="p"/>
-          </m:rPr>
-          <m:t>H</m:t>
-        </m:r>
-        <m:r>
-          <m:rPr>
-            <m:sty m:val="p"/>
-          </m:rPr>
-          <m:t>C</m:t>
-        </m:r>
-        <m:r>
-          <m:rPr>
-            <m:sty m:val="p"/>
-          </m:rPr>
-          <m:t>l</m:t>
-        </m:r>
+          <m:sup>
+            <m:r>
+              <m:rPr>
+                <m:sty m:val="p"/>
+              </m:rPr>
+              <m:t>−</m:t>
+            </m:r>
+          </m:sup>
+        </m:sSubSup>
       </m:oMath>
       <w:r>
         <w:rPr>
           <w:rFonts w:ascii="Times New Roman" w:hAnsi="Times New Roman" w:eastAsia="Times New Roman" w:cs="Times New Roman"/>
         </w:rPr>
-        <w:t xml:space="preserve">​</w:t>
+        <w:t xml:space="preserve"> </w:t>
+      </w:r>
+      <w:r>
+        <w:rPr>
+          <w:rFonts w:hint="eastAsia" w:ascii="Times New Roman" w:hAnsi="Times New Roman" w:eastAsia="FangSong" w:cs="Times New Roman"/>
+        </w:rPr>
+        <w:t>发生自氧化还原</w:t>
+      </w:r>
+      <w:r>
+        <w:rPr>
+          <w:rFonts w:hint="eastAsia" w:ascii="Times New Roman" w:hAnsi="Times New Roman" w:eastAsia="Times New Roman" w:cs="Times New Roman"/>
+        </w:rPr>
+        <w:t>，</w:t>
+      </w:r>
+      <w:r>
+        <w:rPr>
+          <w:rFonts w:hint="eastAsia" w:ascii="Times New Roman" w:hAnsi="Times New Roman" w:eastAsia="FangSong" w:cs="Times New Roman"/>
+        </w:rPr>
+        <w:t>析出黑色</w:t>
+      </w:r>
+      <w:r>
+        <w:rPr>
+          <w:rFonts w:ascii="Times New Roman" w:hAnsi="Times New Roman" w:eastAsia="Times New Roman" w:cs="Times New Roman"/>
+        </w:rPr>
+        <w:t xml:space="preserve"> </w:t>
+      </w:r>
+      <w:r>
+        <w:rPr>
+          <w:rFonts w:hint="eastAsia" w:ascii="Times New Roman" w:hAnsi="Times New Roman" w:eastAsia="Times New Roman" w:cs="Times New Roman"/>
+        </w:rPr>
+        <w:t>Sn，</w:t>
+      </w:r>
+      <w:r>
+        <w:rPr>
+          <w:rFonts w:hint="eastAsia" w:ascii="Times New Roman" w:hAnsi="Times New Roman" w:eastAsia="FangSong" w:cs="Times New Roman"/>
+        </w:rPr>
+        <w:t>干扰</w:t>
+      </w:r>
+      <w:r>
+        <w:rPr>
+          <w:rFonts w:ascii="Times New Roman" w:hAnsi="Times New Roman" w:eastAsia="Times New Roman" w:cs="Times New Roman"/>
+        </w:rPr>
+        <w:t xml:space="preserve"> Bi </w:t>
+      </w:r>
+      <w:r>
+        <w:rPr>
+          <w:rFonts w:hint="eastAsia" w:ascii="Times New Roman" w:hAnsi="Times New Roman" w:eastAsia="FangSong" w:cs="Times New Roman"/>
+        </w:rPr>
+        <w:t>的还原检验</w:t>
+      </w:r>
+      <w:r>
+        <w:rPr>
+          <w:rFonts w:hint="eastAsia" w:ascii="Times New Roman" w:hAnsi="Times New Roman" w:eastAsia="Times New Roman" w:cs="Times New Roman"/>
+        </w:rPr>
+        <w:t>。</w:t>
       </w:r>
     </w:p>
     <w:p>
       <w:pPr>
         <w:pStyle w:val="BodyText"/>
+        <w:ind w:firstLine="420"/>
       </w:pPr>
       <w:r>
         <w:rPr>
@@ -21341,7 +22368,19 @@
           <w:b/>
           <w:bCs/>
         </w:rPr>
-        <w:t xml:space="preserve">6-6</w:t>
+        <w:t xml:space="preserve">6-8</w:t>
+      </w:r>
+      <w:r>
+        <w:rPr>
+          <w:rFonts w:ascii="Times New Roman" w:hAnsi="Times New Roman" w:eastAsia="Times New Roman" w:cs="Times New Roman"/>
+        </w:rPr>
+        <w:t xml:space="preserve"> </w:t>
+      </w:r>
+      <w:r>
+        <w:rPr>
+          <w:rFonts w:hint="eastAsia" w:ascii="Times New Roman" w:hAnsi="Times New Roman" w:eastAsia="FangSong" w:cs="Times New Roman"/>
+        </w:rPr>
+        <w:t xml:space="preserve">原电池</w:t>
       </w:r>
       <w:r>
         <w:rPr>
@@ -21359,31 +22398,43 @@
           </m:ctrlPr>
         </m:oMathPr>
         <m:r>
-          <m:t>5</m:t>
-        </m:r>
-        <m:r>
-          <m:rPr>
-            <m:sty m:val="p"/>
-          </m:rPr>
-          <m:t>N</m:t>
-        </m:r>
-        <m:r>
-          <m:rPr>
-            <m:sty m:val="p"/>
-          </m:rPr>
-          <m:t>a</m:t>
-        </m:r>
-        <m:r>
-          <m:rPr>
-            <m:sty m:val="p"/>
-          </m:rPr>
-          <m:t>B</m:t>
-        </m:r>
-        <m:r>
-          <m:rPr>
-            <m:sty m:val="p"/>
-          </m:rPr>
-          <m:t>i</m:t>
+          <m:rPr>
+            <m:sty m:val="p"/>
+          </m:rPr>
+          <m:t>(</m:t>
+        </m:r>
+        <m:r>
+          <m:rPr>
+            <m:sty m:val="p"/>
+          </m:rPr>
+          <m:t>−</m:t>
+        </m:r>
+        <m:r>
+          <m:rPr>
+            <m:sty m:val="p"/>
+          </m:rPr>
+          <m:t>)</m:t>
+        </m:r>
+        <m:r>
+          <m:t> </m:t>
+        </m:r>
+        <m:r>
+          <m:rPr>
+            <m:sty m:val="p"/>
+          </m:rPr>
+          <m:t>P</m:t>
+        </m:r>
+        <m:r>
+          <m:rPr>
+            <m:sty m:val="p"/>
+          </m:rPr>
+          <m:t>t</m:t>
+        </m:r>
+        <m:r>
+          <m:rPr>
+            <m:sty m:val="p"/>
+          </m:rPr>
+          <m:t>,</m:t>
         </m:r>
         <m:sSub>
           <m:e>
@@ -21391,7 +22442,7 @@
               <m:rPr>
                 <m:sty m:val="p"/>
               </m:rPr>
-              <m:t>O</m:t>
+              <m:t>H</m:t>
             </m:r>
           </m:e>
           <m:sub>
@@ -21399,7 +22450,7 @@
               <m:rPr>
                 <m:sty m:val="p"/>
               </m:rPr>
-              <m:t>3</m:t>
+              <m:t>2</m:t>
             </m:r>
           </m:sub>
         </m:sSub>
@@ -21407,105 +22458,57 @@
           <m:rPr>
             <m:sty m:val="p"/>
           </m:rPr>
-          <m:t>+</m:t>
-        </m:r>
-        <m:r>
-          <m:rPr>
-            <m:sty m:val="p"/>
-          </m:rPr>
-          <m:t>2</m:t>
-        </m:r>
-        <m:r>
-          <m:rPr>
-            <m:sty m:val="p"/>
-          </m:rPr>
-          <m:t>M</m:t>
-        </m:r>
-        <m:sSup>
+          <m:t>|</m:t>
+        </m:r>
+        <m:r>
+          <m:rPr>
+            <m:sty m:val="p"/>
+          </m:rPr>
+          <m:t>H</m:t>
+        </m:r>
+        <m:r>
+          <m:rPr>
+            <m:sty m:val="p"/>
+          </m:rPr>
+          <m:t>C</m:t>
+        </m:r>
+        <m:r>
+          <m:rPr>
+            <m:sty m:val="p"/>
+          </m:rPr>
+          <m:t>l</m:t>
+        </m:r>
+        <m:r>
+          <m:rPr>
+            <m:sty m:val="p"/>
+          </m:rPr>
+          <m:t>|</m:t>
+        </m:r>
+        <m:r>
+          <m:rPr>
+            <m:sty m:val="p"/>
+          </m:rPr>
+          <m:t>B</m:t>
+        </m:r>
+        <m:r>
+          <m:rPr>
+            <m:sty m:val="p"/>
+          </m:rPr>
+          <m:t>i</m:t>
+        </m:r>
+        <m:r>
+          <m:rPr>
+            <m:sty m:val="p"/>
+          </m:rPr>
+          <m:t>C</m:t>
+        </m:r>
+        <m:sSub>
           <m:e>
             <m:r>
               <m:rPr>
                 <m:sty m:val="p"/>
               </m:rPr>
-              <m:t>n</m:t>
-            </m:r>
-          </m:e>
-          <m:sup>
-            <m:r>
-              <m:rPr>
-                <m:sty m:val="p"/>
-              </m:rPr>
-              <m:t>2</m:t>
-            </m:r>
-            <m:r>
-              <m:rPr>
-                <m:sty m:val="p"/>
-              </m:rPr>
-              <m:t>+</m:t>
-            </m:r>
-          </m:sup>
-        </m:sSup>
-        <m:r>
-          <m:rPr>
-            <m:sty m:val="p"/>
-          </m:rPr>
-          <m:t>+</m:t>
-        </m:r>
-        <m:r>
-          <m:rPr>
-            <m:sty m:val="p"/>
-          </m:rPr>
-          <m:t>14</m:t>
-        </m:r>
-        <m:sSup>
-          <m:e>
-            <m:r>
-              <m:rPr>
-                <m:sty m:val="p"/>
-              </m:rPr>
-              <m:t>H</m:t>
-            </m:r>
-          </m:e>
-          <m:sup>
-            <m:r>
-              <m:rPr>
-                <m:sty m:val="p"/>
-              </m:rPr>
-              <m:t>+</m:t>
-            </m:r>
-          </m:sup>
-        </m:sSup>
-        <m:r>
-          <m:rPr>
-            <m:sty m:val="p"/>
-          </m:rPr>
-          <m:t>→</m:t>
-        </m:r>
-        <m:r>
-          <m:rPr>
-            <m:sty m:val="p"/>
-          </m:rPr>
-          <m:t>2</m:t>
-        </m:r>
-        <m:r>
-          <m:rPr>
-            <m:sty m:val="p"/>
-          </m:rPr>
-          <m:t>M</m:t>
-        </m:r>
-        <m:r>
-          <m:rPr>
-            <m:sty m:val="p"/>
-          </m:rPr>
-          <m:t>n</m:t>
-        </m:r>
-        <m:sSubSup>
-          <m:e>
-            <m:r>
-              <m:rPr>
-                <m:sty m:val="p"/>
-              </m:rPr>
-              <m:t>O</m:t>
+              <m:t>l</m:t>
             </m:r>
           </m:e>
           <m:sub>
@@ -21513,123 +22516,7 @@
               <m:rPr>
                 <m:sty m:val="p"/>
               </m:rPr>
-              <m:t>4</m:t>
-            </m:r>
-          </m:sub>
-          <m:sup>
-            <m:r>
-              <m:rPr>
-                <m:sty m:val="p"/>
-              </m:rPr>
-              <m:t>−</m:t>
-            </m:r>
-          </m:sup>
-        </m:sSubSup>
-        <m:r>
-          <m:rPr>
-            <m:sty m:val="p"/>
-          </m:rPr>
-          <m:t>+</m:t>
-        </m:r>
-        <m:r>
-          <m:rPr>
-            <m:sty m:val="p"/>
-          </m:rPr>
-          <m:t>5</m:t>
-        </m:r>
-        <m:r>
-          <m:rPr>
-            <m:sty m:val="p"/>
-          </m:rPr>
-          <m:t>B</m:t>
-        </m:r>
-        <m:sSup>
-          <m:e>
-            <m:r>
-              <m:rPr>
-                <m:sty m:val="p"/>
-              </m:rPr>
-              <m:t>i</m:t>
-            </m:r>
-          </m:e>
-          <m:sup>
-            <m:r>
-              <m:rPr>
-                <m:sty m:val="p"/>
-              </m:rPr>
               <m:t>3</m:t>
-            </m:r>
-            <m:r>
-              <m:rPr>
-                <m:sty m:val="p"/>
-              </m:rPr>
-              <m:t>+</m:t>
-            </m:r>
-          </m:sup>
-        </m:sSup>
-        <m:r>
-          <m:rPr>
-            <m:sty m:val="p"/>
-          </m:rPr>
-          <m:t>+</m:t>
-        </m:r>
-        <m:r>
-          <m:rPr>
-            <m:sty m:val="p"/>
-          </m:rPr>
-          <m:t>5</m:t>
-        </m:r>
-        <m:r>
-          <m:rPr>
-            <m:sty m:val="p"/>
-          </m:rPr>
-          <m:t>N</m:t>
-        </m:r>
-        <m:sSup>
-          <m:e>
-            <m:r>
-              <m:rPr>
-                <m:sty m:val="p"/>
-              </m:rPr>
-              <m:t>a</m:t>
-            </m:r>
-          </m:e>
-          <m:sup>
-            <m:r>
-              <m:rPr>
-                <m:sty m:val="p"/>
-              </m:rPr>
-              <m:t>+</m:t>
-            </m:r>
-          </m:sup>
-        </m:sSup>
-        <m:r>
-          <m:rPr>
-            <m:sty m:val="p"/>
-          </m:rPr>
-          <m:t>+</m:t>
-        </m:r>
-        <m:r>
-          <m:rPr>
-            <m:sty m:val="p"/>
-          </m:rPr>
-          <m:t>7</m:t>
-        </m:r>
-        <m:sSub>
-          <m:e>
-            <m:r>
-              <m:rPr>
-                <m:sty m:val="p"/>
-              </m:rPr>
-              <m:t>H</m:t>
-            </m:r>
-          </m:e>
-          <m:sub>
-            <m:r>
-              <m:rPr>
-                <m:sty m:val="p"/>
-              </m:rPr>
-              <m:t>2</m:t>
             </m:r>
           </m:sub>
         </m:sSub>
@@ -21637,775 +22524,47 @@
           <m:rPr>
             <m:sty m:val="p"/>
           </m:rPr>
-          <m:t>O</m:t>
+          <m:t>,</m:t>
+        </m:r>
+        <m:r>
+          <m:rPr>
+            <m:sty m:val="p"/>
+          </m:rPr>
+          <m:t>B</m:t>
+        </m:r>
+        <m:r>
+          <m:rPr>
+            <m:sty m:val="p"/>
+          </m:rPr>
+          <m:t>i</m:t>
+        </m:r>
+        <m:r>
+          <m:t> </m:t>
+        </m:r>
+        <m:r>
+          <m:rPr>
+            <m:sty m:val="p"/>
+          </m:rPr>
+          <m:t>(</m:t>
+        </m:r>
+        <m:r>
+          <m:rPr>
+            <m:sty m:val="p"/>
+          </m:rPr>
+          <m:t>+</m:t>
+        </m:r>
+        <m:r>
+          <m:rPr>
+            <m:sty m:val="p"/>
+          </m:rPr>
+          <m:t>)</m:t>
         </m:r>
       </m:oMath>
     </w:p>
     <w:p>
       <w:pPr>
         <w:pStyle w:val="BodyText"/>
-      </w:pPr>
-      <w:r>
-        <w:rPr>
-          <w:rFonts w:hint="eastAsia" w:ascii="Times New Roman" w:hAnsi="Times New Roman" w:eastAsia="Times New Roman" w:cs="Times New Roman"/>
-        </w:rPr>
-        <w:t xml:space="preserve">（Bi(V)</w:t>
-      </w:r>
-      <w:r>
-        <w:rPr>
-          <w:rFonts w:ascii="Times New Roman" w:hAnsi="Times New Roman" w:eastAsia="Times New Roman" w:cs="Times New Roman"/>
-        </w:rPr>
-        <w:t xml:space="preserve"> </w:t>
-      </w:r>
-      <w:r>
-        <w:rPr>
-          <w:rFonts w:hint="eastAsia" w:ascii="Times New Roman" w:hAnsi="Times New Roman" w:eastAsia="FangSong" w:cs="Times New Roman"/>
-        </w:rPr>
-        <w:t xml:space="preserve">强氧化性将</w:t>
-      </w:r>
-      <w:r>
-        <w:rPr>
-          <w:rFonts w:ascii="Times New Roman" w:hAnsi="Times New Roman" w:eastAsia="Times New Roman" w:cs="Times New Roman"/>
-        </w:rPr>
-        <w:t xml:space="preserve"> Mn</w:t>
-      </w:r>
-      <w:r>
-        <w:rPr>
-          <w:rFonts w:ascii="Times New Roman" w:hAnsi="Times New Roman" w:eastAsia="Times New Roman" w:cs="Times New Roman"/>
-          <w:vertAlign w:val="superscript"/>
-        </w:rPr>
-        <w:t>2+</w:t>
-      </w:r>
-      <w:r>
-        <w:rPr>
-          <w:rFonts w:ascii="Times New Roman" w:hAnsi="Times New Roman" w:eastAsia="Times New Roman" w:cs="Times New Roman"/>
-        </w:rPr>
-        <w:t xml:space="preserve"> </w:t>
-      </w:r>
-      <w:r>
-        <w:rPr>
-          <w:rFonts w:hint="eastAsia" w:ascii="Times New Roman" w:hAnsi="Times New Roman" w:eastAsia="FangSong" w:cs="Times New Roman"/>
-        </w:rPr>
-        <w:t xml:space="preserve">氧化为</w:t>
-      </w:r>
-      <w:r>
-        <w:rPr>
-          <w:rFonts w:ascii="Times New Roman" w:hAnsi="Times New Roman" w:eastAsia="Times New Roman" w:cs="Times New Roman"/>
-        </w:rPr>
-        <w:t xml:space="preserve"> </w:t>
-      </w:r>
-      <w:r>
-        <w:rPr>
-          <w:rFonts w:hint="eastAsia" w:ascii="Times New Roman" w:hAnsi="Times New Roman" w:eastAsia="Times New Roman" w:cs="Times New Roman"/>
-        </w:rPr>
-        <w:t>MnO</w:t>
-      </w:r>
-      <w:r>
-        <w:rPr>
-          <w:rFonts w:hint="eastAsia" w:ascii="Times New Roman" w:hAnsi="Times New Roman" w:eastAsia="Times New Roman" w:cs="Times New Roman"/>
-          <w:vertAlign w:val="subscript"/>
-        </w:rPr>
-        <w:t>4</w:t>
-      </w:r>
-      <w:r>
-        <w:rPr>
-          <w:rFonts w:hint="eastAsia" w:ascii="Times New Roman" w:hAnsi="Times New Roman" w:eastAsia="Times New Roman" w:cs="Times New Roman"/>
-          <w:vertAlign w:val="superscript"/>
-        </w:rPr>
-        <w:t>-</w:t>
-      </w:r>
-      <w:r>
-        <w:rPr>
-          <w:rFonts w:hint="eastAsia" w:ascii="Times New Roman" w:hAnsi="Times New Roman" w:eastAsia="Times New Roman" w:cs="Times New Roman"/>
-        </w:rPr>
-        <w:t>；</w:t>
-      </w:r>
-      <w:r>
-        <w:rPr>
-          <w:rFonts w:hint="eastAsia" w:ascii="Times New Roman" w:hAnsi="Times New Roman" w:eastAsia="FangSong" w:cs="Times New Roman"/>
-        </w:rPr>
-        <w:t>电子守恒</w:t>
-      </w:r>
-      <w:r>
-        <w:rPr>
-          <w:rFonts w:hint="eastAsia" w:ascii="Times New Roman" w:hAnsi="Times New Roman" w:eastAsia="Times New Roman" w:cs="Times New Roman"/>
-        </w:rPr>
-        <w:t>：Mn+2→+7</w:t>
-      </w:r>
-      <w:r>
-        <w:rPr>
-          <w:rFonts w:ascii="Times New Roman" w:hAnsi="Times New Roman" w:eastAsia="Times New Roman" w:cs="Times New Roman"/>
-        </w:rPr>
-        <w:t xml:space="preserve"> </w:t>
-      </w:r>
-      <w:r>
-        <w:rPr>
-          <w:rFonts w:hint="eastAsia" w:ascii="Times New Roman" w:hAnsi="Times New Roman" w:eastAsia="FangSong" w:cs="Times New Roman"/>
-        </w:rPr>
-        <w:t xml:space="preserve">失</w:t>
-      </w:r>
-      <w:r>
-        <w:rPr>
-          <w:rFonts w:ascii="Times New Roman" w:hAnsi="Times New Roman" w:eastAsia="Times New Roman" w:cs="Times New Roman"/>
-        </w:rPr>
-        <w:t xml:space="preserve"> </w:t>
-      </w:r>
-      <w:r>
-        <w:rPr>
-          <w:rFonts w:hint="eastAsia" w:ascii="Times New Roman" w:hAnsi="Times New Roman" w:eastAsia="Times New Roman" w:cs="Times New Roman"/>
-        </w:rPr>
-        <w:t xml:space="preserve">5e×2=10e，Bi+5→+3</w:t>
-      </w:r>
-      <w:r>
-        <w:rPr>
-          <w:rFonts w:ascii="Times New Roman" w:hAnsi="Times New Roman" w:eastAsia="Times New Roman" w:cs="Times New Roman"/>
-        </w:rPr>
-        <w:t xml:space="preserve"> </w:t>
-      </w:r>
-      <w:r>
-        <w:rPr>
-          <w:rFonts w:hint="eastAsia" w:ascii="Times New Roman" w:hAnsi="Times New Roman" w:eastAsia="FangSong" w:cs="Times New Roman"/>
-        </w:rPr>
-        <w:t xml:space="preserve">得</w:t>
-      </w:r>
-      <w:r>
-        <w:rPr>
-          <w:rFonts w:ascii="Times New Roman" w:hAnsi="Times New Roman" w:eastAsia="Times New Roman" w:cs="Times New Roman"/>
-        </w:rPr>
-        <w:t xml:space="preserve"> 2e×5=10e </w:t>
-      </w:r>
-      <w:r>
-        <w:rPr>
-          <w:rFonts w:hint="eastAsia" w:ascii="Times New Roman" w:hAnsi="Times New Roman" w:eastAsia="Times New Roman" w:cs="Times New Roman"/>
-        </w:rPr>
-        <w:t xml:space="preserve">✓）</w:t>
-      </w:r>
-    </w:p>
-    <w:p>
-      <w:pPr>
-        <w:pStyle w:val="BodyText"/>
-      </w:pPr>
-      <w:r>
-        <w:rPr>
-          <w:rFonts w:ascii="Times New Roman" w:hAnsi="Times New Roman" w:eastAsia="Times New Roman" w:cs="Times New Roman"/>
-          <w:b/>
-          <w:bCs/>
-        </w:rPr>
-        <w:t xml:space="preserve">6-7</w:t>
-      </w:r>
-      <w:r>
-        <w:rPr>
-          <w:rFonts w:ascii="Times New Roman" w:hAnsi="Times New Roman" w:eastAsia="Times New Roman" w:cs="Times New Roman"/>
-        </w:rPr>
-        <w:t xml:space="preserve"> </w:t>
-      </w:r>
-      <m:oMath>
-        <m:oMathPr>
-          <m:ctrlPr>
-            <w:rPr>
-              <w:sz w:val="28"/>
-              <w:szCs w:val="28"/>
-            </w:rPr>
-          </m:ctrlPr>
-        </m:oMathPr>
-        <m:r>
-          <m:t>2</m:t>
-        </m:r>
-        <m:r>
-          <m:rPr>
-            <m:sty m:val="p"/>
-          </m:rPr>
-          <m:t>B</m:t>
-        </m:r>
-        <m:sSup>
-          <m:e>
-            <m:r>
-              <m:rPr>
-                <m:sty m:val="p"/>
-              </m:rPr>
-              <m:t>i</m:t>
-            </m:r>
-          </m:e>
-          <m:sup>
-            <m:r>
-              <m:rPr>
-                <m:sty m:val="p"/>
-              </m:rPr>
-              <m:t>3</m:t>
-            </m:r>
-            <m:r>
-              <m:rPr>
-                <m:sty m:val="p"/>
-              </m:rPr>
-              <m:t>+</m:t>
-            </m:r>
-          </m:sup>
-        </m:sSup>
-        <m:r>
-          <m:rPr>
-            <m:sty m:val="p"/>
-          </m:rPr>
-          <m:t>+</m:t>
-        </m:r>
-        <m:r>
-          <m:rPr>
-            <m:sty m:val="p"/>
-          </m:rPr>
-          <m:t>3</m:t>
-        </m:r>
-        <m:r>
-          <m:rPr>
-            <m:sty m:val="p"/>
-          </m:rPr>
-          <m:t>H</m:t>
-        </m:r>
-        <m:r>
-          <m:rPr>
-            <m:sty m:val="p"/>
-          </m:rPr>
-          <m:t>S</m:t>
-        </m:r>
-        <m:r>
-          <m:rPr>
-            <m:sty m:val="p"/>
-          </m:rPr>
-          <m:t>n</m:t>
-        </m:r>
-        <m:sSubSup>
-          <m:e>
-            <m:r>
-              <m:rPr>
-                <m:sty m:val="p"/>
-              </m:rPr>
-              <m:t>O</m:t>
-            </m:r>
-          </m:e>
-          <m:sub>
-            <m:r>
-              <m:rPr>
-                <m:sty m:val="p"/>
-              </m:rPr>
-              <m:t>2</m:t>
-            </m:r>
-          </m:sub>
-          <m:sup>
-            <m:r>
-              <m:rPr>
-                <m:sty m:val="p"/>
-              </m:rPr>
-              <m:t>−</m:t>
-            </m:r>
-          </m:sup>
-        </m:sSubSup>
-        <m:r>
-          <m:rPr>
-            <m:sty m:val="p"/>
-          </m:rPr>
-          <m:t>+</m:t>
-        </m:r>
-        <m:r>
-          <m:rPr>
-            <m:sty m:val="p"/>
-          </m:rPr>
-          <m:t>6</m:t>
-        </m:r>
-        <m:r>
-          <m:rPr>
-            <m:sty m:val="p"/>
-          </m:rPr>
-          <m:t>O</m:t>
-        </m:r>
-        <m:sSup>
-          <m:e>
-            <m:r>
-              <m:rPr>
-                <m:sty m:val="p"/>
-              </m:rPr>
-              <m:t>H</m:t>
-            </m:r>
-          </m:e>
-          <m:sup>
-            <m:r>
-              <m:rPr>
-                <m:sty m:val="p"/>
-              </m:rPr>
-              <m:t>−</m:t>
-            </m:r>
-          </m:sup>
-        </m:sSup>
-        <m:r>
-          <m:rPr>
-            <m:sty m:val="p"/>
-          </m:rPr>
-          <m:t>→</m:t>
-        </m:r>
-        <m:r>
-          <m:rPr>
-            <m:sty m:val="p"/>
-          </m:rPr>
-          <m:t>2</m:t>
-        </m:r>
-        <m:r>
-          <m:rPr>
-            <m:sty m:val="p"/>
-          </m:rPr>
-          <m:t>B</m:t>
-        </m:r>
-        <m:r>
-          <m:rPr>
-            <m:sty m:val="p"/>
-          </m:rPr>
-          <m:t>i</m:t>
-        </m:r>
-        <m:r>
-          <m:rPr>
-            <m:sty m:val="p"/>
-          </m:rPr>
-          <m:t>↓</m:t>
-        </m:r>
-        <m:r>
-          <m:rPr>
-            <m:sty m:val="p"/>
-          </m:rPr>
-          <m:t>+</m:t>
-        </m:r>
-        <m:r>
-          <m:rPr>
-            <m:sty m:val="p"/>
-          </m:rPr>
-          <m:t>3</m:t>
-        </m:r>
-        <m:r>
-          <m:rPr>
-            <m:sty m:val="p"/>
-          </m:rPr>
-          <m:t>H</m:t>
-        </m:r>
-        <m:r>
-          <m:rPr>
-            <m:sty m:val="p"/>
-          </m:rPr>
-          <m:t>S</m:t>
-        </m:r>
-        <m:r>
-          <m:rPr>
-            <m:sty m:val="p"/>
-          </m:rPr>
-          <m:t>n</m:t>
-        </m:r>
-        <m:sSubSup>
-          <m:e>
-            <m:r>
-              <m:rPr>
-                <m:sty m:val="p"/>
-              </m:rPr>
-              <m:t>O</m:t>
-            </m:r>
-          </m:e>
-          <m:sub>
-            <m:r>
-              <m:rPr>
-                <m:sty m:val="p"/>
-              </m:rPr>
-              <m:t>3</m:t>
-            </m:r>
-          </m:sub>
-          <m:sup>
-            <m:r>
-              <m:rPr>
-                <m:sty m:val="p"/>
-              </m:rPr>
-              <m:t>−</m:t>
-            </m:r>
-          </m:sup>
-        </m:sSubSup>
-        <m:r>
-          <m:rPr>
-            <m:sty m:val="p"/>
-          </m:rPr>
-          <m:t>+</m:t>
-        </m:r>
-        <m:r>
-          <m:rPr>
-            <m:sty m:val="p"/>
-          </m:rPr>
-          <m:t>3</m:t>
-        </m:r>
-        <m:sSub>
-          <m:e>
-            <m:r>
-              <m:rPr>
-                <m:sty m:val="p"/>
-              </m:rPr>
-              <m:t>H</m:t>
-            </m:r>
-          </m:e>
-          <m:sub>
-            <m:r>
-              <m:rPr>
-                <m:sty m:val="p"/>
-              </m:rPr>
-              <m:t>2</m:t>
-            </m:r>
-          </m:sub>
-        </m:sSub>
-        <m:r>
-          <m:rPr>
-            <m:sty m:val="p"/>
-          </m:rPr>
-          <m:t>O</m:t>
-        </m:r>
-      </m:oMath>
-    </w:p>
-    <w:p>
-      <w:pPr>
-        <w:pStyle w:val="BodyText"/>
-      </w:pPr>
-      <w:r>
-        <w:rPr>
-          <w:rFonts w:hint="eastAsia" w:ascii="Times New Roman" w:hAnsi="Times New Roman" w:eastAsia="FangSong" w:cs="Times New Roman"/>
-        </w:rPr>
-        <w:t>必须在较低温度下进行</w:t>
-      </w:r>
-      <w:r>
-        <w:rPr>
-          <w:rFonts w:hint="eastAsia" w:ascii="Times New Roman" w:hAnsi="Times New Roman" w:eastAsia="Times New Roman" w:cs="Times New Roman"/>
-        </w:rPr>
-        <w:t>：</w:t>
-      </w:r>
-      <w:r>
-        <w:rPr>
-          <w:rFonts w:hint="eastAsia" w:ascii="Times New Roman" w:hAnsi="Times New Roman" w:eastAsia="FangSong" w:cs="Times New Roman"/>
-        </w:rPr>
-        <w:t>温度高时</w:t>
-      </w:r>
-      <w:r>
-        <w:rPr>
-          <w:rFonts w:ascii="Times New Roman" w:hAnsi="Times New Roman" w:eastAsia="Times New Roman" w:cs="Times New Roman"/>
-        </w:rPr>
-        <w:t xml:space="preserve"> </w:t>
-      </w:r>
-      <m:oMath>
-        <m:oMathPr>
-          <m:ctrlPr>
-            <w:rPr>
-              <w:sz w:val="28"/>
-              <w:szCs w:val="28"/>
-            </w:rPr>
-          </m:ctrlPr>
-        </m:oMathPr>
-        <m:r>
-          <m:rPr>
-            <m:sty m:val="p"/>
-          </m:rPr>
-          <m:t>H</m:t>
-        </m:r>
-        <m:r>
-          <m:rPr>
-            <m:sty m:val="p"/>
-          </m:rPr>
-          <m:t>S</m:t>
-        </m:r>
-        <m:r>
-          <m:rPr>
-            <m:sty m:val="p"/>
-          </m:rPr>
-          <m:t>n</m:t>
-        </m:r>
-        <m:sSubSup>
-          <m:e>
-            <m:r>
-              <m:rPr>
-                <m:sty m:val="p"/>
-              </m:rPr>
-              <m:t>O</m:t>
-            </m:r>
-          </m:e>
-          <m:sub>
-            <m:r>
-              <m:rPr>
-                <m:sty m:val="p"/>
-              </m:rPr>
-              <m:t>2</m:t>
-            </m:r>
-          </m:sub>
-          <m:sup>
-            <m:r>
-              <m:rPr>
-                <m:sty m:val="p"/>
-              </m:rPr>
-              <m:t>−</m:t>
-            </m:r>
-          </m:sup>
-        </m:sSubSup>
-      </m:oMath>
-      <w:r>
-        <w:rPr>
-          <w:rFonts w:ascii="Times New Roman" w:hAnsi="Times New Roman" w:eastAsia="Times New Roman" w:cs="Times New Roman"/>
-        </w:rPr>
-        <w:t xml:space="preserve"> </w:t>
-      </w:r>
-      <w:r>
-        <w:rPr>
-          <w:rFonts w:hint="eastAsia" w:ascii="Times New Roman" w:hAnsi="Times New Roman" w:eastAsia="FangSong" w:cs="Times New Roman"/>
-        </w:rPr>
-        <w:t>发生自氧化还原</w:t>
-      </w:r>
-      <w:r>
-        <w:rPr>
-          <w:rFonts w:hint="eastAsia" w:ascii="Times New Roman" w:hAnsi="Times New Roman" w:eastAsia="Times New Roman" w:cs="Times New Roman"/>
-        </w:rPr>
-        <w:t>，</w:t>
-      </w:r>
-      <w:r>
-        <w:rPr>
-          <w:rFonts w:hint="eastAsia" w:ascii="Times New Roman" w:hAnsi="Times New Roman" w:eastAsia="FangSong" w:cs="Times New Roman"/>
-        </w:rPr>
-        <w:t>析出黑色</w:t>
-      </w:r>
-      <w:r>
-        <w:rPr>
-          <w:rFonts w:ascii="Times New Roman" w:hAnsi="Times New Roman" w:eastAsia="Times New Roman" w:cs="Times New Roman"/>
-        </w:rPr>
-        <w:t xml:space="preserve"> </w:t>
-      </w:r>
-      <w:r>
-        <w:rPr>
-          <w:rFonts w:hint="eastAsia" w:ascii="Times New Roman" w:hAnsi="Times New Roman" w:eastAsia="Times New Roman" w:cs="Times New Roman"/>
-        </w:rPr>
-        <w:t>Sn，</w:t>
-      </w:r>
-      <w:r>
-        <w:rPr>
-          <w:rFonts w:hint="eastAsia" w:ascii="Times New Roman" w:hAnsi="Times New Roman" w:eastAsia="FangSong" w:cs="Times New Roman"/>
-        </w:rPr>
-        <w:t>干扰</w:t>
-      </w:r>
-      <w:r>
-        <w:rPr>
-          <w:rFonts w:ascii="Times New Roman" w:hAnsi="Times New Roman" w:eastAsia="Times New Roman" w:cs="Times New Roman"/>
-        </w:rPr>
-        <w:t xml:space="preserve"> Bi </w:t>
-      </w:r>
-      <w:r>
-        <w:rPr>
-          <w:rFonts w:hint="eastAsia" w:ascii="Times New Roman" w:hAnsi="Times New Roman" w:eastAsia="FangSong" w:cs="Times New Roman"/>
-        </w:rPr>
-        <w:t>的还原检验</w:t>
-      </w:r>
-      <w:r>
-        <w:rPr>
-          <w:rFonts w:hint="eastAsia" w:ascii="Times New Roman" w:hAnsi="Times New Roman" w:eastAsia="Times New Roman" w:cs="Times New Roman"/>
-        </w:rPr>
-        <w:t>。</w:t>
-      </w:r>
-    </w:p>
-    <w:p>
-      <w:pPr>
-        <w:pStyle w:val="BodyText"/>
-      </w:pPr>
-      <w:r>
-        <w:rPr>
-          <w:rFonts w:ascii="Times New Roman" w:hAnsi="Times New Roman" w:eastAsia="Times New Roman" w:cs="Times New Roman"/>
-          <w:b/>
-          <w:bCs/>
-        </w:rPr>
-        <w:t xml:space="preserve">6-8</w:t>
-      </w:r>
-      <w:r>
-        <w:rPr>
-          <w:rFonts w:ascii="Times New Roman" w:hAnsi="Times New Roman" w:eastAsia="Times New Roman" w:cs="Times New Roman"/>
-        </w:rPr>
-        <w:t xml:space="preserve"> </w:t>
-      </w:r>
-      <w:r>
-        <w:rPr>
-          <w:rFonts w:hint="eastAsia" w:ascii="Times New Roman" w:hAnsi="Times New Roman" w:eastAsia="FangSong" w:cs="Times New Roman"/>
-        </w:rPr>
-        <w:t xml:space="preserve">原电池</w:t>
-      </w:r>
-      <w:r>
-        <w:rPr>
-          <w:rFonts w:ascii="Times New Roman" w:hAnsi="Times New Roman" w:eastAsia="Times New Roman" w:cs="Times New Roman"/>
-        </w:rPr>
-        <w:t xml:space="preserve"> </w:t>
-      </w:r>
-      <m:oMath>
-        <m:oMathPr>
-          <m:ctrlPr>
-            <w:rPr>
-              <w:sz w:val="28"/>
-              <w:szCs w:val="28"/>
-            </w:rPr>
-          </m:ctrlPr>
-        </m:oMathPr>
-        <m:r>
-          <m:rPr>
-            <m:sty m:val="p"/>
-          </m:rPr>
-          <m:t>(</m:t>
-        </m:r>
-        <m:r>
-          <m:rPr>
-            <m:sty m:val="p"/>
-          </m:rPr>
-          <m:t>−</m:t>
-        </m:r>
-        <m:r>
-          <m:rPr>
-            <m:sty m:val="p"/>
-          </m:rPr>
-          <m:t>)</m:t>
-        </m:r>
-        <m:r>
-          <m:t> </m:t>
-        </m:r>
-        <m:r>
-          <m:rPr>
-            <m:sty m:val="p"/>
-          </m:rPr>
-          <m:t>P</m:t>
-        </m:r>
-        <m:r>
-          <m:rPr>
-            <m:sty m:val="p"/>
-          </m:rPr>
-          <m:t>t</m:t>
-        </m:r>
-        <m:r>
-          <m:rPr>
-            <m:sty m:val="p"/>
-          </m:rPr>
-          <m:t>,</m:t>
-        </m:r>
-        <m:sSub>
-          <m:e>
-            <m:r>
-              <m:rPr>
-                <m:sty m:val="p"/>
-              </m:rPr>
-              <m:t>H</m:t>
-            </m:r>
-          </m:e>
-          <m:sub>
-            <m:r>
-              <m:rPr>
-                <m:sty m:val="p"/>
-              </m:rPr>
-              <m:t>2</m:t>
-            </m:r>
-          </m:sub>
-        </m:sSub>
-        <m:r>
-          <m:rPr>
-            <m:sty m:val="p"/>
-          </m:rPr>
-          <m:t>|</m:t>
-        </m:r>
-        <m:r>
-          <m:rPr>
-            <m:sty m:val="p"/>
-          </m:rPr>
-          <m:t>H</m:t>
-        </m:r>
-        <m:r>
-          <m:rPr>
-            <m:sty m:val="p"/>
-          </m:rPr>
-          <m:t>C</m:t>
-        </m:r>
-        <m:r>
-          <m:rPr>
-            <m:sty m:val="p"/>
-          </m:rPr>
-          <m:t>l</m:t>
-        </m:r>
-        <m:r>
-          <m:rPr>
-            <m:sty m:val="p"/>
-          </m:rPr>
-          <m:t>|</m:t>
-        </m:r>
-        <m:r>
-          <m:rPr>
-            <m:sty m:val="p"/>
-          </m:rPr>
-          <m:t>B</m:t>
-        </m:r>
-        <m:r>
-          <m:rPr>
-            <m:sty m:val="p"/>
-          </m:rPr>
-          <m:t>i</m:t>
-        </m:r>
-        <m:r>
-          <m:rPr>
-            <m:sty m:val="p"/>
-          </m:rPr>
-          <m:t>C</m:t>
-        </m:r>
-        <m:sSub>
-          <m:e>
-            <m:r>
-              <m:rPr>
-                <m:sty m:val="p"/>
-              </m:rPr>
-              <m:t>l</m:t>
-            </m:r>
-          </m:e>
-          <m:sub>
-            <m:r>
-              <m:rPr>
-                <m:sty m:val="p"/>
-              </m:rPr>
-              <m:t>3</m:t>
-            </m:r>
-          </m:sub>
-        </m:sSub>
-        <m:r>
-          <m:rPr>
-            <m:sty m:val="p"/>
-          </m:rPr>
-          <m:t>,</m:t>
-        </m:r>
-        <m:r>
-          <m:rPr>
-            <m:sty m:val="p"/>
-          </m:rPr>
-          <m:t>B</m:t>
-        </m:r>
-        <m:r>
-          <m:rPr>
-            <m:sty m:val="p"/>
-          </m:rPr>
-          <m:t>i</m:t>
-        </m:r>
-        <m:r>
-          <m:t> </m:t>
-        </m:r>
-        <m:r>
-          <m:rPr>
-            <m:sty m:val="p"/>
-          </m:rPr>
-          <m:t>(</m:t>
-        </m:r>
-        <m:r>
-          <m:rPr>
-            <m:sty m:val="p"/>
-          </m:rPr>
-          <m:t>+</m:t>
-        </m:r>
-        <m:r>
-          <m:rPr>
-            <m:sty m:val="p"/>
-          </m:rPr>
-          <m:t>)</m:t>
-        </m:r>
-      </m:oMath>
-    </w:p>
-    <w:p>
-      <w:pPr>
-        <w:pStyle w:val="BodyText"/>
+        <w:ind w:firstLine="420"/>
       </w:pPr>
       <w:r>
         <w:rPr>
@@ -22614,6 +22773,7 @@
     <w:p>
       <w:pPr>
         <w:pStyle w:val="BlockText"/>
+        <w:ind w:firstLine="420"/>
       </w:pPr>
       <w:r>
         <w:rPr>
@@ -22715,6 +22875,7 @@
     <w:p>
       <w:pPr>
         <w:pStyle w:val="FirstParagraph"/>
+        <w:ind w:firstLine="420"/>
       </w:pPr>
       <w:r>
         <w:rPr>
@@ -22989,6 +23150,7 @@
           <w:ilvl w:val="0"/>
           <w:numId w:val="1015"/>
         </w:numPr>
+        <w:ind w:firstLine="420"/>
       </w:pPr>
       <w:r>
         <w:rPr>
@@ -23172,6 +23334,7 @@
     <w:p>
       <w:pPr>
         <w:pStyle w:val="BlockText"/>
+        <w:ind w:firstLine="420"/>
       </w:pPr>
       <w:r>
         <w:rPr>
@@ -23273,6 +23436,7 @@
     <w:p>
       <w:pPr>
         <w:pStyle w:val="FirstParagraph"/>
+        <w:ind w:firstLine="420"/>
       </w:pPr>
       <w:r>
         <w:rPr>
@@ -23374,6 +23538,7 @@
     <w:p>
       <w:pPr>
         <w:pStyle w:val="BodyText"/>
+        <w:ind w:firstLine="420"/>
       </w:pPr>
       <w:r>
         <w:rPr>
@@ -23417,6 +23582,7 @@
     <w:p>
       <w:pPr>
         <w:pStyle w:val="BodyText"/>
+        <w:ind w:firstLine="420"/>
       </w:pPr>
       <w:r>
         <w:rPr>
@@ -23448,6 +23614,7 @@
     <w:p>
       <w:pPr>
         <w:pStyle w:val="BodyText"/>
+        <w:ind w:firstLine="420"/>
       </w:pPr>
       <w:r>
         <w:rPr>
@@ -23491,6 +23658,7 @@
     <w:p>
       <w:pPr>
         <w:pStyle w:val="BodyText"/>
+        <w:ind w:firstLine="420"/>
       </w:pPr>
       <w:r>
         <w:rPr>
@@ -23534,6 +23702,7 @@
     <w:p>
       <w:pPr>
         <w:pStyle w:val="BodyText"/>
+        <w:ind w:firstLine="420"/>
       </w:pPr>
       <w:r>
         <w:rPr>
@@ -23683,6 +23852,7 @@
     <w:p>
       <w:pPr>
         <w:pStyle w:val="BodyText"/>
+        <w:ind w:firstLine="420"/>
       </w:pPr>
       <w:r>
         <w:rPr>
@@ -23726,6 +23896,7 @@
     <w:p>
       <w:pPr>
         <w:pStyle w:val="BodyText"/>
+        <w:ind w:firstLine="420"/>
       </w:pPr>
       <w:r>
         <w:rPr>
@@ -23920,6 +24091,7 @@
     <w:p>
       <w:pPr>
         <w:pStyle w:val="BodyText"/>
+        <w:ind w:firstLine="420"/>
       </w:pPr>
       <w:r>
         <w:rPr>
@@ -24214,6 +24386,7 @@
     <w:p>
       <w:pPr>
         <w:pStyle w:val="BodyText"/>
+        <w:ind w:firstLine="420"/>
       </w:pPr>
       <w:r>
         <w:rPr>
@@ -24258,6 +24431,7 @@
       <w:pPr>
         <w:pStyle w:val="BodyText"/>
         <w:spacing w:after="80"/>
+        <w:ind w:firstLine="420"/>
       </w:pPr>
       <w:r>
         <w:rPr>
@@ -24295,6 +24469,15 @@
         <w:tblStyle w:val="Table"/>
         <w:tblW w:type="auto" w:w="0"/>
         <w:tblLook w:firstRow="1" w:lastRow="0" w:firstColumn="0" w:lastColumn="0" w:noHBand="0" w:noVBand="0" w:val="0020"/>
+        <w:jc w:val="center"/>
+        <w:tblBorders>
+          <w:top w:val="single" w:sz="12" w:space="0" w:color="333333"/>
+          <w:bottom w:val="single" w:sz="12" w:space="0" w:color="333333"/>
+          <w:left w:val="none"/>
+          <w:right w:val="none"/>
+          <w:insideH w:val="none"/>
+          <w:insideV w:val="none"/>
+        </w:tblBorders>
       </w:tblPr>
       <w:tblGrid>
         <w:gridCol w:w="1584"/>
@@ -24308,7 +24491,11 @@
           <w:tblHeader w:val="on"/>
         </w:trPr>
         <w:tc>
-          <w:tcPr/>
+          <w:tcPr>
+            <w:tcBorders>
+              <w:bottom w:val="single" w:sz="6" w:space="0" w:color="333333"/>
+            </w:tcBorders>
+          </w:tcPr>
           <w:p>
             <w:pPr>
               <w:pStyle w:val="Compact"/>
@@ -24331,7 +24518,11 @@
           </w:p>
         </w:tc>
         <w:tc>
-          <w:tcPr/>
+          <w:tcPr>
+            <w:tcBorders>
+              <w:bottom w:val="single" w:sz="6" w:space="0" w:color="333333"/>
+            </w:tcBorders>
+          </w:tcPr>
           <w:p>
             <w:pPr>
               <w:pStyle w:val="Compact"/>
@@ -24362,7 +24553,11 @@
           </w:p>
         </w:tc>
         <w:tc>
-          <w:tcPr/>
+          <w:tcPr>
+            <w:tcBorders>
+              <w:bottom w:val="single" w:sz="6" w:space="0" w:color="333333"/>
+            </w:tcBorders>
+          </w:tcPr>
           <w:p>
             <w:pPr>
               <w:pStyle w:val="Compact"/>
@@ -24393,7 +24588,11 @@
           </w:p>
         </w:tc>
         <w:tc>
-          <w:tcPr/>
+          <w:tcPr>
+            <w:tcBorders>
+              <w:bottom w:val="single" w:sz="6" w:space="0" w:color="333333"/>
+            </w:tcBorders>
+          </w:tcPr>
           <w:p>
             <w:pPr>
               <w:pStyle w:val="Compact"/>
@@ -24424,7 +24623,11 @@
           </w:p>
         </w:tc>
         <w:tc>
-          <w:tcPr/>
+          <w:tcPr>
+            <w:tcBorders>
+              <w:bottom w:val="single" w:sz="6" w:space="0" w:color="333333"/>
+            </w:tcBorders>
+          </w:tcPr>
           <w:p>
             <w:pPr>
               <w:pStyle w:val="Compact"/>
@@ -24992,6 +25195,7 @@
       <w:pPr>
         <w:pStyle w:val="BodyText"/>
         <w:spacing w:before="120"/>
+        <w:ind w:firstLine="420"/>
       </w:pPr>
       <w:r>
         <w:rPr>
@@ -25047,6 +25251,7 @@
     <w:p>
       <w:pPr>
         <w:pStyle w:val="BodyText"/>
+        <w:ind w:firstLine="420"/>
       </w:pPr>
       <w:r>
         <w:rPr>
@@ -25102,6 +25307,7 @@
     <w:p>
       <w:pPr>
         <w:pStyle w:val="BodyText"/>
+        <w:ind w:firstLine="420"/>
       </w:pPr>
       <w:r>
         <w:rPr>
@@ -25327,6 +25533,7 @@
     <w:p>
       <w:pPr>
         <w:pStyle w:val="FirstParagraph"/>
+        <w:ind w:firstLine="420"/>
       </w:pPr>
       <w:r>
         <w:rPr>
@@ -25542,6 +25749,7 @@
     <w:p>
       <w:pPr>
         <w:pStyle w:val="BodyText"/>
+        <w:ind w:firstLine="420"/>
       </w:pPr>
       <w:r>
         <w:rPr>
@@ -25709,6 +25917,7 @@
     <w:p>
       <w:pPr>
         <w:pStyle w:val="BodyText"/>
+        <w:ind w:firstLine="420"/>
       </w:pPr>
       <w:r>
         <w:rPr>
@@ -25958,6 +26167,7 @@
     <w:p>
       <w:pPr>
         <w:pStyle w:val="BodyText"/>
+        <w:ind w:firstLine="420"/>
       </w:pPr>
       <w:r>
         <w:rPr>
@@ -26268,6 +26478,7 @@
     <w:p>
       <w:pPr>
         <w:pStyle w:val="FirstParagraph"/>
+        <w:ind w:firstLine="420"/>
       </w:pPr>
       <w:r>
         <w:rPr>
@@ -26412,6 +26623,7 @@
     <w:p>
       <w:pPr>
         <w:pStyle w:val="BodyText"/>
+        <w:ind w:firstLine="420"/>
       </w:pPr>
       <w:r>
         <w:rPr>
@@ -26617,6 +26829,7 @@
     <w:p>
       <w:pPr>
         <w:pStyle w:val="FirstParagraph"/>
+        <w:ind w:firstLine="420"/>
       </w:pPr>
       <w:r>
         <w:rPr>
@@ -26726,6 +26939,7 @@
     <w:p>
       <w:pPr>
         <w:pStyle w:val="BodyText"/>
+        <w:ind w:firstLine="420"/>
       </w:pPr>
       <w:r>
         <w:rPr>
@@ -27584,6 +27798,7 @@
     <w:p>
       <w:pPr>
         <w:pStyle w:val="FirstParagraph"/>
+        <w:ind w:firstLine="420"/>
       </w:pPr>
       <w:r>
         <w:rPr>
@@ -28082,6 +28297,7 @@
     <w:p>
       <w:pPr>
         <w:pStyle w:val="BlockText"/>
+        <w:ind w:firstLine="420"/>
       </w:pPr>
       <w:r>
         <w:rPr>
@@ -28183,6 +28399,7 @@
     <w:p>
       <w:pPr>
         <w:pStyle w:val="FirstParagraph"/>
+        <w:ind w:firstLine="420"/>
       </w:pPr>
       <w:r>
         <w:rPr>
@@ -29008,6 +29225,7 @@
           <w:ilvl w:val="0"/>
           <w:numId w:val="1016"/>
         </w:numPr>
+        <w:ind w:firstLine="420"/>
       </w:pPr>
       <w:r>
         <w:rPr>
@@ -29444,6 +29662,7 @@
     <w:p>
       <w:pPr>
         <w:pStyle w:val="BlockText"/>
+        <w:ind w:firstLine="420"/>
       </w:pPr>
       <w:r>
         <w:rPr>
@@ -29545,6 +29764,7 @@
     <w:p>
       <w:pPr>
         <w:pStyle w:val="FirstParagraph"/>
+        <w:ind w:firstLine="420"/>
       </w:pPr>
       <w:r>
         <w:rPr>
@@ -29730,6 +29950,7 @@
     <w:p>
       <w:pPr>
         <w:pStyle w:val="BodyText"/>
+        <w:ind w:firstLine="420"/>
       </w:pPr>
       <w:r>
         <w:rPr>
@@ -29771,6 +29992,7 @@
     <w:p>
       <w:pPr>
         <w:pStyle w:val="BodyText"/>
+        <w:ind w:firstLine="420"/>
       </w:pPr>
       <w:r>
         <w:rPr>
@@ -29794,6 +30016,7 @@
     <w:p>
       <w:pPr>
         <w:pStyle w:val="BodyText"/>
+        <w:ind w:firstLine="420"/>
       </w:pPr>
       <w:r>
         <w:rPr>
@@ -29896,6 +30119,7 @@
     <w:p>
       <w:pPr>
         <w:pStyle w:val="BodyText"/>
+        <w:ind w:firstLine="420"/>
       </w:pPr>
       <w:r>
         <w:rPr>
@@ -30160,6 +30384,7 @@
     <w:p>
       <w:pPr>
         <w:pStyle w:val="FirstParagraph"/>
+        <w:ind w:firstLine="420"/>
       </w:pPr>
       <w:r>
         <w:rPr>
@@ -30250,6 +30475,7 @@
     <w:p>
       <w:pPr>
         <w:pStyle w:val="BodyText"/>
+        <w:ind w:firstLine="420"/>
       </w:pPr>
       <w:r>
         <w:rPr>
@@ -30377,6 +30603,7 @@
     <w:p>
       <w:pPr>
         <w:pStyle w:val="BodyText"/>
+        <w:ind w:firstLine="420"/>
       </w:pPr>
       <w:r>
         <w:rPr>
@@ -30460,6 +30687,7 @@
     <w:p>
       <w:pPr>
         <w:pStyle w:val="BlockText"/>
+        <w:ind w:firstLine="420"/>
       </w:pPr>
       <w:r>
         <w:rPr>
@@ -30597,6 +30825,7 @@
     <w:p>
       <w:pPr>
         <w:pStyle w:val="FirstParagraph"/>
+        <w:ind w:firstLine="420"/>
       </w:pPr>
       <w:r>
         <w:rPr>
@@ -30758,6 +30987,7 @@
     <w:p>
       <w:pPr>
         <w:pStyle w:val="BodyText"/>
+        <w:ind w:firstLine="420"/>
       </w:pPr>
       <w:r>
         <w:rPr>
@@ -30985,6 +31215,7 @@
     <w:p>
       <w:pPr>
         <w:pStyle w:val="BlockText"/>
+        <w:ind w:firstLine="420"/>
       </w:pPr>
       <w:r>
         <w:rPr>
@@ -31116,6 +31347,7 @@
     <w:p>
       <w:pPr>
         <w:pStyle w:val="FirstParagraph"/>
+        <w:ind w:firstLine="420"/>
       </w:pPr>
       <w:r>
         <w:rPr>
@@ -31382,6 +31614,7 @@
     <w:p>
       <w:pPr>
         <w:pStyle w:val="BlockText"/>
+        <w:ind w:firstLine="420"/>
       </w:pPr>
       <w:r>
         <w:rPr>
@@ -31459,6 +31692,7 @@
     <w:p>
       <w:pPr>
         <w:pStyle w:val="FirstParagraph"/>
+        <w:ind w:firstLine="420"/>
       </w:pPr>
       <w:r>
         <w:rPr>
@@ -32038,6 +32272,7 @@
     <w:p>
       <w:pPr>
         <w:pStyle w:val="BodyText"/>
+        <w:ind w:firstLine="420"/>
       </w:pPr>
       <w:r>
         <w:rPr>
@@ -32437,6 +32672,7 @@
     <w:p>
       <w:pPr>
         <w:pStyle w:val="BodyText"/>
+        <w:ind w:firstLine="420"/>
       </w:pPr>
       <w:r>
         <w:rPr>
@@ -32532,6 +32768,7 @@
     <w:p>
       <w:pPr>
         <w:pStyle w:val="BodyText"/>
+        <w:ind w:firstLine="420"/>
       </w:pPr>
       <w:r>
         <w:rPr>
@@ -32961,6 +33198,7 @@
     <w:p>
       <w:pPr>
         <w:pStyle w:val="BodyText"/>
+        <w:ind w:firstLine="420"/>
       </w:pPr>
       <w:r>
         <w:rPr>
@@ -33063,6 +33301,7 @@
     <w:p>
       <w:pPr>
         <w:pStyle w:val="FirstParagraph"/>
+        <w:ind w:firstLine="420"/>
       </w:pPr>
       <w:r>
         <w:rPr>
@@ -33798,6 +34037,7 @@
     <w:p>
       <w:pPr>
         <w:pStyle w:val="FirstParagraph"/>
+        <w:ind w:firstLine="420"/>
       </w:pPr>
       <w:r>
         <w:rPr>
@@ -33868,6 +34108,7 @@
     <w:p>
       <w:pPr>
         <w:pStyle w:val="BodyText"/>
+        <w:ind w:firstLine="420"/>
       </w:pPr>
       <w:r>
         <w:rPr>
@@ -34040,6 +34281,7 @@
     <w:p>
       <w:pPr>
         <w:pStyle w:val="BlockText"/>
+        <w:ind w:firstLine="420"/>
       </w:pPr>
       <w:r>
         <w:rPr>
@@ -34123,6 +34365,7 @@
     <w:p>
       <w:pPr>
         <w:pStyle w:val="FirstParagraph"/>
+        <w:ind w:firstLine="420"/>
       </w:pPr>
       <w:r>
         <w:rPr>
@@ -34193,6 +34436,7 @@
           <w:numId w:val="1017"/>
         </w:numPr>
         <w:spacing w:after="80"/>
+        <w:ind w:firstLine="420"/>
       </w:pPr>
       <w:r>
         <w:rPr>
@@ -34224,6 +34468,15 @@
         <w:tblStyle w:val="Table"/>
         <w:tblW w:type="auto" w:w="0"/>
         <w:tblLook w:firstRow="1" w:lastRow="0" w:firstColumn="0" w:lastColumn="0" w:noHBand="0" w:noVBand="0" w:val="0020"/>
+        <w:jc w:val="center"/>
+        <w:tblBorders>
+          <w:top w:val="single" w:sz="12" w:space="0" w:color="333333"/>
+          <w:bottom w:val="single" w:sz="12" w:space="0" w:color="333333"/>
+          <w:left w:val="none"/>
+          <w:right w:val="none"/>
+          <w:insideH w:val="none"/>
+          <w:insideV w:val="none"/>
+        </w:tblBorders>
       </w:tblPr>
       <w:tblGrid>
         <w:gridCol w:w="1980"/>
@@ -34236,7 +34489,11 @@
           <w:tblHeader w:val="on"/>
         </w:trPr>
         <w:tc>
-          <w:tcPr/>
+          <w:tcPr>
+            <w:tcBorders>
+              <w:bottom w:val="single" w:sz="6" w:space="0" w:color="333333"/>
+            </w:tcBorders>
+          </w:tcPr>
           <w:p>
             <w:pPr>
               <w:pStyle w:val="Compact"/>
@@ -34252,7 +34509,11 @@
           </w:p>
         </w:tc>
         <w:tc>
-          <w:tcPr/>
+          <w:tcPr>
+            <w:tcBorders>
+              <w:bottom w:val="single" w:sz="6" w:space="0" w:color="333333"/>
+            </w:tcBorders>
+          </w:tcPr>
           <w:p>
             <w:pPr>
               <w:pStyle w:val="Compact"/>
@@ -34261,7 +34522,11 @@
           </w:p>
         </w:tc>
         <w:tc>
-          <w:tcPr/>
+          <w:tcPr>
+            <w:tcBorders>
+              <w:bottom w:val="single" w:sz="6" w:space="0" w:color="333333"/>
+            </w:tcBorders>
+          </w:tcPr>
           <w:p>
             <w:pPr>
               <w:pStyle w:val="Compact"/>
@@ -34270,7 +34535,11 @@
           </w:p>
         </w:tc>
         <w:tc>
-          <w:tcPr/>
+          <w:tcPr>
+            <w:tcBorders>
+              <w:bottom w:val="single" w:sz="6" w:space="0" w:color="333333"/>
+            </w:tcBorders>
+          </w:tcPr>
           <w:p>
             <w:pPr>
               <w:pStyle w:val="Compact"/>
@@ -34334,6 +34603,7 @@
       <w:pPr>
         <w:pStyle w:val="BodyText"/>
         <w:spacing w:before="120"/>
+        <w:ind w:firstLine="420"/>
       </w:pPr>
       <w:r>
         <w:rPr>
@@ -34421,6 +34691,7 @@
           <w:ilvl w:val="0"/>
           <w:numId w:val="1018"/>
         </w:numPr>
+        <w:ind w:firstLine="420"/>
       </w:pPr>
       <w:r>
         <w:rPr>
@@ -34718,6 +34989,7 @@
     <w:p>
       <w:pPr>
         <w:pStyle w:val="FirstParagraph"/>
+        <w:ind w:firstLine="420"/>
       </w:pPr>
       <w:r>
         <w:rPr>
@@ -34747,6 +35019,7 @@
     <w:p>
       <w:pPr>
         <w:pStyle w:val="BodyText"/>
+        <w:ind w:firstLine="420"/>
       </w:pPr>
       <w:r>
         <w:rPr>
@@ -34877,6 +35150,7 @@
           <w:ilvl w:val="0"/>
           <w:numId w:val="1019"/>
         </w:numPr>
+        <w:ind w:firstLine="420"/>
       </w:pPr>
       <w:r>
         <w:rPr>
@@ -34970,6 +35244,7 @@
     <w:p>
       <w:pPr>
         <w:pStyle w:val="BodyText"/>
+        <w:ind w:firstLine="420"/>
       </w:pPr>
       <w:r>
         <w:rPr>
@@ -35029,6 +35304,7 @@
     <w:p>
       <w:pPr>
         <w:pStyle w:val="BodyText"/>
+        <w:ind w:firstLine="420"/>
       </w:pPr>
       <w:r>
         <w:rPr>
@@ -35130,6 +35406,7 @@
     <w:p>
       <w:pPr>
         <w:pStyle w:val="BodyText"/>
+        <w:ind w:firstLine="420"/>
       </w:pPr>
       <w:r>
         <w:rPr>
@@ -35232,6 +35509,7 @@
     <w:p>
       <w:pPr>
         <w:pStyle w:val="FirstParagraph"/>
+        <w:ind w:firstLine="420"/>
       </w:pPr>
       <w:r>
         <w:rPr>
@@ -35880,6 +36158,7 @@
     <w:p>
       <w:pPr>
         <w:pStyle w:val="BodyText"/>
+        <w:ind w:firstLine="420"/>
       </w:pPr>
       <w:r>
         <w:rPr>
@@ -35903,6 +36182,7 @@
           <w:ilvl w:val="0"/>
           <w:numId w:val="1020"/>
         </w:numPr>
+        <w:ind w:firstLine="420"/>
       </w:pPr>
       <w:r>
         <w:rPr>
@@ -36265,6 +36545,7 @@
           <w:ilvl w:val="0"/>
           <w:numId w:val="1021"/>
         </w:numPr>
+        <w:ind w:firstLine="420"/>
       </w:pPr>
       <w:r>
         <w:rPr>
@@ -36430,6 +36711,7 @@
           <w:ilvl w:val="0"/>
           <w:numId w:val="1022"/>
         </w:numPr>
+        <w:ind w:firstLine="420"/>
       </w:pPr>
       <w:r>
         <w:rPr>
@@ -36707,6 +36989,7 @@
           <w:ilvl w:val="0"/>
           <w:numId w:val="1022"/>
         </w:numPr>
+        <w:ind w:firstLine="420"/>
       </w:pPr>
       <w:r>
         <w:rPr>
@@ -36970,6 +37253,7 @@
     <w:p>
       <w:pPr>
         <w:pStyle w:val="FirstParagraph"/>
+        <w:ind w:firstLine="420"/>
       </w:pPr>
       <w:r>
         <w:rPr>
@@ -37024,6 +37308,7 @@
     <w:p>
       <w:pPr>
         <w:pStyle w:val="BodyText"/>
+        <w:ind w:firstLine="420"/>
       </w:pPr>
       <w:r>
         <w:rPr>
@@ -37333,6 +37618,7 @@
           <w:ilvl w:val="0"/>
           <w:numId w:val="1023"/>
         </w:numPr>
+        <w:ind w:firstLine="420"/>
       </w:pPr>
       <w:r>
         <w:rPr>
@@ -37432,6 +37718,7 @@
           <w:ilvl w:val="0"/>
           <w:numId w:val="1024"/>
         </w:numPr>
+        <w:ind w:firstLine="420"/>
       </w:pPr>
       <w:r>
         <w:rPr>
@@ -37830,6 +38117,7 @@
           <w:ilvl w:val="0"/>
           <w:numId w:val="1024"/>
         </w:numPr>
+        <w:ind w:firstLine="420"/>
       </w:pPr>
       <w:r>
         <w:rPr>
@@ -38096,6 +38384,7 @@
     <w:p>
       <w:pPr>
         <w:pStyle w:val="FirstParagraph"/>
+        <w:ind w:firstLine="420"/>
       </w:pPr>
       <w:r>
         <w:rPr>
@@ -38253,6 +38542,7 @@
           <w:ilvl w:val="0"/>
           <w:numId w:val="1025"/>
         </w:numPr>
+        <w:ind w:firstLine="420"/>
       </w:pPr>
       <w:r>
         <w:rPr>
@@ -38449,6 +38739,7 @@
           <w:ilvl w:val="0"/>
           <w:numId w:val="1025"/>
         </w:numPr>
+        <w:ind w:firstLine="420"/>
       </w:pPr>
       <w:r>
         <w:rPr>
@@ -38882,6 +39173,7 @@
     <w:p>
       <w:pPr>
         <w:pStyle w:val="BlockText"/>
+        <w:ind w:firstLine="420"/>
       </w:pPr>
       <w:r>
         <w:rPr>
@@ -38983,6 +39275,7 @@
     <w:p>
       <w:pPr>
         <w:pStyle w:val="FirstParagraph"/>
+        <w:ind w:firstLine="420"/>
       </w:pPr>
       <m:oMath>
         <m:r>
@@ -39500,6 +39793,7 @@
     <w:p>
       <w:pPr>
         <w:pStyle w:val="BodyText"/>
+        <w:ind w:firstLine="420"/>
       </w:pPr>
       <w:r>
         <w:rPr>
@@ -39579,6 +39873,7 @@
     <w:p>
       <w:pPr>
         <w:pStyle w:val="BodyText"/>
+        <w:ind w:firstLine="420"/>
       </w:pPr>
       <w:r>
         <w:rPr>
@@ -39670,6 +39965,7 @@
     <w:p>
       <w:pPr>
         <w:pStyle w:val="BodyText"/>
+        <w:ind w:firstLine="420"/>
       </w:pPr>
       <w:r>
         <w:rPr>
@@ -39761,6 +40057,7 @@
     <w:p>
       <w:pPr>
         <w:pStyle w:val="BodyText"/>
+        <w:ind w:firstLine="420"/>
       </w:pPr>
       <w:r>
         <w:rPr>
@@ -40435,6 +40732,7 @@
           <w:ilvl w:val="0"/>
           <w:numId w:val="1026"/>
         </w:numPr>
+        <w:ind w:firstLine="420"/>
       </w:pPr>
       <w:r>
         <w:rPr>
@@ -40479,6 +40777,7 @@
           <w:ilvl w:val="0"/>
           <w:numId w:val="1026"/>
         </w:numPr>
+        <w:ind w:firstLine="420"/>
       </w:pPr>
       <w:r>
         <w:rPr>
@@ -40526,6 +40825,7 @@
     <w:p>
       <w:pPr>
         <w:pStyle w:val="FirstParagraph"/>
+        <w:ind w:firstLine="420"/>
       </w:pPr>
       <w:r>
         <w:rPr>
@@ -40886,6 +41186,7 @@
     <w:p>
       <w:pPr>
         <w:pStyle w:val="FirstParagraph"/>
+        <w:ind w:firstLine="420"/>
       </w:pPr>
       <m:oMath>
         <m:sSub>
@@ -41876,6 +42177,7 @@
     <w:p>
       <w:pPr>
         <w:pStyle w:val="BodyText"/>
+        <w:ind w:firstLine="420"/>
       </w:pPr>
       <w:r>
         <w:rPr>
@@ -42345,6 +42647,7 @@
     <w:p>
       <w:pPr>
         <w:pStyle w:val="BodyText"/>
+        <w:ind w:firstLine="420"/>
       </w:pPr>
       <w:r>
         <w:rPr>
@@ -42551,6 +42854,7 @@
     <w:p>
       <w:pPr>
         <w:pStyle w:val="BodyText"/>
+        <w:ind w:firstLine="420"/>
       </w:pPr>
       <w:r>
         <w:rPr>
@@ -42766,6 +43070,7 @@
     <w:p>
       <w:pPr>
         <w:pStyle w:val="BodyText"/>
+        <w:ind w:firstLine="420"/>
       </w:pPr>
       <w:r>
         <w:rPr>
@@ -42973,6 +43278,7 @@
     <w:p>
       <w:pPr>
         <w:pStyle w:val="BodyText"/>
+        <w:ind w:firstLine="420"/>
       </w:pPr>
       <w:r>
         <w:rPr>
@@ -43334,6 +43640,7 @@
           <w:ilvl w:val="0"/>
           <w:numId w:val="1027"/>
         </w:numPr>
+        <w:ind w:firstLine="420"/>
       </w:pPr>
       <w:r>
         <w:rPr>
@@ -43412,6 +43719,7 @@
     <w:p>
       <w:pPr>
         <w:pStyle w:val="FirstParagraph"/>
+        <w:ind w:firstLine="420"/>
       </w:pPr>
       <w:r>
         <w:rPr>
@@ -43562,6 +43870,7 @@
     <w:p>
       <w:pPr>
         <w:pStyle w:val="BodyText"/>
+        <w:ind w:firstLine="420"/>
       </w:pPr>
       <w:r>
         <w:rPr>
@@ -43801,6 +44110,7 @@
     <w:p>
       <w:pPr>
         <w:pStyle w:val="BodyText"/>
+        <w:ind w:firstLine="420"/>
       </w:pPr>
       <w:r>
         <w:rPr>
@@ -43900,6 +44210,7 @@
     <w:p>
       <w:pPr>
         <w:pStyle w:val="BodyText"/>
+        <w:ind w:firstLine="420"/>
       </w:pPr>
       <w:r>
         <w:rPr>
@@ -44503,6 +44814,7 @@
     <w:p>
       <w:pPr>
         <w:pStyle w:val="BodyText"/>
+        <w:ind w:firstLine="420"/>
       </w:pPr>
       <w:r>
         <w:rPr>
@@ -44935,6 +45247,7 @@
     <w:p>
       <w:pPr>
         <w:pStyle w:val="BodyText"/>
+        <w:ind w:firstLine="420"/>
       </w:pPr>
       <w:r>
         <w:rPr>
@@ -45315,6 +45628,7 @@
     <w:p>
       <w:pPr>
         <w:pStyle w:val="BodyText"/>
+        <w:ind w:firstLine="420"/>
       </w:pPr>
       <w:r>
         <w:rPr>
@@ -45593,6 +45907,7 @@
     <w:p>
       <w:pPr>
         <w:pStyle w:val="BlockText"/>
+        <w:ind w:firstLine="420"/>
       </w:pPr>
       <w:r>
         <w:rPr>
@@ -45670,6 +45985,7 @@
     <w:p>
       <w:pPr>
         <w:pStyle w:val="FirstParagraph"/>
+        <w:ind w:firstLine="420"/>
       </w:pPr>
       <w:r>
         <w:rPr>
@@ -45750,6 +46066,7 @@
       <w:pPr>
         <w:pStyle w:val="BodyText"/>
         <w:spacing w:after="80"/>
+        <w:ind w:firstLine="420"/>
       </w:pPr>
       <w:r>
         <w:rPr>
@@ -45775,6 +46092,15 @@
         <w:tblStyle w:val="Table"/>
         <w:tblW w:type="auto" w:w="0"/>
         <w:tblLook w:firstRow="1" w:lastRow="0" w:firstColumn="0" w:lastColumn="0" w:noHBand="0" w:noVBand="0" w:val="0020"/>
+        <w:jc w:val="center"/>
+        <w:tblBorders>
+          <w:top w:val="single" w:sz="12" w:space="0" w:color="333333"/>
+          <w:bottom w:val="single" w:sz="12" w:space="0" w:color="333333"/>
+          <w:left w:val="none"/>
+          <w:right w:val="none"/>
+          <w:insideH w:val="none"/>
+          <w:insideV w:val="none"/>
+        </w:tblBorders>
       </w:tblPr>
       <w:tblGrid>
         <w:gridCol w:w="1584"/>
@@ -45788,7 +46114,11 @@
           <w:tblHeader w:val="on"/>
         </w:trPr>
         <w:tc>
-          <w:tcPr/>
+          <w:tcPr>
+            <w:tcBorders>
+              <w:bottom w:val="single" w:sz="6" w:space="0" w:color="333333"/>
+            </w:tcBorders>
+          </w:tcPr>
           <w:p>
             <w:pPr>
               <w:pStyle w:val="Compact"/>
@@ -45804,7 +46134,11 @@
           </w:p>
         </w:tc>
         <w:tc>
-          <w:tcPr/>
+          <w:tcPr>
+            <w:tcBorders>
+              <w:bottom w:val="single" w:sz="6" w:space="0" w:color="333333"/>
+            </w:tcBorders>
+          </w:tcPr>
           <w:p>
             <w:pPr>
               <w:pStyle w:val="Compact"/>
@@ -45820,7 +46154,11 @@
           </w:p>
         </w:tc>
         <w:tc>
-          <w:tcPr/>
+          <w:tcPr>
+            <w:tcBorders>
+              <w:bottom w:val="single" w:sz="6" w:space="0" w:color="333333"/>
+            </w:tcBorders>
+          </w:tcPr>
           <w:p>
             <w:pPr>
               <w:pStyle w:val="Compact"/>
@@ -45866,7 +46204,11 @@
           </w:p>
         </w:tc>
         <w:tc>
-          <w:tcPr/>
+          <w:tcPr>
+            <w:tcBorders>
+              <w:bottom w:val="single" w:sz="6" w:space="0" w:color="333333"/>
+            </w:tcBorders>
+          </w:tcPr>
           <w:p>
             <w:pPr>
               <w:pStyle w:val="Compact"/>
@@ -45882,7 +46224,11 @@
           </w:p>
         </w:tc>
         <w:tc>
-          <w:tcPr/>
+          <w:tcPr>
+            <w:tcBorders>
+              <w:bottom w:val="single" w:sz="6" w:space="0" w:color="333333"/>
+            </w:tcBorders>
+          </w:tcPr>
           <w:p>
             <w:pPr>
               <w:pStyle w:val="Compact"/>
@@ -46099,6 +46445,7 @@
       <w:pPr>
         <w:pStyle w:val="BodyText"/>
         <w:spacing w:before="120"/>
+        <w:ind w:firstLine="420"/>
       </w:pPr>
       <w:r>
         <w:rPr>
@@ -46182,6 +46529,7 @@
     <w:p>
       <w:pPr>
         <w:pStyle w:val="BodyText"/>
+        <w:ind w:firstLine="420"/>
       </w:pPr>
       <w:r>
         <w:rPr>
@@ -46253,6 +46601,7 @@
     <w:p>
       <w:pPr>
         <w:pStyle w:val="BodyText"/>
+        <w:ind w:firstLine="420"/>
       </w:pPr>
       <w:r>
         <w:rPr>
@@ -46472,6 +46821,7 @@
     <w:p>
       <w:pPr>
         <w:pStyle w:val="BodyText"/>
+        <w:ind w:firstLine="420"/>
       </w:pPr>
       <w:r>
         <w:rPr>
@@ -46659,6 +47009,7 @@
     <w:p>
       <w:pPr>
         <w:pStyle w:val="BodyText"/>
+        <w:ind w:firstLine="420"/>
       </w:pPr>
       <w:r>
         <w:rPr>
@@ -47037,6 +47388,7 @@
     <w:p>
       <w:pPr>
         <w:pStyle w:val="BodyText"/>
+        <w:ind w:firstLine="420"/>
       </w:pPr>
       <w:r>
         <w:rPr>
@@ -47224,6 +47576,7 @@
     <w:p>
       <w:pPr>
         <w:pStyle w:val="BodyText"/>
+        <w:ind w:firstLine="420"/>
       </w:pPr>
       <w:r>
         <w:rPr>
@@ -47476,6 +47829,7 @@
     <w:p>
       <w:pPr>
         <w:pStyle w:val="BodyText"/>
+        <w:ind w:firstLine="420"/>
       </w:pPr>
       <w:r>
         <w:rPr>
@@ -48069,6 +48423,7 @@
     <w:p>
       <w:pPr>
         <w:pStyle w:val="BlockText"/>
+        <w:ind w:firstLine="420"/>
       </w:pPr>
       <w:r>
         <w:rPr>
@@ -48146,6 +48501,7 @@
     <w:p>
       <w:pPr>
         <w:pStyle w:val="FirstParagraph"/>
+        <w:ind w:firstLine="420"/>
       </w:pPr>
       <w:r>
         <w:rPr>
@@ -48283,6 +48639,7 @@
     <w:p>
       <w:pPr>
         <w:pStyle w:val="BodyText"/>
+        <w:ind w:firstLine="420"/>
       </w:pPr>
       <w:r>
         <w:rPr>
@@ -48674,6 +49031,7 @@
     <w:p>
       <w:pPr>
         <w:pStyle w:val="BodyText"/>
+        <w:ind w:firstLine="420"/>
       </w:pPr>
       <w:r>
         <w:rPr>
@@ -48851,6 +49209,7 @@
     <w:p>
       <w:pPr>
         <w:pStyle w:val="BodyText"/>
+        <w:ind w:firstLine="420"/>
       </w:pPr>
       <w:r>
         <w:rPr>
@@ -49131,6 +49490,7 @@
           <w:ilvl w:val="0"/>
           <w:numId w:val="1028"/>
         </w:numPr>
+        <w:ind w:firstLine="420"/>
       </w:pPr>
       <w:r>
         <w:rPr>
@@ -49182,6 +49542,7 @@
           <w:ilvl w:val="0"/>
           <w:numId w:val="1028"/>
         </w:numPr>
+        <w:ind w:firstLine="420"/>
       </w:pPr>
       <w:r>
         <w:rPr>
@@ -49220,6 +49581,7 @@
           <w:ilvl w:val="0"/>
           <w:numId w:val="1028"/>
         </w:numPr>
+        <w:ind w:firstLine="420"/>
       </w:pPr>
       <w:r>
         <w:rPr>
@@ -49294,6 +49656,7 @@
     <w:p>
       <w:pPr>
         <w:pStyle w:val="BodyText"/>
+        <w:ind w:firstLine="420"/>
       </w:pPr>
       <w:r>
         <w:rPr>
@@ -50133,6 +50496,7 @@
     <w:p>
       <w:pPr>
         <w:pStyle w:val="BlockText"/>
+        <w:ind w:firstLine="420"/>
       </w:pPr>
       <w:r>
         <w:rPr>
@@ -50186,6 +50550,7 @@
     <w:p>
       <w:pPr>
         <w:pStyle w:val="FirstParagraph"/>
+        <w:ind w:firstLine="420"/>
       </w:pPr>
       <w:r>
         <w:rPr>
@@ -50648,6 +51013,7 @@
           <w:ilvl w:val="0"/>
           <w:numId w:val="1029"/>
         </w:numPr>
+        <w:ind w:firstLine="420"/>
       </w:pPr>
       <w:r>
         <w:rPr>
@@ -50858,6 +51224,7 @@
           <w:ilvl w:val="0"/>
           <w:numId w:val="1029"/>
         </w:numPr>
+        <w:ind w:firstLine="420"/>
       </w:pPr>
       <w:r>
         <w:rPr>
@@ -50978,6 +51345,7 @@
           <w:ilvl w:val="0"/>
           <w:numId w:val="1029"/>
         </w:numPr>
+        <w:ind w:firstLine="420"/>
       </w:pPr>
       <w:r>
         <w:rPr>
@@ -51231,6 +51599,7 @@
           <w:ilvl w:val="0"/>
           <w:numId w:val="1029"/>
         </w:numPr>
+        <w:ind w:firstLine="420"/>
       </w:pPr>
       <m:oMath>
         <m:sSub>
@@ -51659,6 +52028,7 @@
           <w:ilvl w:val="0"/>
           <w:numId w:val="1030"/>
         </w:numPr>
+        <w:ind w:firstLine="420"/>
       </w:pPr>
       <w:r>
         <w:rPr>
@@ -51941,6 +52311,7 @@
           <w:ilvl w:val="0"/>
           <w:numId w:val="1030"/>
         </w:numPr>
+        <w:ind w:firstLine="420"/>
       </w:pPr>
       <w:r>
         <w:rPr>
@@ -52525,6 +52896,7 @@
           <w:ilvl w:val="0"/>
           <w:numId w:val="1030"/>
         </w:numPr>
+        <w:ind w:firstLine="420"/>
       </w:pPr>
       <m:oMath>
         <m:oMathPr>
@@ -53330,6 +53702,7 @@
     <w:p>
       <w:pPr>
         <w:pStyle w:val="BlockText"/>
+        <w:ind w:firstLine="420"/>
       </w:pPr>
       <w:r>
         <w:rPr>
@@ -53702,6 +54075,15 @@
         <w:tblW w:type="pct" w:w="5000"/>
         <w:tblLayout w:type="fixed"/>
         <w:tblLook w:firstRow="1" w:lastRow="0" w:firstColumn="0" w:lastColumn="0" w:noHBand="0" w:noVBand="0" w:val="0020"/>
+        <w:jc w:val="center"/>
+        <w:tblBorders>
+          <w:top w:val="single" w:sz="12" w:space="0" w:color="333333"/>
+          <w:bottom w:val="single" w:sz="12" w:space="0" w:color="333333"/>
+          <w:left w:val="none"/>
+          <w:right w:val="none"/>
+          <w:insideH w:val="none"/>
+          <w:insideV w:val="none"/>
+        </w:tblBorders>
       </w:tblPr>
       <w:tblGrid>
         <w:gridCol w:w="1650"/>
@@ -53716,7 +54098,11 @@
           <w:tblHeader w:val="on"/>
         </w:trPr>
         <w:tc>
-          <w:tcPr/>
+          <w:tcPr>
+            <w:tcBorders>
+              <w:bottom w:val="single" w:sz="6" w:space="0" w:color="333333"/>
+            </w:tcBorders>
+          </w:tcPr>
           <w:p>
             <w:pPr>
               <w:pStyle w:val="Compact"/>
@@ -53732,7 +54118,11 @@
           </w:p>
         </w:tc>
         <w:tc>
-          <w:tcPr/>
+          <w:tcPr>
+            <w:tcBorders>
+              <w:bottom w:val="single" w:sz="6" w:space="0" w:color="333333"/>
+            </w:tcBorders>
+          </w:tcPr>
           <w:p>
             <w:pPr>
               <w:pStyle w:val="Compact"/>
@@ -53748,7 +54138,11 @@
           </w:p>
         </w:tc>
         <w:tc>
-          <w:tcPr/>
+          <w:tcPr>
+            <w:tcBorders>
+              <w:bottom w:val="single" w:sz="6" w:space="0" w:color="333333"/>
+            </w:tcBorders>
+          </w:tcPr>
           <w:p>
             <w:pPr>
               <w:pStyle w:val="Compact"/>
@@ -53764,7 +54158,11 @@
           </w:p>
         </w:tc>
         <w:tc>
-          <w:tcPr/>
+          <w:tcPr>
+            <w:tcBorders>
+              <w:bottom w:val="single" w:sz="6" w:space="0" w:color="333333"/>
+            </w:tcBorders>
+          </w:tcPr>
           <w:p>
             <w:pPr>
               <w:pStyle w:val="Compact"/>
@@ -53780,7 +54178,11 @@
           </w:p>
         </w:tc>
         <w:tc>
-          <w:tcPr/>
+          <w:tcPr>
+            <w:tcBorders>
+              <w:bottom w:val="single" w:sz="6" w:space="0" w:color="333333"/>
+            </w:tcBorders>
+          </w:tcPr>
           <w:p>
             <w:pPr>
               <w:pStyle w:val="Compact"/>
@@ -53796,7 +54198,11 @@
           </w:p>
         </w:tc>
         <w:tc>
-          <w:tcPr/>
+          <w:tcPr>
+            <w:tcBorders>
+              <w:bottom w:val="single" w:sz="6" w:space="0" w:color="333333"/>
+            </w:tcBorders>
+          </w:tcPr>
           <w:p>
             <w:pPr>
               <w:pStyle w:val="Compact"/>
@@ -56223,6 +56629,7 @@
       <w:pPr>
         <w:pStyle w:val="BodyText"/>
         <w:spacing w:before="120"/>
+        <w:ind w:firstLine="420"/>
       </w:pPr>
       <w:r>
         <w:rPr>

--- a/00-首页/题组Word/初赛模拟卷/初赛模拟卷VII（非有机·答案版）.docx
+++ b/00-首页/题组Word/初赛模拟卷/初赛模拟卷VII（非有机·答案版）.docx
@@ -2193,6 +2193,7 @@
     <w:p>
       <w:pPr>
         <w:pStyle w:val="BodyText"/>
+        <w:spacing w:after="80"/>
         <w:ind w:firstLine="420"/>
       </w:pPr>
       <w:r>
@@ -2509,165 +2510,261 @@
         <w:t>。</w:t>
       </w:r>
     </w:p>
+    <w:tbl>
+      <w:tblPr>
+        <w:tblStyle w:val="Table"/>
+        <w:tblW w:type="pct" w:w="5000"/>
+        <w:tblLayout w:type="fixed"/>
+        <w:tblLook w:firstRow="1" w:lastRow="0" w:firstColumn="0" w:lastColumn="0" w:noHBand="0" w:noVBand="0" w:val="0020"/>
+        <w:jc w:val="center"/>
+        <w:tblBorders>
+          <w:top w:val="single" w:sz="12" w:space="0" w:color="333333"/>
+          <w:bottom w:val="single" w:sz="12" w:space="0" w:color="333333"/>
+          <w:left w:val="none"/>
+          <w:right w:val="none"/>
+          <w:insideH w:val="none"/>
+          <w:insideV w:val="none"/>
+        </w:tblBorders>
+      </w:tblPr>
+      <w:tblGrid>
+        <w:gridCol w:w="2640"/>
+        <w:gridCol w:w="2640"/>
+        <w:gridCol w:w="2640"/>
+      </w:tblGrid>
+      <w:tr>
+        <w:trPr>
+          <w:tblHeader w:val="on"/>
+        </w:trPr>
+        <w:tc>
+          <w:tcPr>
+            <w:tcBorders>
+              <w:bottom w:val="single" w:sz="6" w:space="0" w:color="333333"/>
+            </w:tcBorders>
+          </w:tcPr>
+          <w:p>
+            <w:pPr>
+              <w:pStyle w:val="Compact"/>
+              <w:jc w:val="center"/>
+            </w:pPr>
+            <w:r>
+              <w:rPr>
+                <w:rFonts w:hint="eastAsia" w:ascii="Times New Roman" w:hAnsi="Times New Roman" w:eastAsia="SimHei" w:cs="Times New Roman"/>
+                <w:b/>
+              </w:rPr>
+              <w:t xml:space="preserve">甲</w:t>
+            </w:r>
+          </w:p>
+        </w:tc>
+        <w:tc>
+          <w:tcPr>
+            <w:tcBorders>
+              <w:bottom w:val="single" w:sz="6" w:space="0" w:color="333333"/>
+            </w:tcBorders>
+          </w:tcPr>
+          <w:p>
+            <w:pPr>
+              <w:pStyle w:val="Compact"/>
+              <w:jc w:val="center"/>
+            </w:pPr>
+            <w:r>
+              <w:rPr>
+                <w:rFonts w:hint="eastAsia" w:ascii="Times New Roman" w:hAnsi="Times New Roman" w:eastAsia="SimHei" w:cs="Times New Roman"/>
+                <w:b/>
+              </w:rPr>
+              <w:t xml:space="preserve">乙</w:t>
+            </w:r>
+          </w:p>
+        </w:tc>
+        <w:tc>
+          <w:tcPr>
+            <w:tcBorders>
+              <w:bottom w:val="single" w:sz="6" w:space="0" w:color="333333"/>
+            </w:tcBorders>
+          </w:tcPr>
+          <w:p>
+            <w:pPr>
+              <w:pStyle w:val="Compact"/>
+              <w:jc w:val="center"/>
+            </w:pPr>
+            <w:r>
+              <w:rPr>
+                <w:rFonts w:hint="eastAsia" w:ascii="Times New Roman" w:hAnsi="Times New Roman" w:eastAsia="SimHei" w:cs="Times New Roman"/>
+                <w:b/>
+              </w:rPr>
+              <w:t xml:space="preserve">丙</w:t>
+            </w:r>
+          </w:p>
+        </w:tc>
+      </w:tr>
+      <w:tr>
+        <w:tc>
+          <w:tcPr/>
+          <w:p>
+            <w:pPr>
+              <w:pStyle w:val="Compact"/>
+              <w:jc w:val="center"/>
+            </w:pPr>
+            <w:r>
+              <w:rPr>
+                <w:rFonts w:ascii="Times New Roman" w:hAnsi="Times New Roman" w:eastAsia="Times New Roman" w:cs="Times New Roman"/>
+              </w:rPr>
+              <w:drawing>
+                <wp:inline>
+                  <wp:extent cx="1568400" cy="1465973"/>
+                  <wp:effectExtent b="0" l="0" r="0" t="0"/>
+                  <wp:docPr descr="" title="" id="10" name="Picture"/>
+                  <a:graphic>
+                    <a:graphicData uri="http://schemas.openxmlformats.org/drawingml/2006/picture">
+                      <pic:pic>
+                        <pic:nvPicPr>
+                          <pic:cNvPr descr="b166d2bc38baf68c0265323335a907df8c8a9004acdadc705845d37bfc939b49.jpg" id="11" name="Picture"/>
+                          <pic:cNvPicPr>
+                            <a:picLocks noChangeArrowheads="1" noChangeAspect="1"/>
+                          </pic:cNvPicPr>
+                        </pic:nvPicPr>
+                        <pic:blipFill>
+                          <a:blip r:embed="rId9"/>
+                          <a:stretch>
+                            <a:fillRect/>
+                          </a:stretch>
+                        </pic:blipFill>
+                        <pic:spPr bwMode="auto">
+                          <a:xfrm>
+                            <a:off x="0" y="0"/>
+                            <a:ext cx="1568400" cy="1465973"/>
+                          </a:xfrm>
+                          <a:prstGeom prst="rect">
+                            <a:avLst/>
+                          </a:prstGeom>
+                          <a:noFill/>
+                          <a:ln w="9525">
+                            <a:noFill/>
+                            <a:headEnd/>
+                            <a:tailEnd/>
+                          </a:ln>
+                        </pic:spPr>
+                      </pic:pic>
+                    </a:graphicData>
+                  </a:graphic>
+                </wp:inline>
+              </w:drawing>
+            </w:r>
+          </w:p>
+        </w:tc>
+        <w:tc>
+          <w:tcPr/>
+          <w:p>
+            <w:pPr>
+              <w:pStyle w:val="Compact"/>
+              <w:jc w:val="center"/>
+            </w:pPr>
+            <w:r>
+              <w:rPr>
+                <w:rFonts w:ascii="Times New Roman" w:hAnsi="Times New Roman" w:eastAsia="Times New Roman" w:cs="Times New Roman"/>
+              </w:rPr>
+              <w:drawing>
+                <wp:inline>
+                  <wp:extent cx="1568400" cy="1250254"/>
+                  <wp:effectExtent b="0" l="0" r="0" t="0"/>
+                  <wp:docPr descr="" title="" id="13" name="Picture"/>
+                  <a:graphic>
+                    <a:graphicData uri="http://schemas.openxmlformats.org/drawingml/2006/picture">
+                      <pic:pic>
+                        <pic:nvPicPr>
+                          <pic:cNvPr descr="2851353de00be08990fb5aeed1daab7f5c207f4a2bbee3b728491f58d877bdf6.jpg" id="14" name="Picture"/>
+                          <pic:cNvPicPr>
+                            <a:picLocks noChangeArrowheads="1" noChangeAspect="1"/>
+                          </pic:cNvPicPr>
+                        </pic:nvPicPr>
+                        <pic:blipFill>
+                          <a:blip r:embed="rId12"/>
+                          <a:stretch>
+                            <a:fillRect/>
+                          </a:stretch>
+                        </pic:blipFill>
+                        <pic:spPr bwMode="auto">
+                          <a:xfrm>
+                            <a:off x="0" y="0"/>
+                            <a:ext cx="1568400" cy="1250254"/>
+                          </a:xfrm>
+                          <a:prstGeom prst="rect">
+                            <a:avLst/>
+                          </a:prstGeom>
+                          <a:noFill/>
+                          <a:ln w="9525">
+                            <a:noFill/>
+                            <a:headEnd/>
+                            <a:tailEnd/>
+                          </a:ln>
+                        </pic:spPr>
+                      </pic:pic>
+                    </a:graphicData>
+                  </a:graphic>
+                </wp:inline>
+              </w:drawing>
+            </w:r>
+          </w:p>
+        </w:tc>
+        <w:tc>
+          <w:tcPr/>
+          <w:p>
+            <w:pPr>
+              <w:pStyle w:val="Compact"/>
+              <w:jc w:val="center"/>
+            </w:pPr>
+            <w:r>
+              <w:rPr>
+                <w:rFonts w:ascii="Times New Roman" w:hAnsi="Times New Roman" w:eastAsia="Times New Roman" w:cs="Times New Roman"/>
+              </w:rPr>
+              <w:drawing>
+                <wp:inline>
+                  <wp:extent cx="1568400" cy="1221760"/>
+                  <wp:effectExtent b="0" l="0" r="0" t="0"/>
+                  <wp:docPr descr="" title="" id="16" name="Picture"/>
+                  <a:graphic>
+                    <a:graphicData uri="http://schemas.openxmlformats.org/drawingml/2006/picture">
+                      <pic:pic>
+                        <pic:nvPicPr>
+                          <pic:cNvPr descr="f9a797ac008905b3e58574e952dc33c89b276e21c2fd9f89dd5fb17208359bf1.jpg" id="17" name="Picture"/>
+                          <pic:cNvPicPr>
+                            <a:picLocks noChangeArrowheads="1" noChangeAspect="1"/>
+                          </pic:cNvPicPr>
+                        </pic:nvPicPr>
+                        <pic:blipFill>
+                          <a:blip r:embed="rId15"/>
+                          <a:stretch>
+                            <a:fillRect/>
+                          </a:stretch>
+                        </pic:blipFill>
+                        <pic:spPr bwMode="auto">
+                          <a:xfrm>
+                            <a:off x="0" y="0"/>
+                            <a:ext cx="1568400" cy="1221760"/>
+                          </a:xfrm>
+                          <a:prstGeom prst="rect">
+                            <a:avLst/>
+                          </a:prstGeom>
+                          <a:noFill/>
+                          <a:ln w="9525">
+                            <a:noFill/>
+                            <a:headEnd/>
+                            <a:tailEnd/>
+                          </a:ln>
+                        </pic:spPr>
+                      </pic:pic>
+                    </a:graphicData>
+                  </a:graphic>
+                </wp:inline>
+              </w:drawing>
+            </w:r>
+          </w:p>
+        </w:tc>
+      </w:tr>
+    </w:tbl>
     <w:p>
       <w:pPr>
         <w:pStyle w:val="BodyText"/>
-        <w:spacing w:before="160" w:after="80"/>
-        <w:jc w:val="center"/>
-      </w:pPr>
-      <w:r>
-        <w:rPr>
-          <w:rFonts w:ascii="Times New Roman" w:hAnsi="Times New Roman" w:eastAsia="Times New Roman" w:cs="Times New Roman"/>
-        </w:rPr>
-        <w:drawing>
-          <wp:inline>
-            <wp:extent cx="3111500" cy="2908300"/>
-            <wp:effectExtent b="0" l="0" r="0" t="0"/>
-            <wp:docPr descr="" title="" id="10" name="Picture"/>
-            <a:graphic>
-              <a:graphicData uri="http://schemas.openxmlformats.org/drawingml/2006/picture">
-                <pic:pic>
-                  <pic:nvPicPr>
-                    <pic:cNvPr descr="b166d2bc38baf68c0265323335a907df8c8a9004acdadc705845d37bfc939b49.jpg" id="11" name="Picture"/>
-                    <pic:cNvPicPr>
-                      <a:picLocks noChangeArrowheads="1" noChangeAspect="1"/>
-                    </pic:cNvPicPr>
-                  </pic:nvPicPr>
-                  <pic:blipFill>
-                    <a:blip r:embed="rId9"/>
-                    <a:stretch>
-                      <a:fillRect/>
-                    </a:stretch>
-                  </pic:blipFill>
-                  <pic:spPr bwMode="auto">
-                    <a:xfrm>
-                      <a:off x="0" y="0"/>
-                      <a:ext cx="3111500" cy="2908300"/>
-                    </a:xfrm>
-                    <a:prstGeom prst="rect">
-                      <a:avLst/>
-                    </a:prstGeom>
-                    <a:noFill/>
-                    <a:ln w="9525">
-                      <a:noFill/>
-                      <a:headEnd/>
-                      <a:tailEnd/>
-                    </a:ln>
-                  </pic:spPr>
-                </pic:pic>
-              </a:graphicData>
-            </a:graphic>
-          </wp:inline>
-        </w:drawing>
-      </w:r>
-    </w:p>
-    <w:p>
-      <w:pPr>
-        <w:pStyle w:val="BodyText"/>
-        <w:spacing w:before="160" w:after="80"/>
-        <w:jc w:val="center"/>
-      </w:pPr>
-      <w:r>
-        <w:rPr>
-          <w:rFonts w:ascii="Times New Roman" w:hAnsi="Times New Roman" w:eastAsia="Times New Roman" w:cs="Times New Roman"/>
-        </w:rPr>
-        <w:drawing>
-          <wp:inline>
-            <wp:extent cx="3240000" cy="2582775"/>
-            <wp:effectExtent b="0" l="0" r="0" t="0"/>
-            <wp:docPr descr="" title="" id="13" name="Picture"/>
-            <a:graphic>
-              <a:graphicData uri="http://schemas.openxmlformats.org/drawingml/2006/picture">
-                <pic:pic>
-                  <pic:nvPicPr>
-                    <pic:cNvPr descr="2851353de00be08990fb5aeed1daab7f5c207f4a2bbee3b728491f58d877bdf6.jpg" id="14" name="Picture"/>
-                    <pic:cNvPicPr>
-                      <a:picLocks noChangeArrowheads="1" noChangeAspect="1"/>
-                    </pic:cNvPicPr>
-                  </pic:nvPicPr>
-                  <pic:blipFill>
-                    <a:blip r:embed="rId12"/>
-                    <a:stretch>
-                      <a:fillRect/>
-                    </a:stretch>
-                  </pic:blipFill>
-                  <pic:spPr bwMode="auto">
-                    <a:xfrm>
-                      <a:off x="0" y="0"/>
-                      <a:ext cx="3240000" cy="2582775"/>
-                    </a:xfrm>
-                    <a:prstGeom prst="rect">
-                      <a:avLst/>
-                    </a:prstGeom>
-                    <a:noFill/>
-                    <a:ln w="9525">
-                      <a:noFill/>
-                      <a:headEnd/>
-                      <a:tailEnd/>
-                    </a:ln>
-                  </pic:spPr>
-                </pic:pic>
-              </a:graphicData>
-            </a:graphic>
-          </wp:inline>
-        </w:drawing>
-      </w:r>
-    </w:p>
-    <w:p>
-      <w:pPr>
-        <w:pStyle w:val="BodyText"/>
-        <w:spacing w:before="160" w:after="80"/>
-        <w:jc w:val="center"/>
-      </w:pPr>
-      <w:r>
-        <w:rPr>
-          <w:rFonts w:ascii="Times New Roman" w:hAnsi="Times New Roman" w:eastAsia="Times New Roman" w:cs="Times New Roman"/>
-        </w:rPr>
-        <w:drawing>
-          <wp:inline>
-            <wp:extent cx="3240000" cy="2523913"/>
-            <wp:effectExtent b="0" l="0" r="0" t="0"/>
-            <wp:docPr descr="" title="" id="16" name="Picture"/>
-            <a:graphic>
-              <a:graphicData uri="http://schemas.openxmlformats.org/drawingml/2006/picture">
-                <pic:pic>
-                  <pic:nvPicPr>
-                    <pic:cNvPr descr="f9a797ac008905b3e58574e952dc33c89b276e21c2fd9f89dd5fb17208359bf1.jpg" id="17" name="Picture"/>
-                    <pic:cNvPicPr>
-                      <a:picLocks noChangeArrowheads="1" noChangeAspect="1"/>
-                    </pic:cNvPicPr>
-                  </pic:nvPicPr>
-                  <pic:blipFill>
-                    <a:blip r:embed="rId15"/>
-                    <a:stretch>
-                      <a:fillRect/>
-                    </a:stretch>
-                  </pic:blipFill>
-                  <pic:spPr bwMode="auto">
-                    <a:xfrm>
-                      <a:off x="0" y="0"/>
-                      <a:ext cx="3240000" cy="2523913"/>
-                    </a:xfrm>
-                    <a:prstGeom prst="rect">
-                      <a:avLst/>
-                    </a:prstGeom>
-                    <a:noFill/>
-                    <a:ln w="9525">
-                      <a:noFill/>
-                      <a:headEnd/>
-                      <a:tailEnd/>
-                    </a:ln>
-                  </pic:spPr>
-                </pic:pic>
-              </a:graphicData>
-            </a:graphic>
-          </wp:inline>
-        </w:drawing>
-      </w:r>
-    </w:p>
-    <w:p>
-      <w:pPr>
-        <w:pStyle w:val="BodyText"/>
+        <w:spacing w:before="120"/>
         <w:ind w:firstLine="420"/>
       </w:pPr>
       <w:r>
@@ -54086,12 +54183,13 @@
         </w:tblBorders>
       </w:tblPr>
       <w:tblGrid>
-        <w:gridCol w:w="1650"/>
-        <w:gridCol w:w="1650"/>
-        <w:gridCol w:w="990"/>
-        <w:gridCol w:w="990"/>
-        <w:gridCol w:w="990"/>
-        <w:gridCol w:w="1650"/>
+        <w:gridCol w:w="1277"/>
+        <w:gridCol w:w="766"/>
+        <w:gridCol w:w="766"/>
+        <w:gridCol w:w="1277"/>
+        <w:gridCol w:w="1277"/>
+        <w:gridCol w:w="1277"/>
+        <w:gridCol w:w="1277"/>
       </w:tblGrid>
       <w:tr>
         <w:trPr>
@@ -54114,26 +54212,6 @@
                 <w:b/>
               </w:rPr>
               <w:t xml:space="preserve">卷内题号</w:t>
-            </w:r>
-          </w:p>
-        </w:tc>
-        <w:tc>
-          <w:tcPr>
-            <w:tcBorders>
-              <w:bottom w:val="single" w:sz="6" w:space="0" w:color="333333"/>
-            </w:tcBorders>
-          </w:tcPr>
-          <w:p>
-            <w:pPr>
-              <w:pStyle w:val="Compact"/>
-              <w:jc w:val="center"/>
-            </w:pPr>
-            <w:r>
-              <w:rPr>
-                <w:rFonts w:hint="eastAsia" w:ascii="Times New Roman" w:hAnsi="Times New Roman" w:eastAsia="SimHei" w:cs="Times New Roman"/>
-                <w:b/>
-              </w:rPr>
-              <w:t xml:space="preserve">分值</w:t>
             </w:r>
           </w:p>
         </w:tc>
@@ -54213,7 +54291,47 @@
                 <w:rFonts w:hint="eastAsia" w:ascii="Times New Roman" w:hAnsi="Times New Roman" w:eastAsia="SimHei" w:cs="Times New Roman"/>
                 <w:b/>
               </w:rPr>
+              <w:t xml:space="preserve">模块</w:t>
+            </w:r>
+          </w:p>
+        </w:tc>
+        <w:tc>
+          <w:tcPr>
+            <w:tcBorders>
+              <w:bottom w:val="single" w:sz="6" w:space="0" w:color="333333"/>
+            </w:tcBorders>
+          </w:tcPr>
+          <w:p>
+            <w:pPr>
+              <w:pStyle w:val="Compact"/>
+              <w:jc w:val="center"/>
+            </w:pPr>
+            <w:r>
+              <w:rPr>
+                <w:rFonts w:hint="eastAsia" w:ascii="Times New Roman" w:hAnsi="Times New Roman" w:eastAsia="SimHei" w:cs="Times New Roman"/>
+                <w:b/>
+              </w:rPr>
               <w:t xml:space="preserve">难度</w:t>
+            </w:r>
+          </w:p>
+        </w:tc>
+        <w:tc>
+          <w:tcPr>
+            <w:tcBorders>
+              <w:bottom w:val="single" w:sz="6" w:space="0" w:color="333333"/>
+            </w:tcBorders>
+          </w:tcPr>
+          <w:p>
+            <w:pPr>
+              <w:pStyle w:val="Compact"/>
+              <w:jc w:val="center"/>
+            </w:pPr>
+            <w:r>
+              <w:rPr>
+                <w:rFonts w:hint="eastAsia" w:ascii="Times New Roman" w:hAnsi="Times New Roman" w:eastAsia="SimHei" w:cs="Times New Roman"/>
+                <w:b/>
+              </w:rPr>
+              <w:t xml:space="preserve">分值</w:t>
             </w:r>
           </w:p>
         </w:tc>
@@ -54231,21 +54349,6 @@
                 <w:rFonts w:ascii="Times New Roman" w:hAnsi="Times New Roman" w:eastAsia="Times New Roman" w:cs="Times New Roman"/>
               </w:rPr>
               <w:t xml:space="preserve">1</w:t>
-            </w:r>
-          </w:p>
-        </w:tc>
-        <w:tc>
-          <w:tcPr/>
-          <w:p>
-            <w:pPr>
-              <w:pStyle w:val="Compact"/>
-              <w:jc w:val="center"/>
-            </w:pPr>
-            <w:r>
-              <w:rPr>
-                <w:rFonts w:ascii="Times New Roman" w:hAnsi="Times New Roman" w:eastAsia="Times New Roman" w:cs="Times New Roman"/>
-              </w:rPr>
-              <w:t xml:space="preserve">10</w:t>
             </w:r>
           </w:p>
         </w:tc>
@@ -54375,9 +54478,39 @@
             </w:pPr>
             <w:r>
               <w:rPr>
+                <w:rFonts w:hint="eastAsia" w:ascii="Times New Roman" w:hAnsi="Times New Roman" w:eastAsia="FangSong" w:cs="Times New Roman"/>
+              </w:rPr>
+              <w:t xml:space="preserve">元素与分析</w:t>
+            </w:r>
+          </w:p>
+        </w:tc>
+        <w:tc>
+          <w:tcPr/>
+          <w:p>
+            <w:pPr>
+              <w:pStyle w:val="Compact"/>
+              <w:jc w:val="center"/>
+            </w:pPr>
+            <w:r>
+              <w:rPr>
                 <w:rFonts w:ascii="Times New Roman" w:hAnsi="Times New Roman" w:eastAsia="Times New Roman" w:cs="Times New Roman"/>
               </w:rPr>
               <w:t xml:space="preserve">⭐⭐⭐⭐⭐</w:t>
+            </w:r>
+          </w:p>
+        </w:tc>
+        <w:tc>
+          <w:tcPr/>
+          <w:p>
+            <w:pPr>
+              <w:pStyle w:val="Compact"/>
+              <w:jc w:val="center"/>
+            </w:pPr>
+            <w:r>
+              <w:rPr>
+                <w:rFonts w:ascii="Times New Roman" w:hAnsi="Times New Roman" w:eastAsia="Times New Roman" w:cs="Times New Roman"/>
+              </w:rPr>
+              <w:t xml:space="preserve">10</w:t>
             </w:r>
           </w:p>
         </w:tc>
@@ -54395,21 +54528,6 @@
                 <w:rFonts w:ascii="Times New Roman" w:hAnsi="Times New Roman" w:eastAsia="Times New Roman" w:cs="Times New Roman"/>
               </w:rPr>
               <w:t xml:space="preserve">2</w:t>
-            </w:r>
-          </w:p>
-        </w:tc>
-        <w:tc>
-          <w:tcPr/>
-          <w:p>
-            <w:pPr>
-              <w:pStyle w:val="Compact"/>
-              <w:jc w:val="center"/>
-            </w:pPr>
-            <w:r>
-              <w:rPr>
-                <w:rFonts w:ascii="Times New Roman" w:hAnsi="Times New Roman" w:eastAsia="Times New Roman" w:cs="Times New Roman"/>
-              </w:rPr>
-              <w:t xml:space="preserve">6</w:t>
             </w:r>
           </w:p>
         </w:tc>
@@ -54509,9 +54627,39 @@
             </w:pPr>
             <w:r>
               <w:rPr>
+                <w:rFonts w:hint="eastAsia" w:ascii="Times New Roman" w:hAnsi="Times New Roman" w:eastAsia="FangSong" w:cs="Times New Roman"/>
+              </w:rPr>
+              <w:t xml:space="preserve">元素与分析</w:t>
+            </w:r>
+          </w:p>
+        </w:tc>
+        <w:tc>
+          <w:tcPr/>
+          <w:p>
+            <w:pPr>
+              <w:pStyle w:val="Compact"/>
+              <w:jc w:val="center"/>
+            </w:pPr>
+            <w:r>
+              <w:rPr>
                 <w:rFonts w:ascii="Times New Roman" w:hAnsi="Times New Roman" w:eastAsia="Times New Roman" w:cs="Times New Roman"/>
               </w:rPr>
               <w:t xml:space="preserve">⭐⭐⭐⭐</w:t>
+            </w:r>
+          </w:p>
+        </w:tc>
+        <w:tc>
+          <w:tcPr/>
+          <w:p>
+            <w:pPr>
+              <w:pStyle w:val="Compact"/>
+              <w:jc w:val="center"/>
+            </w:pPr>
+            <w:r>
+              <w:rPr>
+                <w:rFonts w:ascii="Times New Roman" w:hAnsi="Times New Roman" w:eastAsia="Times New Roman" w:cs="Times New Roman"/>
+              </w:rPr>
+              <w:t xml:space="preserve">6</w:t>
             </w:r>
           </w:p>
         </w:tc>
@@ -54529,21 +54677,6 @@
                 <w:rFonts w:ascii="Times New Roman" w:hAnsi="Times New Roman" w:eastAsia="Times New Roman" w:cs="Times New Roman"/>
               </w:rPr>
               <w:t xml:space="preserve">3</w:t>
-            </w:r>
-          </w:p>
-        </w:tc>
-        <w:tc>
-          <w:tcPr/>
-          <w:p>
-            <w:pPr>
-              <w:pStyle w:val="Compact"/>
-              <w:jc w:val="center"/>
-            </w:pPr>
-            <w:r>
-              <w:rPr>
-                <w:rFonts w:ascii="Times New Roman" w:hAnsi="Times New Roman" w:eastAsia="Times New Roman" w:cs="Times New Roman"/>
-              </w:rPr>
-              <w:t xml:space="preserve">10</w:t>
             </w:r>
           </w:p>
         </w:tc>
@@ -54649,9 +54782,39 @@
             </w:pPr>
             <w:r>
               <w:rPr>
+                <w:rFonts w:hint="eastAsia" w:ascii="Times New Roman" w:hAnsi="Times New Roman" w:eastAsia="FangSong" w:cs="Times New Roman"/>
+              </w:rPr>
+              <w:t xml:space="preserve">元素与分析</w:t>
+            </w:r>
+          </w:p>
+        </w:tc>
+        <w:tc>
+          <w:tcPr/>
+          <w:p>
+            <w:pPr>
+              <w:pStyle w:val="Compact"/>
+              <w:jc w:val="center"/>
+            </w:pPr>
+            <w:r>
+              <w:rPr>
                 <w:rFonts w:ascii="Times New Roman" w:hAnsi="Times New Roman" w:eastAsia="Times New Roman" w:cs="Times New Roman"/>
               </w:rPr>
               <w:t xml:space="preserve">⭐⭐⭐⭐⭐</w:t>
+            </w:r>
+          </w:p>
+        </w:tc>
+        <w:tc>
+          <w:tcPr/>
+          <w:p>
+            <w:pPr>
+              <w:pStyle w:val="Compact"/>
+              <w:jc w:val="center"/>
+            </w:pPr>
+            <w:r>
+              <w:rPr>
+                <w:rFonts w:ascii="Times New Roman" w:hAnsi="Times New Roman" w:eastAsia="Times New Roman" w:cs="Times New Roman"/>
+              </w:rPr>
+              <w:t xml:space="preserve">10</w:t>
             </w:r>
           </w:p>
         </w:tc>
@@ -54669,21 +54832,6 @@
                 <w:rFonts w:ascii="Times New Roman" w:hAnsi="Times New Roman" w:eastAsia="Times New Roman" w:cs="Times New Roman"/>
               </w:rPr>
               <w:t xml:space="preserve">4</w:t>
-            </w:r>
-          </w:p>
-        </w:tc>
-        <w:tc>
-          <w:tcPr/>
-          <w:p>
-            <w:pPr>
-              <w:pStyle w:val="Compact"/>
-              <w:jc w:val="center"/>
-            </w:pPr>
-            <w:r>
-              <w:rPr>
-                <w:rFonts w:ascii="Times New Roman" w:hAnsi="Times New Roman" w:eastAsia="Times New Roman" w:cs="Times New Roman"/>
-              </w:rPr>
-              <w:t xml:space="preserve">9</w:t>
             </w:r>
           </w:p>
         </w:tc>
@@ -54807,9 +54955,39 @@
             </w:pPr>
             <w:r>
               <w:rPr>
+                <w:rFonts w:hint="eastAsia" w:ascii="Times New Roman" w:hAnsi="Times New Roman" w:eastAsia="FangSong" w:cs="Times New Roman"/>
+              </w:rPr>
+              <w:t xml:space="preserve">元素与分析</w:t>
+            </w:r>
+          </w:p>
+        </w:tc>
+        <w:tc>
+          <w:tcPr/>
+          <w:p>
+            <w:pPr>
+              <w:pStyle w:val="Compact"/>
+              <w:jc w:val="center"/>
+            </w:pPr>
+            <w:r>
+              <w:rPr>
                 <w:rFonts w:ascii="Times New Roman" w:hAnsi="Times New Roman" w:eastAsia="Times New Roman" w:cs="Times New Roman"/>
               </w:rPr>
               <w:t xml:space="preserve">⭐⭐⭐⭐⭐</w:t>
+            </w:r>
+          </w:p>
+        </w:tc>
+        <w:tc>
+          <w:tcPr/>
+          <w:p>
+            <w:pPr>
+              <w:pStyle w:val="Compact"/>
+              <w:jc w:val="center"/>
+            </w:pPr>
+            <w:r>
+              <w:rPr>
+                <w:rFonts w:ascii="Times New Roman" w:hAnsi="Times New Roman" w:eastAsia="Times New Roman" w:cs="Times New Roman"/>
+              </w:rPr>
+              <w:t xml:space="preserve">9</w:t>
             </w:r>
           </w:p>
         </w:tc>
@@ -54827,21 +55005,6 @@
                 <w:rFonts w:ascii="Times New Roman" w:hAnsi="Times New Roman" w:eastAsia="Times New Roman" w:cs="Times New Roman"/>
               </w:rPr>
               <w:t xml:space="preserve">5</w:t>
-            </w:r>
-          </w:p>
-        </w:tc>
-        <w:tc>
-          <w:tcPr/>
-          <w:p>
-            <w:pPr>
-              <w:pStyle w:val="Compact"/>
-              <w:jc w:val="center"/>
-            </w:pPr>
-            <w:r>
-              <w:rPr>
-                <w:rFonts w:ascii="Times New Roman" w:hAnsi="Times New Roman" w:eastAsia="Times New Roman" w:cs="Times New Roman"/>
-              </w:rPr>
-              <w:t xml:space="preserve">8</w:t>
             </w:r>
           </w:p>
         </w:tc>
@@ -54947,9 +55110,39 @@
             </w:pPr>
             <w:r>
               <w:rPr>
+                <w:rFonts w:hint="eastAsia" w:ascii="Times New Roman" w:hAnsi="Times New Roman" w:eastAsia="FangSong" w:cs="Times New Roman"/>
+              </w:rPr>
+              <w:t xml:space="preserve">元素与分析</w:t>
+            </w:r>
+          </w:p>
+        </w:tc>
+        <w:tc>
+          <w:tcPr/>
+          <w:p>
+            <w:pPr>
+              <w:pStyle w:val="Compact"/>
+              <w:jc w:val="center"/>
+            </w:pPr>
+            <w:r>
+              <w:rPr>
                 <w:rFonts w:ascii="Times New Roman" w:hAnsi="Times New Roman" w:eastAsia="Times New Roman" w:cs="Times New Roman"/>
               </w:rPr>
               <w:t xml:space="preserve">⭐⭐⭐⭐⭐</w:t>
+            </w:r>
+          </w:p>
+        </w:tc>
+        <w:tc>
+          <w:tcPr/>
+          <w:p>
+            <w:pPr>
+              <w:pStyle w:val="Compact"/>
+              <w:jc w:val="center"/>
+            </w:pPr>
+            <w:r>
+              <w:rPr>
+                <w:rFonts w:ascii="Times New Roman" w:hAnsi="Times New Roman" w:eastAsia="Times New Roman" w:cs="Times New Roman"/>
+              </w:rPr>
+              <w:t xml:space="preserve">8</w:t>
             </w:r>
           </w:p>
         </w:tc>
@@ -54967,21 +55160,6 @@
                 <w:rFonts w:ascii="Times New Roman" w:hAnsi="Times New Roman" w:eastAsia="Times New Roman" w:cs="Times New Roman"/>
               </w:rPr>
               <w:t xml:space="preserve">6</w:t>
-            </w:r>
-          </w:p>
-        </w:tc>
-        <w:tc>
-          <w:tcPr/>
-          <w:p>
-            <w:pPr>
-              <w:pStyle w:val="Compact"/>
-              <w:jc w:val="center"/>
-            </w:pPr>
-            <w:r>
-              <w:rPr>
-                <w:rFonts w:ascii="Times New Roman" w:hAnsi="Times New Roman" w:eastAsia="Times New Roman" w:cs="Times New Roman"/>
-              </w:rPr>
-              <w:t xml:space="preserve">10</w:t>
             </w:r>
           </w:p>
         </w:tc>
@@ -55105,9 +55283,39 @@
             </w:pPr>
             <w:r>
               <w:rPr>
+                <w:rFonts w:hint="eastAsia" w:ascii="Times New Roman" w:hAnsi="Times New Roman" w:eastAsia="FangSong" w:cs="Times New Roman"/>
+              </w:rPr>
+              <w:t xml:space="preserve">元素与分析</w:t>
+            </w:r>
+          </w:p>
+        </w:tc>
+        <w:tc>
+          <w:tcPr/>
+          <w:p>
+            <w:pPr>
+              <w:pStyle w:val="Compact"/>
+              <w:jc w:val="center"/>
+            </w:pPr>
+            <w:r>
+              <w:rPr>
                 <w:rFonts w:ascii="Times New Roman" w:hAnsi="Times New Roman" w:eastAsia="Times New Roman" w:cs="Times New Roman"/>
               </w:rPr>
               <w:t xml:space="preserve">⭐⭐⭐⭐⭐</w:t>
+            </w:r>
+          </w:p>
+        </w:tc>
+        <w:tc>
+          <w:tcPr/>
+          <w:p>
+            <w:pPr>
+              <w:pStyle w:val="Compact"/>
+              <w:jc w:val="center"/>
+            </w:pPr>
+            <w:r>
+              <w:rPr>
+                <w:rFonts w:ascii="Times New Roman" w:hAnsi="Times New Roman" w:eastAsia="Times New Roman" w:cs="Times New Roman"/>
+              </w:rPr>
+              <w:t xml:space="preserve">10</w:t>
             </w:r>
           </w:p>
         </w:tc>
@@ -55125,21 +55333,6 @@
                 <w:rFonts w:ascii="Times New Roman" w:hAnsi="Times New Roman" w:eastAsia="Times New Roman" w:cs="Times New Roman"/>
               </w:rPr>
               <w:t xml:space="preserve">7</w:t>
-            </w:r>
-          </w:p>
-        </w:tc>
-        <w:tc>
-          <w:tcPr/>
-          <w:p>
-            <w:pPr>
-              <w:pStyle w:val="Compact"/>
-              <w:jc w:val="center"/>
-            </w:pPr>
-            <w:r>
-              <w:rPr>
-                <w:rFonts w:ascii="Times New Roman" w:hAnsi="Times New Roman" w:eastAsia="Times New Roman" w:cs="Times New Roman"/>
-              </w:rPr>
-              <w:t xml:space="preserve">6</w:t>
             </w:r>
           </w:p>
         </w:tc>
@@ -55251,9 +55444,39 @@
             </w:pPr>
             <w:r>
               <w:rPr>
+                <w:rFonts w:hint="eastAsia" w:ascii="Times New Roman" w:hAnsi="Times New Roman" w:eastAsia="FangSong" w:cs="Times New Roman"/>
+              </w:rPr>
+              <w:t xml:space="preserve">元素与分析</w:t>
+            </w:r>
+          </w:p>
+        </w:tc>
+        <w:tc>
+          <w:tcPr/>
+          <w:p>
+            <w:pPr>
+              <w:pStyle w:val="Compact"/>
+              <w:jc w:val="center"/>
+            </w:pPr>
+            <w:r>
+              <w:rPr>
                 <w:rFonts w:ascii="Times New Roman" w:hAnsi="Times New Roman" w:eastAsia="Times New Roman" w:cs="Times New Roman"/>
               </w:rPr>
               <w:t xml:space="preserve">⭐⭐⭐⭐</w:t>
+            </w:r>
+          </w:p>
+        </w:tc>
+        <w:tc>
+          <w:tcPr/>
+          <w:p>
+            <w:pPr>
+              <w:pStyle w:val="Compact"/>
+              <w:jc w:val="center"/>
+            </w:pPr>
+            <w:r>
+              <w:rPr>
+                <w:rFonts w:ascii="Times New Roman" w:hAnsi="Times New Roman" w:eastAsia="Times New Roman" w:cs="Times New Roman"/>
+              </w:rPr>
+              <w:t xml:space="preserve">6</w:t>
             </w:r>
           </w:p>
         </w:tc>
@@ -55271,21 +55494,6 @@
                 <w:rFonts w:ascii="Times New Roman" w:hAnsi="Times New Roman" w:eastAsia="Times New Roman" w:cs="Times New Roman"/>
               </w:rPr>
               <w:t xml:space="preserve">8</w:t>
-            </w:r>
-          </w:p>
-        </w:tc>
-        <w:tc>
-          <w:tcPr/>
-          <w:p>
-            <w:pPr>
-              <w:pStyle w:val="Compact"/>
-              <w:jc w:val="center"/>
-            </w:pPr>
-            <w:r>
-              <w:rPr>
-                <w:rFonts w:ascii="Times New Roman" w:hAnsi="Times New Roman" w:eastAsia="Times New Roman" w:cs="Times New Roman"/>
-              </w:rPr>
-              <w:t xml:space="preserve">10</w:t>
             </w:r>
           </w:p>
         </w:tc>
@@ -55373,9 +55581,39 @@
             </w:pPr>
             <w:r>
               <w:rPr>
+                <w:rFonts w:hint="eastAsia" w:ascii="Times New Roman" w:hAnsi="Times New Roman" w:eastAsia="FangSong" w:cs="Times New Roman"/>
+              </w:rPr>
+              <w:t xml:space="preserve">结构化学</w:t>
+            </w:r>
+          </w:p>
+        </w:tc>
+        <w:tc>
+          <w:tcPr/>
+          <w:p>
+            <w:pPr>
+              <w:pStyle w:val="Compact"/>
+              <w:jc w:val="center"/>
+            </w:pPr>
+            <w:r>
+              <w:rPr>
                 <w:rFonts w:ascii="Times New Roman" w:hAnsi="Times New Roman" w:eastAsia="Times New Roman" w:cs="Times New Roman"/>
               </w:rPr>
               <w:t xml:space="preserve">⭐⭐⭐⭐⭐</w:t>
+            </w:r>
+          </w:p>
+        </w:tc>
+        <w:tc>
+          <w:tcPr/>
+          <w:p>
+            <w:pPr>
+              <w:pStyle w:val="Compact"/>
+              <w:jc w:val="center"/>
+            </w:pPr>
+            <w:r>
+              <w:rPr>
+                <w:rFonts w:ascii="Times New Roman" w:hAnsi="Times New Roman" w:eastAsia="Times New Roman" w:cs="Times New Roman"/>
+              </w:rPr>
+              <w:t xml:space="preserve">10</w:t>
             </w:r>
           </w:p>
         </w:tc>
@@ -55393,21 +55631,6 @@
                 <w:rFonts w:ascii="Times New Roman" w:hAnsi="Times New Roman" w:eastAsia="Times New Roman" w:cs="Times New Roman"/>
               </w:rPr>
               <w:t xml:space="preserve">9</w:t>
-            </w:r>
-          </w:p>
-        </w:tc>
-        <w:tc>
-          <w:tcPr/>
-          <w:p>
-            <w:pPr>
-              <w:pStyle w:val="Compact"/>
-              <w:jc w:val="center"/>
-            </w:pPr>
-            <w:r>
-              <w:rPr>
-                <w:rFonts w:ascii="Times New Roman" w:hAnsi="Times New Roman" w:eastAsia="Times New Roman" w:cs="Times New Roman"/>
-              </w:rPr>
-              <w:t xml:space="preserve">8</w:t>
             </w:r>
           </w:p>
         </w:tc>
@@ -55507,9 +55730,39 @@
             </w:pPr>
             <w:r>
               <w:rPr>
+                <w:rFonts w:hint="eastAsia" w:ascii="Times New Roman" w:hAnsi="Times New Roman" w:eastAsia="FangSong" w:cs="Times New Roman"/>
+              </w:rPr>
+              <w:t xml:space="preserve">结构化学</w:t>
+            </w:r>
+          </w:p>
+        </w:tc>
+        <w:tc>
+          <w:tcPr/>
+          <w:p>
+            <w:pPr>
+              <w:pStyle w:val="Compact"/>
+              <w:jc w:val="center"/>
+            </w:pPr>
+            <w:r>
+              <w:rPr>
                 <w:rFonts w:ascii="Times New Roman" w:hAnsi="Times New Roman" w:eastAsia="Times New Roman" w:cs="Times New Roman"/>
               </w:rPr>
               <w:t xml:space="preserve">⭐⭐⭐⭐⭐</w:t>
+            </w:r>
+          </w:p>
+        </w:tc>
+        <w:tc>
+          <w:tcPr/>
+          <w:p>
+            <w:pPr>
+              <w:pStyle w:val="Compact"/>
+              <w:jc w:val="center"/>
+            </w:pPr>
+            <w:r>
+              <w:rPr>
+                <w:rFonts w:ascii="Times New Roman" w:hAnsi="Times New Roman" w:eastAsia="Times New Roman" w:cs="Times New Roman"/>
+              </w:rPr>
+              <w:t xml:space="preserve">8</w:t>
             </w:r>
           </w:p>
         </w:tc>
@@ -55527,21 +55780,6 @@
                 <w:rFonts w:ascii="Times New Roman" w:hAnsi="Times New Roman" w:eastAsia="Times New Roman" w:cs="Times New Roman"/>
               </w:rPr>
               <w:t xml:space="preserve">10</w:t>
-            </w:r>
-          </w:p>
-        </w:tc>
-        <w:tc>
-          <w:tcPr/>
-          <w:p>
-            <w:pPr>
-              <w:pStyle w:val="Compact"/>
-              <w:jc w:val="center"/>
-            </w:pPr>
-            <w:r>
-              <w:rPr>
-                <w:rFonts w:ascii="Times New Roman" w:hAnsi="Times New Roman" w:eastAsia="Times New Roman" w:cs="Times New Roman"/>
-              </w:rPr>
-              <w:t xml:space="preserve">9</w:t>
             </w:r>
           </w:p>
         </w:tc>
@@ -55727,9 +55965,39 @@
             </w:pPr>
             <w:r>
               <w:rPr>
+                <w:rFonts w:hint="eastAsia" w:ascii="Times New Roman" w:hAnsi="Times New Roman" w:eastAsia="FangSong" w:cs="Times New Roman"/>
+              </w:rPr>
+              <w:t xml:space="preserve">结构化学</w:t>
+            </w:r>
+          </w:p>
+        </w:tc>
+        <w:tc>
+          <w:tcPr/>
+          <w:p>
+            <w:pPr>
+              <w:pStyle w:val="Compact"/>
+              <w:jc w:val="center"/>
+            </w:pPr>
+            <w:r>
+              <w:rPr>
                 <w:rFonts w:ascii="Times New Roman" w:hAnsi="Times New Roman" w:eastAsia="Times New Roman" w:cs="Times New Roman"/>
               </w:rPr>
               <w:t xml:space="preserve">⭐⭐⭐⭐⭐</w:t>
+            </w:r>
+          </w:p>
+        </w:tc>
+        <w:tc>
+          <w:tcPr/>
+          <w:p>
+            <w:pPr>
+              <w:pStyle w:val="Compact"/>
+              <w:jc w:val="center"/>
+            </w:pPr>
+            <w:r>
+              <w:rPr>
+                <w:rFonts w:ascii="Times New Roman" w:hAnsi="Times New Roman" w:eastAsia="Times New Roman" w:cs="Times New Roman"/>
+              </w:rPr>
+              <w:t xml:space="preserve">9</w:t>
             </w:r>
           </w:p>
         </w:tc>
@@ -55747,21 +56015,6 @@
                 <w:rFonts w:ascii="Times New Roman" w:hAnsi="Times New Roman" w:eastAsia="Times New Roman" w:cs="Times New Roman"/>
               </w:rPr>
               <w:t xml:space="preserve">11</w:t>
-            </w:r>
-          </w:p>
-        </w:tc>
-        <w:tc>
-          <w:tcPr/>
-          <w:p>
-            <w:pPr>
-              <w:pStyle w:val="Compact"/>
-              <w:jc w:val="center"/>
-            </w:pPr>
-            <w:r>
-              <w:rPr>
-                <w:rFonts w:ascii="Times New Roman" w:hAnsi="Times New Roman" w:eastAsia="Times New Roman" w:cs="Times New Roman"/>
-              </w:rPr>
-              <w:t xml:space="preserve">10</w:t>
             </w:r>
           </w:p>
         </w:tc>
@@ -55867,9 +56120,39 @@
             </w:pPr>
             <w:r>
               <w:rPr>
+                <w:rFonts w:hint="eastAsia" w:ascii="Times New Roman" w:hAnsi="Times New Roman" w:eastAsia="FangSong" w:cs="Times New Roman"/>
+              </w:rPr>
+              <w:t xml:space="preserve">结构化学</w:t>
+            </w:r>
+          </w:p>
+        </w:tc>
+        <w:tc>
+          <w:tcPr/>
+          <w:p>
+            <w:pPr>
+              <w:pStyle w:val="Compact"/>
+              <w:jc w:val="center"/>
+            </w:pPr>
+            <w:r>
+              <w:rPr>
                 <w:rFonts w:ascii="Times New Roman" w:hAnsi="Times New Roman" w:eastAsia="Times New Roman" w:cs="Times New Roman"/>
               </w:rPr>
               <w:t xml:space="preserve">⭐⭐⭐⭐⭐</w:t>
+            </w:r>
+          </w:p>
+        </w:tc>
+        <w:tc>
+          <w:tcPr/>
+          <w:p>
+            <w:pPr>
+              <w:pStyle w:val="Compact"/>
+              <w:jc w:val="center"/>
+            </w:pPr>
+            <w:r>
+              <w:rPr>
+                <w:rFonts w:ascii="Times New Roman" w:hAnsi="Times New Roman" w:eastAsia="Times New Roman" w:cs="Times New Roman"/>
+              </w:rPr>
+              <w:t xml:space="preserve">10</w:t>
             </w:r>
           </w:p>
         </w:tc>
@@ -55887,21 +56170,6 @@
                 <w:rFonts w:ascii="Times New Roman" w:hAnsi="Times New Roman" w:eastAsia="Times New Roman" w:cs="Times New Roman"/>
               </w:rPr>
               <w:t xml:space="preserve">12</w:t>
-            </w:r>
-          </w:p>
-        </w:tc>
-        <w:tc>
-          <w:tcPr/>
-          <w:p>
-            <w:pPr>
-              <w:pStyle w:val="Compact"/>
-              <w:jc w:val="center"/>
-            </w:pPr>
-            <w:r>
-              <w:rPr>
-                <w:rFonts w:ascii="Times New Roman" w:hAnsi="Times New Roman" w:eastAsia="Times New Roman" w:cs="Times New Roman"/>
-              </w:rPr>
-              <w:t xml:space="preserve">10</w:t>
             </w:r>
           </w:p>
         </w:tc>
@@ -56025,9 +56293,39 @@
             </w:pPr>
             <w:r>
               <w:rPr>
+                <w:rFonts w:hint="eastAsia" w:ascii="Times New Roman" w:hAnsi="Times New Roman" w:eastAsia="FangSong" w:cs="Times New Roman"/>
+              </w:rPr>
+              <w:t xml:space="preserve">结构化学</w:t>
+            </w:r>
+          </w:p>
+        </w:tc>
+        <w:tc>
+          <w:tcPr/>
+          <w:p>
+            <w:pPr>
+              <w:pStyle w:val="Compact"/>
+              <w:jc w:val="center"/>
+            </w:pPr>
+            <w:r>
+              <w:rPr>
                 <w:rFonts w:ascii="Times New Roman" w:hAnsi="Times New Roman" w:eastAsia="Times New Roman" w:cs="Times New Roman"/>
               </w:rPr>
               <w:t xml:space="preserve">⭐⭐⭐⭐⭐</w:t>
+            </w:r>
+          </w:p>
+        </w:tc>
+        <w:tc>
+          <w:tcPr/>
+          <w:p>
+            <w:pPr>
+              <w:pStyle w:val="Compact"/>
+              <w:jc w:val="center"/>
+            </w:pPr>
+            <w:r>
+              <w:rPr>
+                <w:rFonts w:ascii="Times New Roman" w:hAnsi="Times New Roman" w:eastAsia="Times New Roman" w:cs="Times New Roman"/>
+              </w:rPr>
+              <w:t xml:space="preserve">10</w:t>
             </w:r>
           </w:p>
         </w:tc>
@@ -56045,21 +56343,6 @@
                 <w:rFonts w:ascii="Times New Roman" w:hAnsi="Times New Roman" w:eastAsia="Times New Roman" w:cs="Times New Roman"/>
               </w:rPr>
               <w:t xml:space="preserve">13</w:t>
-            </w:r>
-          </w:p>
-        </w:tc>
-        <w:tc>
-          <w:tcPr/>
-          <w:p>
-            <w:pPr>
-              <w:pStyle w:val="Compact"/>
-              <w:jc w:val="center"/>
-            </w:pPr>
-            <w:r>
-              <w:rPr>
-                <w:rFonts w:ascii="Times New Roman" w:hAnsi="Times New Roman" w:eastAsia="Times New Roman" w:cs="Times New Roman"/>
-              </w:rPr>
-              <w:t xml:space="preserve">10</w:t>
             </w:r>
           </w:p>
         </w:tc>
@@ -56173,9 +56456,39 @@
             </w:pPr>
             <w:r>
               <w:rPr>
+                <w:rFonts w:hint="eastAsia" w:ascii="Times New Roman" w:hAnsi="Times New Roman" w:eastAsia="FangSong" w:cs="Times New Roman"/>
+              </w:rPr>
+              <w:t xml:space="preserve">化学原理</w:t>
+            </w:r>
+          </w:p>
+        </w:tc>
+        <w:tc>
+          <w:tcPr/>
+          <w:p>
+            <w:pPr>
+              <w:pStyle w:val="Compact"/>
+              <w:jc w:val="center"/>
+            </w:pPr>
+            <w:r>
+              <w:rPr>
                 <w:rFonts w:ascii="Times New Roman" w:hAnsi="Times New Roman" w:eastAsia="Times New Roman" w:cs="Times New Roman"/>
               </w:rPr>
               <w:t xml:space="preserve">⭐⭐⭐⭐⭐</w:t>
+            </w:r>
+          </w:p>
+        </w:tc>
+        <w:tc>
+          <w:tcPr/>
+          <w:p>
+            <w:pPr>
+              <w:pStyle w:val="Compact"/>
+              <w:jc w:val="center"/>
+            </w:pPr>
+            <w:r>
+              <w:rPr>
+                <w:rFonts w:ascii="Times New Roman" w:hAnsi="Times New Roman" w:eastAsia="Times New Roman" w:cs="Times New Roman"/>
+              </w:rPr>
+              <w:t xml:space="preserve">10</w:t>
             </w:r>
           </w:p>
         </w:tc>
@@ -56193,21 +56506,6 @@
                 <w:rFonts w:ascii="Times New Roman" w:hAnsi="Times New Roman" w:eastAsia="Times New Roman" w:cs="Times New Roman"/>
               </w:rPr>
               <w:t xml:space="preserve">14</w:t>
-            </w:r>
-          </w:p>
-        </w:tc>
-        <w:tc>
-          <w:tcPr/>
-          <w:p>
-            <w:pPr>
-              <w:pStyle w:val="Compact"/>
-              <w:jc w:val="center"/>
-            </w:pPr>
-            <w:r>
-              <w:rPr>
-                <w:rFonts w:ascii="Times New Roman" w:hAnsi="Times New Roman" w:eastAsia="Times New Roman" w:cs="Times New Roman"/>
-              </w:rPr>
-              <w:t xml:space="preserve">9</w:t>
             </w:r>
           </w:p>
         </w:tc>
@@ -56325,9 +56623,39 @@
             </w:pPr>
             <w:r>
               <w:rPr>
+                <w:rFonts w:hint="eastAsia" w:ascii="Times New Roman" w:hAnsi="Times New Roman" w:eastAsia="FangSong" w:cs="Times New Roman"/>
+              </w:rPr>
+              <w:t xml:space="preserve">化学原理</w:t>
+            </w:r>
+          </w:p>
+        </w:tc>
+        <w:tc>
+          <w:tcPr/>
+          <w:p>
+            <w:pPr>
+              <w:pStyle w:val="Compact"/>
+              <w:jc w:val="center"/>
+            </w:pPr>
+            <w:r>
+              <w:rPr>
                 <w:rFonts w:ascii="Times New Roman" w:hAnsi="Times New Roman" w:eastAsia="Times New Roman" w:cs="Times New Roman"/>
               </w:rPr>
               <w:t xml:space="preserve">⭐⭐⭐⭐</w:t>
+            </w:r>
+          </w:p>
+        </w:tc>
+        <w:tc>
+          <w:tcPr/>
+          <w:p>
+            <w:pPr>
+              <w:pStyle w:val="Compact"/>
+              <w:jc w:val="center"/>
+            </w:pPr>
+            <w:r>
+              <w:rPr>
+                <w:rFonts w:ascii="Times New Roman" w:hAnsi="Times New Roman" w:eastAsia="Times New Roman" w:cs="Times New Roman"/>
+              </w:rPr>
+              <w:t xml:space="preserve">9</w:t>
             </w:r>
           </w:p>
         </w:tc>
@@ -56345,21 +56673,6 @@
                 <w:rFonts w:ascii="Times New Roman" w:hAnsi="Times New Roman" w:eastAsia="Times New Roman" w:cs="Times New Roman"/>
               </w:rPr>
               <w:t xml:space="preserve">15</w:t>
-            </w:r>
-          </w:p>
-        </w:tc>
-        <w:tc>
-          <w:tcPr/>
-          <w:p>
-            <w:pPr>
-              <w:pStyle w:val="Compact"/>
-              <w:jc w:val="center"/>
-            </w:pPr>
-            <w:r>
-              <w:rPr>
-                <w:rFonts w:ascii="Times New Roman" w:hAnsi="Times New Roman" w:eastAsia="Times New Roman" w:cs="Times New Roman"/>
-              </w:rPr>
-              <w:t xml:space="preserve">9</w:t>
             </w:r>
           </w:p>
         </w:tc>
@@ -56483,9 +56796,39 @@
             </w:pPr>
             <w:r>
               <w:rPr>
+                <w:rFonts w:hint="eastAsia" w:ascii="Times New Roman" w:hAnsi="Times New Roman" w:eastAsia="FangSong" w:cs="Times New Roman"/>
+              </w:rPr>
+              <w:t xml:space="preserve">化学原理</w:t>
+            </w:r>
+          </w:p>
+        </w:tc>
+        <w:tc>
+          <w:tcPr/>
+          <w:p>
+            <w:pPr>
+              <w:pStyle w:val="Compact"/>
+              <w:jc w:val="center"/>
+            </w:pPr>
+            <w:r>
+              <w:rPr>
                 <w:rFonts w:ascii="Times New Roman" w:hAnsi="Times New Roman" w:eastAsia="Times New Roman" w:cs="Times New Roman"/>
               </w:rPr>
               <w:t xml:space="preserve">⭐⭐⭐⭐⭐</w:t>
+            </w:r>
+          </w:p>
+        </w:tc>
+        <w:tc>
+          <w:tcPr/>
+          <w:p>
+            <w:pPr>
+              <w:pStyle w:val="Compact"/>
+              <w:jc w:val="center"/>
+            </w:pPr>
+            <w:r>
+              <w:rPr>
+                <w:rFonts w:ascii="Times New Roman" w:hAnsi="Times New Roman" w:eastAsia="Times New Roman" w:cs="Times New Roman"/>
+              </w:rPr>
+              <w:t xml:space="preserve">9</w:t>
             </w:r>
           </w:p>
         </w:tc>
@@ -56503,21 +56846,6 @@
                 <w:rFonts w:ascii="Times New Roman" w:hAnsi="Times New Roman" w:eastAsia="Times New Roman" w:cs="Times New Roman"/>
               </w:rPr>
               <w:t xml:space="preserve">16</w:t>
-            </w:r>
-          </w:p>
-        </w:tc>
-        <w:tc>
-          <w:tcPr/>
-          <w:p>
-            <w:pPr>
-              <w:pStyle w:val="Compact"/>
-              <w:jc w:val="center"/>
-            </w:pPr>
-            <w:r>
-              <w:rPr>
-                <w:rFonts w:ascii="Times New Roman" w:hAnsi="Times New Roman" w:eastAsia="Times New Roman" w:cs="Times New Roman"/>
-              </w:rPr>
-              <w:t xml:space="preserve">10</w:t>
             </w:r>
           </w:p>
         </w:tc>
@@ -56617,9 +56945,39 @@
             </w:pPr>
             <w:r>
               <w:rPr>
+                <w:rFonts w:hint="eastAsia" w:ascii="Times New Roman" w:hAnsi="Times New Roman" w:eastAsia="FangSong" w:cs="Times New Roman"/>
+              </w:rPr>
+              <w:t xml:space="preserve">化学原理</w:t>
+            </w:r>
+          </w:p>
+        </w:tc>
+        <w:tc>
+          <w:tcPr/>
+          <w:p>
+            <w:pPr>
+              <w:pStyle w:val="Compact"/>
+              <w:jc w:val="center"/>
+            </w:pPr>
+            <w:r>
+              <w:rPr>
                 <w:rFonts w:ascii="Times New Roman" w:hAnsi="Times New Roman" w:eastAsia="Times New Roman" w:cs="Times New Roman"/>
               </w:rPr>
               <w:t xml:space="preserve">⭐⭐⭐⭐⭐</w:t>
+            </w:r>
+          </w:p>
+        </w:tc>
+        <w:tc>
+          <w:tcPr/>
+          <w:p>
+            <w:pPr>
+              <w:pStyle w:val="Compact"/>
+              <w:jc w:val="center"/>
+            </w:pPr>
+            <w:r>
+              <w:rPr>
+                <w:rFonts w:ascii="Times New Roman" w:hAnsi="Times New Roman" w:eastAsia="Times New Roman" w:cs="Times New Roman"/>
+              </w:rPr>
+              <w:t xml:space="preserve">10</w:t>
             </w:r>
           </w:p>
         </w:tc>

--- a/00-首页/题组Word/初赛模拟卷/初赛模拟卷VII（非有机·答案版）.docx
+++ b/00-首页/题组Word/初赛模拟卷/初赛模拟卷VII（非有机·答案版）.docx
@@ -54169,7 +54169,7 @@
     <w:tbl>
       <w:tblPr>
         <w:tblStyle w:val="Table"/>
-        <w:tblW w:type="pct" w:w="5000"/>
+        <w:tblW w:type="dxa" w:w="9411"/>
         <w:tblLayout w:type="fixed"/>
         <w:tblLook w:firstRow="1" w:lastRow="0" w:firstColumn="0" w:lastColumn="0" w:noHBand="0" w:noVBand="0" w:val="0020"/>
         <w:jc w:val="center"/>
@@ -54183,13 +54183,13 @@
         </w:tblBorders>
       </w:tblPr>
       <w:tblGrid>
-        <w:gridCol w:w="1277"/>
-        <w:gridCol w:w="766"/>
-        <w:gridCol w:w="766"/>
-        <w:gridCol w:w="1277"/>
-        <w:gridCol w:w="1277"/>
-        <w:gridCol w:w="1277"/>
-        <w:gridCol w:w="1277"/>
+        <w:gridCol w:w="737"/>
+        <w:gridCol w:w="2562"/>
+        <w:gridCol w:w="2479"/>
+        <w:gridCol w:w="1024"/>
+        <w:gridCol w:w="963"/>
+        <w:gridCol w:w="992"/>
+        <w:gridCol w:w="651"/>
       </w:tblGrid>
       <w:tr>
         <w:trPr>
